--- a/backend/migrations/Proximos_Passos_Projeto_Gestao_Clinicas.docx
+++ b/backend/migrations/Proximos_Passos_Projeto_Gestao_Clinicas.docx
@@ -82,9 +82,9 @@
         <w:tblLayout w:type="fixed"/>
         <w:tblCellMar>
           <w:top w:w="0" w:type="dxa"/>
-          <w:start w:w="108" w:type="dxa"/>
+          <w:left w:w="108" w:type="dxa"/>
           <w:bottom w:w="0" w:type="dxa"/>
-          <w:end w:w="108" w:type="dxa"/>
+          <w:right w:w="108" w:type="dxa"/>
         </w:tblCellMar>
         <w:tblLook w:val="04a0" w:firstRow="1" w:noVBand="1" w:lastRow="0" w:firstColumn="1" w:lastColumn="0" w:noHBand="0"/>
       </w:tblPr>
@@ -104,8 +104,9 @@
             <w:pPr>
               <w:pStyle w:val="Normal"/>
               <w:widowControl/>
+              <w:suppressAutoHyphens w:val="true"/>
               <w:spacing w:lineRule="auto" w:line="240" w:before="0" w:after="0"/>
-              <w:jc w:val="start"/>
+              <w:jc w:val="left"/>
               <w:rPr>
                 <w:rFonts w:eastAsia="ＭＳ 明朝" w:cs=""/>
                 <w:kern w:val="0"/>
@@ -136,8 +137,9 @@
             <w:pPr>
               <w:pStyle w:val="Normal"/>
               <w:widowControl/>
+              <w:suppressAutoHyphens w:val="true"/>
               <w:spacing w:lineRule="auto" w:line="240" w:before="0" w:after="0"/>
-              <w:jc w:val="start"/>
+              <w:jc w:val="left"/>
               <w:rPr>
                 <w:rFonts w:eastAsia="ＭＳ 明朝" w:cs=""/>
                 <w:kern w:val="0"/>
@@ -171,8 +173,9 @@
             <w:pPr>
               <w:pStyle w:val="Normal"/>
               <w:widowControl/>
+              <w:suppressAutoHyphens w:val="true"/>
               <w:spacing w:lineRule="auto" w:line="240" w:before="0" w:after="0"/>
-              <w:jc w:val="start"/>
+              <w:jc w:val="left"/>
               <w:rPr>
                 <w:rFonts w:eastAsia="ＭＳ 明朝" w:cs=""/>
                 <w:kern w:val="0"/>
@@ -202,8 +205,9 @@
             <w:pPr>
               <w:pStyle w:val="Normal"/>
               <w:widowControl/>
+              <w:suppressAutoHyphens w:val="true"/>
               <w:spacing w:lineRule="auto" w:line="240" w:before="0" w:after="0"/>
-              <w:jc w:val="start"/>
+              <w:jc w:val="left"/>
               <w:rPr>
                 <w:rFonts w:eastAsia="ＭＳ 明朝" w:cs=""/>
                 <w:kern w:val="0"/>
@@ -236,8 +240,9 @@
             <w:pPr>
               <w:pStyle w:val="Normal"/>
               <w:widowControl/>
+              <w:suppressAutoHyphens w:val="true"/>
               <w:spacing w:lineRule="auto" w:line="240" w:before="0" w:after="0"/>
-              <w:jc w:val="start"/>
+              <w:jc w:val="left"/>
               <w:rPr>
                 <w:rFonts w:eastAsia="ＭＳ 明朝" w:cs=""/>
                 <w:kern w:val="0"/>
@@ -267,8 +272,9 @@
             <w:pPr>
               <w:pStyle w:val="Normal"/>
               <w:widowControl/>
+              <w:suppressAutoHyphens w:val="true"/>
               <w:spacing w:lineRule="auto" w:line="240" w:before="0" w:after="0"/>
-              <w:jc w:val="start"/>
+              <w:jc w:val="left"/>
               <w:rPr>
                 <w:rFonts w:eastAsia="ＭＳ 明朝" w:cs=""/>
                 <w:kern w:val="0"/>
@@ -301,8 +307,9 @@
             <w:pPr>
               <w:pStyle w:val="Normal"/>
               <w:widowControl/>
+              <w:suppressAutoHyphens w:val="true"/>
               <w:spacing w:lineRule="auto" w:line="240" w:before="0" w:after="0"/>
-              <w:jc w:val="start"/>
+              <w:jc w:val="left"/>
               <w:rPr>
                 <w:rFonts w:eastAsia="ＭＳ 明朝" w:cs=""/>
                 <w:kern w:val="0"/>
@@ -332,8 +339,9 @@
             <w:pPr>
               <w:pStyle w:val="Normal"/>
               <w:widowControl/>
+              <w:suppressAutoHyphens w:val="true"/>
               <w:spacing w:lineRule="auto" w:line="240" w:before="0" w:after="0"/>
-              <w:jc w:val="start"/>
+              <w:jc w:val="left"/>
               <w:rPr>
                 <w:rFonts w:eastAsia="ＭＳ 明朝" w:cs=""/>
                 <w:kern w:val="0"/>
@@ -366,8 +374,9 @@
             <w:pPr>
               <w:pStyle w:val="Normal"/>
               <w:widowControl/>
+              <w:suppressAutoHyphens w:val="true"/>
               <w:spacing w:lineRule="auto" w:line="240" w:before="0" w:after="0"/>
-              <w:jc w:val="start"/>
+              <w:jc w:val="left"/>
               <w:rPr>
                 <w:rFonts w:eastAsia="ＭＳ 明朝" w:cs=""/>
                 <w:kern w:val="0"/>
@@ -397,8 +406,9 @@
             <w:pPr>
               <w:pStyle w:val="Normal"/>
               <w:widowControl/>
+              <w:suppressAutoHyphens w:val="true"/>
               <w:spacing w:lineRule="auto" w:line="240" w:before="0" w:after="0"/>
-              <w:jc w:val="start"/>
+              <w:jc w:val="left"/>
               <w:rPr>
                 <w:rFonts w:eastAsia="ＭＳ 明朝" w:cs=""/>
                 <w:kern w:val="0"/>
@@ -431,8 +441,9 @@
             <w:pPr>
               <w:pStyle w:val="Normal"/>
               <w:widowControl/>
+              <w:suppressAutoHyphens w:val="true"/>
               <w:spacing w:lineRule="auto" w:line="240" w:before="0" w:after="0"/>
-              <w:jc w:val="start"/>
+              <w:jc w:val="left"/>
               <w:rPr>
                 <w:rFonts w:eastAsia="ＭＳ 明朝" w:cs=""/>
                 <w:kern w:val="0"/>
@@ -462,8 +473,9 @@
             <w:pPr>
               <w:pStyle w:val="Normal"/>
               <w:widowControl/>
+              <w:suppressAutoHyphens w:val="true"/>
               <w:spacing w:lineRule="auto" w:line="240" w:before="0" w:after="0"/>
-              <w:jc w:val="start"/>
+              <w:jc w:val="left"/>
               <w:rPr>
                 <w:rFonts w:eastAsia="ＭＳ 明朝" w:cs=""/>
                 <w:kern w:val="0"/>
@@ -496,8 +508,9 @@
             <w:pPr>
               <w:pStyle w:val="Normal"/>
               <w:widowControl/>
+              <w:suppressAutoHyphens w:val="true"/>
               <w:spacing w:lineRule="auto" w:line="240" w:before="0" w:after="0"/>
-              <w:jc w:val="start"/>
+              <w:jc w:val="left"/>
               <w:rPr>
                 <w:rFonts w:eastAsia="ＭＳ 明朝" w:cs=""/>
                 <w:kern w:val="0"/>
@@ -527,8 +540,9 @@
             <w:pPr>
               <w:pStyle w:val="Normal"/>
               <w:widowControl/>
+              <w:suppressAutoHyphens w:val="true"/>
               <w:spacing w:lineRule="auto" w:line="240" w:before="0" w:after="0"/>
-              <w:jc w:val="start"/>
+              <w:jc w:val="left"/>
               <w:rPr>
                 <w:rFonts w:eastAsia="ＭＳ 明朝" w:cs=""/>
                 <w:kern w:val="0"/>
@@ -561,8 +575,9 @@
             <w:pPr>
               <w:pStyle w:val="Normal"/>
               <w:widowControl/>
+              <w:suppressAutoHyphens w:val="true"/>
               <w:spacing w:lineRule="auto" w:line="240" w:before="0" w:after="0"/>
-              <w:jc w:val="start"/>
+              <w:jc w:val="left"/>
               <w:rPr>
                 <w:rFonts w:eastAsia="ＭＳ 明朝" w:cs=""/>
                 <w:kern w:val="0"/>
@@ -592,8 +607,9 @@
             <w:pPr>
               <w:pStyle w:val="Normal"/>
               <w:widowControl/>
+              <w:suppressAutoHyphens w:val="true"/>
               <w:spacing w:lineRule="auto" w:line="240" w:before="0" w:after="0"/>
-              <w:jc w:val="start"/>
+              <w:jc w:val="left"/>
               <w:rPr>
                 <w:rFonts w:eastAsia="ＭＳ 明朝" w:cs=""/>
                 <w:kern w:val="0"/>
@@ -626,8 +642,9 @@
             <w:pPr>
               <w:pStyle w:val="Normal"/>
               <w:widowControl/>
+              <w:suppressAutoHyphens w:val="true"/>
               <w:spacing w:lineRule="auto" w:line="240" w:before="0" w:after="0"/>
-              <w:jc w:val="start"/>
+              <w:jc w:val="left"/>
               <w:rPr>
                 <w:rFonts w:eastAsia="ＭＳ 明朝" w:cs=""/>
                 <w:kern w:val="0"/>
@@ -657,8 +674,9 @@
             <w:pPr>
               <w:pStyle w:val="Normal"/>
               <w:widowControl/>
+              <w:suppressAutoHyphens w:val="true"/>
               <w:spacing w:lineRule="auto" w:line="240" w:before="0" w:after="0"/>
-              <w:jc w:val="start"/>
+              <w:jc w:val="left"/>
               <w:rPr>
                 <w:rFonts w:eastAsia="ＭＳ 明朝" w:cs=""/>
                 <w:kern w:val="0"/>
@@ -691,8 +709,9 @@
             <w:pPr>
               <w:pStyle w:val="Normal"/>
               <w:widowControl/>
+              <w:suppressAutoHyphens w:val="true"/>
               <w:spacing w:lineRule="auto" w:line="240" w:before="0" w:after="0"/>
-              <w:jc w:val="start"/>
+              <w:jc w:val="left"/>
               <w:rPr>
                 <w:rFonts w:eastAsia="ＭＳ 明朝" w:cs=""/>
                 <w:kern w:val="0"/>
@@ -722,8 +741,9 @@
             <w:pPr>
               <w:pStyle w:val="Normal"/>
               <w:widowControl/>
+              <w:suppressAutoHyphens w:val="true"/>
               <w:spacing w:lineRule="auto" w:line="240" w:before="0" w:after="0"/>
-              <w:jc w:val="start"/>
+              <w:jc w:val="left"/>
               <w:rPr>
                 <w:rFonts w:eastAsia="ＭＳ 明朝" w:cs=""/>
                 <w:kern w:val="0"/>
@@ -756,8 +776,9 @@
             <w:pPr>
               <w:pStyle w:val="Normal"/>
               <w:widowControl/>
+              <w:suppressAutoHyphens w:val="true"/>
               <w:spacing w:lineRule="auto" w:line="240" w:before="0" w:after="0"/>
-              <w:jc w:val="start"/>
+              <w:jc w:val="left"/>
               <w:rPr>
                 <w:rFonts w:eastAsia="ＭＳ 明朝" w:cs=""/>
                 <w:kern w:val="0"/>
@@ -787,8 +808,9 @@
             <w:pPr>
               <w:pStyle w:val="Normal"/>
               <w:widowControl/>
+              <w:suppressAutoHyphens w:val="true"/>
               <w:spacing w:lineRule="auto" w:line="240" w:before="0" w:after="0"/>
-              <w:jc w:val="start"/>
+              <w:jc w:val="left"/>
               <w:rPr>
                 <w:rFonts w:eastAsia="ＭＳ 明朝" w:cs=""/>
                 <w:kern w:val="0"/>
@@ -821,8 +843,9 @@
             <w:pPr>
               <w:pStyle w:val="Normal"/>
               <w:widowControl/>
+              <w:suppressAutoHyphens w:val="true"/>
               <w:spacing w:lineRule="auto" w:line="240" w:before="0" w:after="0"/>
-              <w:jc w:val="start"/>
+              <w:jc w:val="left"/>
               <w:rPr>
                 <w:rFonts w:eastAsia="ＭＳ 明朝" w:cs=""/>
                 <w:kern w:val="0"/>
@@ -852,8 +875,9 @@
             <w:pPr>
               <w:pStyle w:val="Normal"/>
               <w:widowControl/>
+              <w:suppressAutoHyphens w:val="true"/>
               <w:spacing w:lineRule="auto" w:line="240" w:before="0" w:after="0"/>
-              <w:jc w:val="start"/>
+              <w:jc w:val="left"/>
               <w:rPr>
                 <w:rFonts w:eastAsia="ＭＳ 明朝" w:cs=""/>
                 <w:kern w:val="0"/>
@@ -886,8 +910,9 @@
             <w:pPr>
               <w:pStyle w:val="Normal"/>
               <w:widowControl/>
+              <w:suppressAutoHyphens w:val="true"/>
               <w:spacing w:lineRule="auto" w:line="240" w:before="0" w:after="0"/>
-              <w:jc w:val="start"/>
+              <w:jc w:val="left"/>
               <w:rPr>
                 <w:rFonts w:eastAsia="ＭＳ 明朝" w:cs=""/>
                 <w:kern w:val="0"/>
@@ -917,8 +942,9 @@
             <w:pPr>
               <w:pStyle w:val="Normal"/>
               <w:widowControl/>
+              <w:suppressAutoHyphens w:val="true"/>
               <w:spacing w:lineRule="auto" w:line="240" w:before="0" w:after="0"/>
-              <w:jc w:val="start"/>
+              <w:jc w:val="left"/>
               <w:rPr>
                 <w:rFonts w:eastAsia="ＭＳ 明朝" w:cs=""/>
                 <w:kern w:val="0"/>
@@ -1545,9 +1571,9 @@
         <w:tblLayout w:type="fixed"/>
         <w:tblCellMar>
           <w:top w:w="0" w:type="dxa"/>
-          <w:start w:w="108" w:type="dxa"/>
+          <w:left w:w="108" w:type="dxa"/>
           <w:bottom w:w="0" w:type="dxa"/>
-          <w:end w:w="108" w:type="dxa"/>
+          <w:right w:w="108" w:type="dxa"/>
         </w:tblCellMar>
         <w:tblLook w:val="04a0" w:firstRow="1" w:noVBand="1" w:lastRow="0" w:firstColumn="1" w:lastColumn="0" w:noHBand="0"/>
       </w:tblPr>
@@ -1567,8 +1593,9 @@
             <w:pPr>
               <w:pStyle w:val="Normal"/>
               <w:widowControl/>
+              <w:suppressAutoHyphens w:val="true"/>
               <w:spacing w:lineRule="auto" w:line="240" w:before="0" w:after="0"/>
-              <w:jc w:val="start"/>
+              <w:jc w:val="left"/>
               <w:rPr>
                 <w:rFonts w:eastAsia="ＭＳ 明朝" w:cs=""/>
                 <w:kern w:val="0"/>
@@ -1599,8 +1626,9 @@
             <w:pPr>
               <w:pStyle w:val="Normal"/>
               <w:widowControl/>
+              <w:suppressAutoHyphens w:val="true"/>
               <w:spacing w:lineRule="auto" w:line="240" w:before="0" w:after="0"/>
-              <w:jc w:val="start"/>
+              <w:jc w:val="left"/>
               <w:rPr>
                 <w:rFonts w:eastAsia="ＭＳ 明朝" w:cs=""/>
                 <w:kern w:val="0"/>
@@ -1634,8 +1662,9 @@
             <w:pPr>
               <w:pStyle w:val="Normal"/>
               <w:widowControl/>
+              <w:suppressAutoHyphens w:val="true"/>
               <w:spacing w:lineRule="auto" w:line="240" w:before="0" w:after="0"/>
-              <w:jc w:val="start"/>
+              <w:jc w:val="left"/>
               <w:rPr>
                 <w:rFonts w:eastAsia="ＭＳ 明朝" w:cs=""/>
                 <w:kern w:val="0"/>
@@ -1668,8 +1697,9 @@
             <w:pPr>
               <w:pStyle w:val="Normal"/>
               <w:widowControl/>
+              <w:suppressAutoHyphens w:val="true"/>
               <w:spacing w:lineRule="auto" w:line="240" w:before="0" w:after="0"/>
-              <w:jc w:val="start"/>
+              <w:jc w:val="left"/>
               <w:rPr>
                 <w:rFonts w:eastAsia="ＭＳ 明朝" w:cs=""/>
                 <w:kern w:val="0"/>
@@ -1705,8 +1735,9 @@
             <w:pPr>
               <w:pStyle w:val="Normal"/>
               <w:widowControl/>
+              <w:suppressAutoHyphens w:val="true"/>
               <w:spacing w:lineRule="auto" w:line="240" w:before="0" w:after="0"/>
-              <w:jc w:val="start"/>
+              <w:jc w:val="left"/>
               <w:rPr>
                 <w:rFonts w:eastAsia="ＭＳ 明朝" w:cs=""/>
                 <w:kern w:val="0"/>
@@ -1739,8 +1770,9 @@
             <w:pPr>
               <w:pStyle w:val="Normal"/>
               <w:widowControl/>
+              <w:suppressAutoHyphens w:val="true"/>
               <w:spacing w:lineRule="auto" w:line="240" w:before="0" w:after="0"/>
-              <w:jc w:val="start"/>
+              <w:jc w:val="left"/>
               <w:rPr>
                 <w:rFonts w:eastAsia="ＭＳ 明朝" w:cs=""/>
                 <w:kern w:val="0"/>
@@ -1776,8 +1808,9 @@
             <w:pPr>
               <w:pStyle w:val="Normal"/>
               <w:widowControl/>
+              <w:suppressAutoHyphens w:val="true"/>
               <w:spacing w:lineRule="auto" w:line="240" w:before="0" w:after="0"/>
-              <w:jc w:val="start"/>
+              <w:jc w:val="left"/>
               <w:rPr>
                 <w:rFonts w:eastAsia="ＭＳ 明朝" w:cs=""/>
                 <w:kern w:val="0"/>
@@ -1810,8 +1843,9 @@
             <w:pPr>
               <w:pStyle w:val="Normal"/>
               <w:widowControl/>
+              <w:suppressAutoHyphens w:val="true"/>
               <w:spacing w:lineRule="auto" w:line="240" w:before="0" w:after="0"/>
-              <w:jc w:val="start"/>
+              <w:jc w:val="left"/>
               <w:rPr>
                 <w:rFonts w:eastAsia="ＭＳ 明朝" w:cs=""/>
                 <w:kern w:val="0"/>
@@ -1847,8 +1881,9 @@
             <w:pPr>
               <w:pStyle w:val="Normal"/>
               <w:widowControl/>
+              <w:suppressAutoHyphens w:val="true"/>
               <w:spacing w:lineRule="auto" w:line="240" w:before="0" w:after="0"/>
-              <w:jc w:val="start"/>
+              <w:jc w:val="left"/>
               <w:rPr>
                 <w:rFonts w:eastAsia="ＭＳ 明朝" w:cs=""/>
                 <w:kern w:val="0"/>
@@ -1881,8 +1916,9 @@
             <w:pPr>
               <w:pStyle w:val="Normal"/>
               <w:widowControl/>
+              <w:suppressAutoHyphens w:val="true"/>
               <w:spacing w:lineRule="auto" w:line="240" w:before="0" w:after="0"/>
-              <w:jc w:val="start"/>
+              <w:jc w:val="left"/>
               <w:rPr>
                 <w:rFonts w:eastAsia="ＭＳ 明朝" w:cs=""/>
                 <w:kern w:val="0"/>
@@ -1918,13 +1954,12 @@
             <w:pPr>
               <w:pStyle w:val="Normal"/>
               <w:widowControl/>
+              <w:suppressAutoHyphens w:val="true"/>
               <w:spacing w:lineRule="auto" w:line="240" w:before="0" w:after="0"/>
-              <w:jc w:val="start"/>
+              <w:jc w:val="left"/>
               <w:rPr>
-                <w:rFonts w:eastAsia="ＭＳ 明朝" w:cs=""/>
-                <w:kern w:val="0"/>
-                <w:szCs w:val="22"/>
-                <w:lang w:val="en-US" w:eastAsia="en-US" w:bidi="ar-SA"/>
+                <w:highlight w:val="none"/>
+                <w:shd w:fill="81D41A" w:val="clear"/>
               </w:rPr>
             </w:pPr>
             <w:r>
@@ -1933,6 +1968,7 @@
                 <w:kern w:val="0"/>
                 <w:sz w:val="19"/>
                 <w:szCs w:val="22"/>
+                <w:shd w:fill="81D41A" w:val="clear"/>
                 <w:lang w:val="en-US" w:eastAsia="en-US" w:bidi="ar-SA"/>
               </w:rPr>
               <w:t>Agendamento</w:t>
@@ -1949,13 +1985,12 @@
             <w:pPr>
               <w:pStyle w:val="Normal"/>
               <w:widowControl/>
+              <w:suppressAutoHyphens w:val="true"/>
               <w:spacing w:lineRule="auto" w:line="240" w:before="0" w:after="0"/>
-              <w:jc w:val="start"/>
+              <w:jc w:val="left"/>
               <w:rPr>
-                <w:rFonts w:eastAsia="ＭＳ 明朝" w:cs=""/>
-                <w:kern w:val="0"/>
-                <w:szCs w:val="22"/>
-                <w:lang w:val="en-US" w:eastAsia="en-US" w:bidi="ar-SA"/>
+                <w:highlight w:val="none"/>
+                <w:shd w:fill="81D41A" w:val="clear"/>
               </w:rPr>
             </w:pPr>
             <w:r>
@@ -1964,6 +1999,7 @@
                 <w:kern w:val="0"/>
                 <w:sz w:val="19"/>
                 <w:szCs w:val="22"/>
+                <w:shd w:fill="81D41A" w:val="clear"/>
                 <w:lang w:val="en-US" w:eastAsia="en-US" w:bidi="ar-SA"/>
               </w:rPr>
               <w:t>id, paciente, profissional, data/hora, status</w:t>
@@ -1983,8 +2019,9 @@
             <w:pPr>
               <w:pStyle w:val="Normal"/>
               <w:widowControl/>
+              <w:suppressAutoHyphens w:val="true"/>
               <w:spacing w:lineRule="auto" w:line="240" w:before="0" w:after="0"/>
-              <w:jc w:val="start"/>
+              <w:jc w:val="left"/>
               <w:rPr>
                 <w:rFonts w:eastAsia="ＭＳ 明朝" w:cs=""/>
                 <w:kern w:val="0"/>
@@ -2014,8 +2051,9 @@
             <w:pPr>
               <w:pStyle w:val="Normal"/>
               <w:widowControl/>
+              <w:suppressAutoHyphens w:val="true"/>
               <w:spacing w:lineRule="auto" w:line="240" w:before="0" w:after="0"/>
-              <w:jc w:val="start"/>
+              <w:jc w:val="left"/>
               <w:rPr>
                 <w:rFonts w:eastAsia="ＭＳ 明朝" w:cs=""/>
                 <w:kern w:val="0"/>
@@ -2056,6 +2094,4361 @@
         <w:rPr/>
       </w:r>
     </w:p>
+    <w:p>
+      <w:pPr>
+        <w:pStyle w:val="Normal"/>
+        <w:rPr/>
+      </w:pPr>
+      <w:r>
+        <w:rPr/>
+        <w:t>TABLE: USERS</w:t>
+      </w:r>
+    </w:p>
+    <w:p>
+      <w:pPr>
+        <w:pStyle w:val="Normal"/>
+        <w:rPr/>
+      </w:pPr>
+      <w:r>
+        <w:rPr/>
+        <w:t>FIELDS:</w:t>
+      </w:r>
+    </w:p>
+    <w:p>
+      <w:pPr>
+        <w:pStyle w:val="Normal"/>
+        <w:shd w:val="clear" w:fill="191A1C"/>
+        <w:rPr>
+          <w:rFonts w:ascii="JetBrains Mono" w:hAnsi="JetBrains Mono"/>
+          <w:b w:val="false"/>
+          <w:i w:val="false"/>
+          <w:color w:val="BCBEC4"/>
+          <w:sz w:val="20"/>
+        </w:rPr>
+      </w:pPr>
+      <w:r>
+        <w:rPr>
+          <w:rFonts w:ascii="JetBrains Mono" w:hAnsi="JetBrains Mono"/>
+          <w:b w:val="false"/>
+          <w:i w:val="false"/>
+          <w:color w:val="C77DBB"/>
+          <w:sz w:val="20"/>
+        </w:rPr>
+        <w:t xml:space="preserve">id </w:t>
+      </w:r>
+      <w:r>
+        <w:rPr>
+          <w:rFonts w:ascii="JetBrains Mono" w:hAnsi="JetBrains Mono"/>
+          <w:b w:val="false"/>
+          <w:i w:val="false"/>
+          <w:color w:val="CF8E6D"/>
+          <w:sz w:val="20"/>
+        </w:rPr>
+        <w:t xml:space="preserve">uuid primary key default </w:t>
+      </w:r>
+      <w:r>
+        <w:rPr>
+          <w:rFonts w:ascii="JetBrains Mono" w:hAnsi="JetBrains Mono"/>
+          <w:b w:val="false"/>
+          <w:i/>
+          <w:color w:val="57AAF7"/>
+          <w:sz w:val="20"/>
+        </w:rPr>
+        <w:t>gen_random_uuid</w:t>
+      </w:r>
+      <w:r>
+        <w:rPr>
+          <w:rFonts w:ascii="JetBrains Mono" w:hAnsi="JetBrains Mono"/>
+          <w:b w:val="false"/>
+          <w:i w:val="false"/>
+          <w:color w:val="BCBEC4"/>
+          <w:sz w:val="20"/>
+        </w:rPr>
+        <w:t>(),</w:t>
+        <w:br/>
+      </w:r>
+      <w:r>
+        <w:rPr>
+          <w:rFonts w:ascii="JetBrains Mono" w:hAnsi="JetBrains Mono"/>
+          <w:b w:val="false"/>
+          <w:i w:val="false"/>
+          <w:color w:val="C77DBB"/>
+          <w:sz w:val="20"/>
+        </w:rPr>
+        <w:t xml:space="preserve">name </w:t>
+      </w:r>
+      <w:r>
+        <w:rPr>
+          <w:rFonts w:ascii="JetBrains Mono" w:hAnsi="JetBrains Mono"/>
+          <w:b w:val="false"/>
+          <w:i w:val="false"/>
+          <w:color w:val="CF8E6D"/>
+          <w:sz w:val="20"/>
+        </w:rPr>
+        <w:t>varchar</w:t>
+      </w:r>
+      <w:r>
+        <w:rPr>
+          <w:rFonts w:ascii="JetBrains Mono" w:hAnsi="JetBrains Mono"/>
+          <w:b w:val="false"/>
+          <w:i w:val="false"/>
+          <w:color w:val="BCBEC4"/>
+          <w:sz w:val="20"/>
+        </w:rPr>
+        <w:t>(</w:t>
+      </w:r>
+      <w:r>
+        <w:rPr>
+          <w:rFonts w:ascii="JetBrains Mono" w:hAnsi="JetBrains Mono"/>
+          <w:b w:val="false"/>
+          <w:i w:val="false"/>
+          <w:color w:val="2AACB8"/>
+          <w:sz w:val="20"/>
+        </w:rPr>
+        <w:t>100</w:t>
+      </w:r>
+      <w:r>
+        <w:rPr>
+          <w:rFonts w:ascii="JetBrains Mono" w:hAnsi="JetBrains Mono"/>
+          <w:b w:val="false"/>
+          <w:i w:val="false"/>
+          <w:color w:val="BCBEC4"/>
+          <w:sz w:val="20"/>
+        </w:rPr>
+        <w:t xml:space="preserve">) </w:t>
+      </w:r>
+      <w:r>
+        <w:rPr>
+          <w:rFonts w:ascii="JetBrains Mono" w:hAnsi="JetBrains Mono"/>
+          <w:b w:val="false"/>
+          <w:i w:val="false"/>
+          <w:color w:val="CF8E6D"/>
+          <w:sz w:val="20"/>
+        </w:rPr>
+        <w:t>not null</w:t>
+      </w:r>
+      <w:r>
+        <w:rPr>
+          <w:rFonts w:ascii="JetBrains Mono" w:hAnsi="JetBrains Mono"/>
+          <w:b w:val="false"/>
+          <w:i w:val="false"/>
+          <w:color w:val="BCBEC4"/>
+          <w:sz w:val="20"/>
+        </w:rPr>
+        <w:t>,</w:t>
+        <w:br/>
+      </w:r>
+      <w:r>
+        <w:rPr>
+          <w:rFonts w:ascii="JetBrains Mono" w:hAnsi="JetBrains Mono"/>
+          <w:b w:val="false"/>
+          <w:i w:val="false"/>
+          <w:color w:val="C77DBB"/>
+          <w:sz w:val="20"/>
+        </w:rPr>
+        <w:t xml:space="preserve">email </w:t>
+      </w:r>
+      <w:r>
+        <w:rPr>
+          <w:rFonts w:ascii="JetBrains Mono" w:hAnsi="JetBrains Mono"/>
+          <w:b w:val="false"/>
+          <w:i w:val="false"/>
+          <w:color w:val="CF8E6D"/>
+          <w:sz w:val="20"/>
+        </w:rPr>
+        <w:t>varchar</w:t>
+      </w:r>
+      <w:r>
+        <w:rPr>
+          <w:rFonts w:ascii="JetBrains Mono" w:hAnsi="JetBrains Mono"/>
+          <w:b w:val="false"/>
+          <w:i w:val="false"/>
+          <w:color w:val="BCBEC4"/>
+          <w:sz w:val="20"/>
+        </w:rPr>
+        <w:t>(</w:t>
+      </w:r>
+      <w:r>
+        <w:rPr>
+          <w:rFonts w:ascii="JetBrains Mono" w:hAnsi="JetBrains Mono"/>
+          <w:b w:val="false"/>
+          <w:i w:val="false"/>
+          <w:color w:val="2AACB8"/>
+          <w:sz w:val="20"/>
+        </w:rPr>
+        <w:t>100</w:t>
+      </w:r>
+      <w:r>
+        <w:rPr>
+          <w:rFonts w:ascii="JetBrains Mono" w:hAnsi="JetBrains Mono"/>
+          <w:b w:val="false"/>
+          <w:i w:val="false"/>
+          <w:color w:val="BCBEC4"/>
+          <w:sz w:val="20"/>
+        </w:rPr>
+        <w:t xml:space="preserve">) </w:t>
+      </w:r>
+      <w:r>
+        <w:rPr>
+          <w:rFonts w:ascii="JetBrains Mono" w:hAnsi="JetBrains Mono"/>
+          <w:b w:val="false"/>
+          <w:i w:val="false"/>
+          <w:color w:val="CF8E6D"/>
+          <w:sz w:val="20"/>
+        </w:rPr>
+        <w:t>not null unique</w:t>
+      </w:r>
+      <w:r>
+        <w:rPr>
+          <w:rFonts w:ascii="JetBrains Mono" w:hAnsi="JetBrains Mono"/>
+          <w:b w:val="false"/>
+          <w:i w:val="false"/>
+          <w:color w:val="BCBEC4"/>
+          <w:sz w:val="20"/>
+        </w:rPr>
+        <w:t>,</w:t>
+        <w:br/>
+      </w:r>
+      <w:r>
+        <w:rPr>
+          <w:rFonts w:ascii="JetBrains Mono" w:hAnsi="JetBrains Mono"/>
+          <w:b w:val="false"/>
+          <w:i w:val="false"/>
+          <w:color w:val="C77DBB"/>
+          <w:sz w:val="20"/>
+        </w:rPr>
+        <w:t xml:space="preserve">password </w:t>
+      </w:r>
+      <w:r>
+        <w:rPr>
+          <w:rFonts w:ascii="JetBrains Mono" w:hAnsi="JetBrains Mono"/>
+          <w:b w:val="false"/>
+          <w:i w:val="false"/>
+          <w:color w:val="CF8E6D"/>
+          <w:sz w:val="20"/>
+        </w:rPr>
+        <w:t>varchar</w:t>
+      </w:r>
+      <w:r>
+        <w:rPr>
+          <w:rFonts w:ascii="JetBrains Mono" w:hAnsi="JetBrains Mono"/>
+          <w:b w:val="false"/>
+          <w:i w:val="false"/>
+          <w:color w:val="BCBEC4"/>
+          <w:sz w:val="20"/>
+        </w:rPr>
+        <w:t>(</w:t>
+      </w:r>
+      <w:r>
+        <w:rPr>
+          <w:rFonts w:ascii="JetBrains Mono" w:hAnsi="JetBrains Mono"/>
+          <w:b w:val="false"/>
+          <w:i w:val="false"/>
+          <w:color w:val="2AACB8"/>
+          <w:sz w:val="20"/>
+        </w:rPr>
+        <w:t>20</w:t>
+      </w:r>
+      <w:r>
+        <w:rPr>
+          <w:rFonts w:ascii="JetBrains Mono" w:hAnsi="JetBrains Mono"/>
+          <w:b w:val="false"/>
+          <w:i w:val="false"/>
+          <w:color w:val="BCBEC4"/>
+          <w:sz w:val="20"/>
+        </w:rPr>
+        <w:t xml:space="preserve">) </w:t>
+      </w:r>
+      <w:r>
+        <w:rPr>
+          <w:rFonts w:ascii="JetBrains Mono" w:hAnsi="JetBrains Mono"/>
+          <w:b w:val="false"/>
+          <w:i w:val="false"/>
+          <w:color w:val="CF8E6D"/>
+          <w:sz w:val="20"/>
+        </w:rPr>
+        <w:t>not null</w:t>
+      </w:r>
+      <w:r>
+        <w:rPr>
+          <w:rFonts w:ascii="JetBrains Mono" w:hAnsi="JetBrains Mono"/>
+          <w:b w:val="false"/>
+          <w:i w:val="false"/>
+          <w:color w:val="BCBEC4"/>
+          <w:sz w:val="20"/>
+        </w:rPr>
+        <w:t>,</w:t>
+        <w:br/>
+      </w:r>
+      <w:r>
+        <w:rPr>
+          <w:rFonts w:ascii="JetBrains Mono" w:hAnsi="JetBrains Mono"/>
+          <w:b w:val="false"/>
+          <w:i w:val="false"/>
+          <w:color w:val="C77DBB"/>
+          <w:sz w:val="20"/>
+        </w:rPr>
+        <w:t xml:space="preserve">profile </w:t>
+      </w:r>
+      <w:r>
+        <w:rPr>
+          <w:rFonts w:ascii="JetBrains Mono" w:hAnsi="JetBrains Mono"/>
+          <w:b w:val="false"/>
+          <w:i w:val="false"/>
+          <w:color w:val="CF8E6D"/>
+          <w:sz w:val="20"/>
+        </w:rPr>
+        <w:t>varchar</w:t>
+      </w:r>
+      <w:r>
+        <w:rPr>
+          <w:rFonts w:ascii="JetBrains Mono" w:hAnsi="JetBrains Mono"/>
+          <w:b w:val="false"/>
+          <w:i w:val="false"/>
+          <w:color w:val="BCBEC4"/>
+          <w:sz w:val="20"/>
+        </w:rPr>
+        <w:t>(</w:t>
+      </w:r>
+      <w:r>
+        <w:rPr>
+          <w:rFonts w:ascii="JetBrains Mono" w:hAnsi="JetBrains Mono"/>
+          <w:b w:val="false"/>
+          <w:i w:val="false"/>
+          <w:color w:val="2AACB8"/>
+          <w:sz w:val="20"/>
+        </w:rPr>
+        <w:t>25</w:t>
+      </w:r>
+      <w:r>
+        <w:rPr>
+          <w:rFonts w:ascii="JetBrains Mono" w:hAnsi="JetBrains Mono"/>
+          <w:b w:val="false"/>
+          <w:i w:val="false"/>
+          <w:color w:val="BCBEC4"/>
+          <w:sz w:val="20"/>
+        </w:rPr>
+        <w:t xml:space="preserve">) </w:t>
+      </w:r>
+      <w:r>
+        <w:rPr>
+          <w:rFonts w:ascii="JetBrains Mono" w:hAnsi="JetBrains Mono"/>
+          <w:b w:val="false"/>
+          <w:i w:val="false"/>
+          <w:color w:val="CF8E6D"/>
+          <w:sz w:val="20"/>
+        </w:rPr>
+        <w:t>not null</w:t>
+      </w:r>
+      <w:r>
+        <w:rPr>
+          <w:rFonts w:ascii="JetBrains Mono" w:hAnsi="JetBrains Mono"/>
+          <w:b w:val="false"/>
+          <w:i w:val="false"/>
+          <w:color w:val="BCBEC4"/>
+          <w:sz w:val="20"/>
+        </w:rPr>
+        <w:t>,</w:t>
+        <w:br/>
+      </w:r>
+      <w:r>
+        <w:rPr>
+          <w:rFonts w:ascii="JetBrains Mono" w:hAnsi="JetBrains Mono"/>
+          <w:b w:val="false"/>
+          <w:i w:val="false"/>
+          <w:color w:val="C77DBB"/>
+          <w:sz w:val="20"/>
+        </w:rPr>
+        <w:t xml:space="preserve">created </w:t>
+      </w:r>
+      <w:r>
+        <w:rPr>
+          <w:rFonts w:ascii="JetBrains Mono" w:hAnsi="JetBrains Mono"/>
+          <w:b w:val="false"/>
+          <w:i w:val="false"/>
+          <w:color w:val="CF8E6D"/>
+          <w:sz w:val="20"/>
+        </w:rPr>
+        <w:t xml:space="preserve">timestamptz default </w:t>
+      </w:r>
+      <w:r>
+        <w:rPr>
+          <w:rFonts w:ascii="JetBrains Mono" w:hAnsi="JetBrains Mono"/>
+          <w:b w:val="false"/>
+          <w:i/>
+          <w:color w:val="57AAF7"/>
+          <w:sz w:val="20"/>
+        </w:rPr>
+        <w:t>now</w:t>
+      </w:r>
+      <w:r>
+        <w:rPr>
+          <w:rFonts w:ascii="JetBrains Mono" w:hAnsi="JetBrains Mono"/>
+          <w:b w:val="false"/>
+          <w:i w:val="false"/>
+          <w:color w:val="BCBEC4"/>
+          <w:sz w:val="20"/>
+        </w:rPr>
+        <w:t>()</w:t>
+      </w:r>
+    </w:p>
+    <w:p>
+      <w:pPr>
+        <w:pStyle w:val="Normal"/>
+        <w:rPr/>
+      </w:pPr>
+      <w:r>
+        <w:rPr/>
+      </w:r>
+    </w:p>
+    <w:p>
+      <w:pPr>
+        <w:pStyle w:val="Normal"/>
+        <w:rPr/>
+      </w:pPr>
+      <w:r>
+        <w:rPr/>
+        <w:t xml:space="preserve">TABLE: ADDRESS → </w:t>
+      </w:r>
+      <w:r>
+        <w:rPr>
+          <w:b/>
+          <w:bCs/>
+          <w:color w:val="C9211E"/>
+        </w:rPr>
+        <w:t>INEXISTENTE NO MODELO</w:t>
+      </w:r>
+    </w:p>
+    <w:p>
+      <w:pPr>
+        <w:pStyle w:val="Normal"/>
+        <w:rPr>
+          <w:b/>
+          <w:bCs/>
+          <w:color w:val="C9211E"/>
+        </w:rPr>
+      </w:pPr>
+      <w:r>
+        <w:rPr>
+          <w:b/>
+          <w:bCs/>
+          <w:color w:val="C9211E"/>
+        </w:rPr>
+      </w:r>
+    </w:p>
+    <w:p>
+      <w:pPr>
+        <w:pStyle w:val="Normal"/>
+        <w:rPr/>
+      </w:pPr>
+      <w:r>
+        <w:rPr/>
+        <w:t>FIELDS:</w:t>
+      </w:r>
+    </w:p>
+    <w:p>
+      <w:pPr>
+        <w:pStyle w:val="Normal"/>
+        <w:shd w:val="clear" w:fill="191A1C"/>
+        <w:rPr>
+          <w:rFonts w:ascii="JetBrains Mono" w:hAnsi="JetBrains Mono"/>
+          <w:b w:val="false"/>
+          <w:i w:val="false"/>
+          <w:color w:val="BCBEC4"/>
+          <w:sz w:val="20"/>
+        </w:rPr>
+      </w:pPr>
+      <w:r>
+        <w:rPr>
+          <w:rFonts w:ascii="JetBrains Mono" w:hAnsi="JetBrains Mono"/>
+          <w:b w:val="false"/>
+          <w:i w:val="false"/>
+          <w:color w:val="C77DBB"/>
+          <w:sz w:val="20"/>
+        </w:rPr>
+        <w:t xml:space="preserve">id </w:t>
+      </w:r>
+      <w:r>
+        <w:rPr>
+          <w:rFonts w:ascii="JetBrains Mono" w:hAnsi="JetBrains Mono"/>
+          <w:b w:val="false"/>
+          <w:i w:val="false"/>
+          <w:color w:val="CF8E6D"/>
+          <w:sz w:val="20"/>
+        </w:rPr>
+        <w:t xml:space="preserve">uuid primary key default </w:t>
+      </w:r>
+      <w:r>
+        <w:rPr>
+          <w:rFonts w:ascii="JetBrains Mono" w:hAnsi="JetBrains Mono"/>
+          <w:b w:val="false"/>
+          <w:i/>
+          <w:color w:val="57AAF7"/>
+          <w:sz w:val="20"/>
+        </w:rPr>
+        <w:t>gen_random_uuid</w:t>
+      </w:r>
+      <w:r>
+        <w:rPr>
+          <w:rFonts w:ascii="JetBrains Mono" w:hAnsi="JetBrains Mono"/>
+          <w:b w:val="false"/>
+          <w:i w:val="false"/>
+          <w:color w:val="BCBEC4"/>
+          <w:sz w:val="20"/>
+        </w:rPr>
+        <w:t>(),</w:t>
+        <w:br/>
+      </w:r>
+      <w:r>
+        <w:rPr>
+          <w:rFonts w:ascii="JetBrains Mono" w:hAnsi="JetBrains Mono"/>
+          <w:b w:val="false"/>
+          <w:i w:val="false"/>
+          <w:color w:val="C77DBB"/>
+          <w:sz w:val="20"/>
+        </w:rPr>
+        <w:t xml:space="preserve">address </w:t>
+      </w:r>
+      <w:r>
+        <w:rPr>
+          <w:rFonts w:ascii="JetBrains Mono" w:hAnsi="JetBrains Mono"/>
+          <w:b w:val="false"/>
+          <w:i w:val="false"/>
+          <w:color w:val="CF8E6D"/>
+          <w:sz w:val="20"/>
+        </w:rPr>
+        <w:t>varchar</w:t>
+      </w:r>
+      <w:r>
+        <w:rPr>
+          <w:rFonts w:ascii="JetBrains Mono" w:hAnsi="JetBrains Mono"/>
+          <w:b w:val="false"/>
+          <w:i w:val="false"/>
+          <w:color w:val="BCBEC4"/>
+          <w:sz w:val="20"/>
+        </w:rPr>
+        <w:t>(</w:t>
+      </w:r>
+      <w:r>
+        <w:rPr>
+          <w:rFonts w:ascii="JetBrains Mono" w:hAnsi="JetBrains Mono"/>
+          <w:b w:val="false"/>
+          <w:i w:val="false"/>
+          <w:color w:val="2AACB8"/>
+          <w:sz w:val="20"/>
+        </w:rPr>
+        <w:t>150</w:t>
+      </w:r>
+      <w:r>
+        <w:rPr>
+          <w:rFonts w:ascii="JetBrains Mono" w:hAnsi="JetBrains Mono"/>
+          <w:b w:val="false"/>
+          <w:i w:val="false"/>
+          <w:color w:val="BCBEC4"/>
+          <w:sz w:val="20"/>
+        </w:rPr>
+        <w:t xml:space="preserve">) </w:t>
+      </w:r>
+      <w:r>
+        <w:rPr>
+          <w:rFonts w:ascii="JetBrains Mono" w:hAnsi="JetBrains Mono"/>
+          <w:b w:val="false"/>
+          <w:i w:val="false"/>
+          <w:color w:val="CF8E6D"/>
+          <w:sz w:val="20"/>
+        </w:rPr>
+        <w:t>not null</w:t>
+      </w:r>
+      <w:r>
+        <w:rPr>
+          <w:rFonts w:ascii="JetBrains Mono" w:hAnsi="JetBrains Mono"/>
+          <w:b w:val="false"/>
+          <w:i w:val="false"/>
+          <w:color w:val="BCBEC4"/>
+          <w:sz w:val="20"/>
+        </w:rPr>
+        <w:t>,</w:t>
+        <w:br/>
+      </w:r>
+      <w:r>
+        <w:rPr>
+          <w:rFonts w:ascii="JetBrains Mono" w:hAnsi="JetBrains Mono"/>
+          <w:b w:val="false"/>
+          <w:i w:val="false"/>
+          <w:color w:val="C77DBB"/>
+          <w:sz w:val="20"/>
+        </w:rPr>
+        <w:t xml:space="preserve">number </w:t>
+      </w:r>
+      <w:r>
+        <w:rPr>
+          <w:rFonts w:ascii="JetBrains Mono" w:hAnsi="JetBrains Mono"/>
+          <w:b w:val="false"/>
+          <w:i w:val="false"/>
+          <w:color w:val="CF8E6D"/>
+          <w:sz w:val="20"/>
+        </w:rPr>
+        <w:t>int not null</w:t>
+      </w:r>
+      <w:r>
+        <w:rPr>
+          <w:rFonts w:ascii="JetBrains Mono" w:hAnsi="JetBrains Mono"/>
+          <w:b w:val="false"/>
+          <w:i w:val="false"/>
+          <w:color w:val="BCBEC4"/>
+          <w:sz w:val="20"/>
+        </w:rPr>
+        <w:t>,</w:t>
+        <w:br/>
+      </w:r>
+      <w:r>
+        <w:rPr>
+          <w:rFonts w:ascii="JetBrains Mono" w:hAnsi="JetBrains Mono"/>
+          <w:b w:val="false"/>
+          <w:i w:val="false"/>
+          <w:color w:val="C77DBB"/>
+          <w:sz w:val="20"/>
+        </w:rPr>
+        <w:t xml:space="preserve">complement </w:t>
+      </w:r>
+      <w:r>
+        <w:rPr>
+          <w:rFonts w:ascii="JetBrains Mono" w:hAnsi="JetBrains Mono"/>
+          <w:b w:val="false"/>
+          <w:i w:val="false"/>
+          <w:color w:val="CF8E6D"/>
+          <w:sz w:val="20"/>
+        </w:rPr>
+        <w:t>varchar</w:t>
+      </w:r>
+      <w:r>
+        <w:rPr>
+          <w:rFonts w:ascii="JetBrains Mono" w:hAnsi="JetBrains Mono"/>
+          <w:b w:val="false"/>
+          <w:i w:val="false"/>
+          <w:color w:val="BCBEC4"/>
+          <w:sz w:val="20"/>
+        </w:rPr>
+        <w:t>(</w:t>
+      </w:r>
+      <w:r>
+        <w:rPr>
+          <w:rFonts w:ascii="JetBrains Mono" w:hAnsi="JetBrains Mono"/>
+          <w:b w:val="false"/>
+          <w:i w:val="false"/>
+          <w:color w:val="2AACB8"/>
+          <w:sz w:val="20"/>
+        </w:rPr>
+        <w:t>20</w:t>
+      </w:r>
+      <w:r>
+        <w:rPr>
+          <w:rFonts w:ascii="JetBrains Mono" w:hAnsi="JetBrains Mono"/>
+          <w:b w:val="false"/>
+          <w:i w:val="false"/>
+          <w:color w:val="BCBEC4"/>
+          <w:sz w:val="20"/>
+        </w:rPr>
+        <w:t>),</w:t>
+        <w:br/>
+      </w:r>
+      <w:r>
+        <w:rPr>
+          <w:rFonts w:ascii="JetBrains Mono" w:hAnsi="JetBrains Mono"/>
+          <w:b w:val="false"/>
+          <w:i w:val="false"/>
+          <w:color w:val="C77DBB"/>
+          <w:sz w:val="20"/>
+        </w:rPr>
+        <w:t xml:space="preserve">district </w:t>
+      </w:r>
+      <w:r>
+        <w:rPr>
+          <w:rFonts w:ascii="JetBrains Mono" w:hAnsi="JetBrains Mono"/>
+          <w:b w:val="false"/>
+          <w:i w:val="false"/>
+          <w:color w:val="CF8E6D"/>
+          <w:sz w:val="20"/>
+        </w:rPr>
+        <w:t>varchar</w:t>
+      </w:r>
+      <w:r>
+        <w:rPr>
+          <w:rFonts w:ascii="JetBrains Mono" w:hAnsi="JetBrains Mono"/>
+          <w:b w:val="false"/>
+          <w:i w:val="false"/>
+          <w:color w:val="BCBEC4"/>
+          <w:sz w:val="20"/>
+        </w:rPr>
+        <w:t>(</w:t>
+      </w:r>
+      <w:r>
+        <w:rPr>
+          <w:rFonts w:ascii="JetBrains Mono" w:hAnsi="JetBrains Mono"/>
+          <w:b w:val="false"/>
+          <w:i w:val="false"/>
+          <w:color w:val="2AACB8"/>
+          <w:sz w:val="20"/>
+        </w:rPr>
+        <w:t>50</w:t>
+      </w:r>
+      <w:r>
+        <w:rPr>
+          <w:rFonts w:ascii="JetBrains Mono" w:hAnsi="JetBrains Mono"/>
+          <w:b w:val="false"/>
+          <w:i w:val="false"/>
+          <w:color w:val="BCBEC4"/>
+          <w:sz w:val="20"/>
+        </w:rPr>
+        <w:t xml:space="preserve">) </w:t>
+      </w:r>
+      <w:r>
+        <w:rPr>
+          <w:rFonts w:ascii="JetBrains Mono" w:hAnsi="JetBrains Mono"/>
+          <w:b w:val="false"/>
+          <w:i w:val="false"/>
+          <w:color w:val="CF8E6D"/>
+          <w:sz w:val="20"/>
+        </w:rPr>
+        <w:t>not null</w:t>
+      </w:r>
+      <w:r>
+        <w:rPr>
+          <w:rFonts w:ascii="JetBrains Mono" w:hAnsi="JetBrains Mono"/>
+          <w:b w:val="false"/>
+          <w:i w:val="false"/>
+          <w:color w:val="BCBEC4"/>
+          <w:sz w:val="20"/>
+        </w:rPr>
+        <w:t>,</w:t>
+        <w:br/>
+      </w:r>
+      <w:r>
+        <w:rPr>
+          <w:rFonts w:ascii="JetBrains Mono" w:hAnsi="JetBrains Mono"/>
+          <w:b w:val="false"/>
+          <w:i w:val="false"/>
+          <w:color w:val="C77DBB"/>
+          <w:sz w:val="20"/>
+        </w:rPr>
+        <w:t xml:space="preserve">city </w:t>
+      </w:r>
+      <w:r>
+        <w:rPr>
+          <w:rFonts w:ascii="JetBrains Mono" w:hAnsi="JetBrains Mono"/>
+          <w:b w:val="false"/>
+          <w:i w:val="false"/>
+          <w:color w:val="CF8E6D"/>
+          <w:sz w:val="20"/>
+        </w:rPr>
+        <w:t>varchar</w:t>
+      </w:r>
+      <w:r>
+        <w:rPr>
+          <w:rFonts w:ascii="JetBrains Mono" w:hAnsi="JetBrains Mono"/>
+          <w:b w:val="false"/>
+          <w:i w:val="false"/>
+          <w:color w:val="BCBEC4"/>
+          <w:sz w:val="20"/>
+        </w:rPr>
+        <w:t>(</w:t>
+      </w:r>
+      <w:r>
+        <w:rPr>
+          <w:rFonts w:ascii="JetBrains Mono" w:hAnsi="JetBrains Mono"/>
+          <w:b w:val="false"/>
+          <w:i w:val="false"/>
+          <w:color w:val="2AACB8"/>
+          <w:sz w:val="20"/>
+        </w:rPr>
+        <w:t>100</w:t>
+      </w:r>
+      <w:r>
+        <w:rPr>
+          <w:rFonts w:ascii="JetBrains Mono" w:hAnsi="JetBrains Mono"/>
+          <w:b w:val="false"/>
+          <w:i w:val="false"/>
+          <w:color w:val="BCBEC4"/>
+          <w:sz w:val="20"/>
+        </w:rPr>
+        <w:t xml:space="preserve">) </w:t>
+      </w:r>
+      <w:r>
+        <w:rPr>
+          <w:rFonts w:ascii="JetBrains Mono" w:hAnsi="JetBrains Mono"/>
+          <w:b w:val="false"/>
+          <w:i w:val="false"/>
+          <w:color w:val="CF8E6D"/>
+          <w:sz w:val="20"/>
+        </w:rPr>
+        <w:t>not null</w:t>
+      </w:r>
+      <w:r>
+        <w:rPr>
+          <w:rFonts w:ascii="JetBrains Mono" w:hAnsi="JetBrains Mono"/>
+          <w:b w:val="false"/>
+          <w:i w:val="false"/>
+          <w:color w:val="BCBEC4"/>
+          <w:sz w:val="20"/>
+        </w:rPr>
+        <w:t>,</w:t>
+        <w:br/>
+      </w:r>
+      <w:r>
+        <w:rPr>
+          <w:rFonts w:ascii="JetBrains Mono" w:hAnsi="JetBrains Mono"/>
+          <w:b w:val="false"/>
+          <w:i w:val="false"/>
+          <w:color w:val="C77DBB"/>
+          <w:sz w:val="20"/>
+        </w:rPr>
+        <w:t xml:space="preserve">uf </w:t>
+      </w:r>
+      <w:r>
+        <w:rPr>
+          <w:rFonts w:ascii="JetBrains Mono" w:hAnsi="JetBrains Mono"/>
+          <w:b w:val="false"/>
+          <w:i w:val="false"/>
+          <w:color w:val="CF8E6D"/>
+          <w:sz w:val="20"/>
+        </w:rPr>
+        <w:t>varchar</w:t>
+      </w:r>
+      <w:r>
+        <w:rPr>
+          <w:rFonts w:ascii="JetBrains Mono" w:hAnsi="JetBrains Mono"/>
+          <w:b w:val="false"/>
+          <w:i w:val="false"/>
+          <w:color w:val="BCBEC4"/>
+          <w:sz w:val="20"/>
+        </w:rPr>
+        <w:t>(</w:t>
+      </w:r>
+      <w:r>
+        <w:rPr>
+          <w:rFonts w:ascii="JetBrains Mono" w:hAnsi="JetBrains Mono"/>
+          <w:b w:val="false"/>
+          <w:i w:val="false"/>
+          <w:color w:val="2AACB8"/>
+          <w:sz w:val="20"/>
+        </w:rPr>
+        <w:t>2</w:t>
+      </w:r>
+      <w:r>
+        <w:rPr>
+          <w:rFonts w:ascii="JetBrains Mono" w:hAnsi="JetBrains Mono"/>
+          <w:b w:val="false"/>
+          <w:i w:val="false"/>
+          <w:color w:val="BCBEC4"/>
+          <w:sz w:val="20"/>
+        </w:rPr>
+        <w:t xml:space="preserve">) </w:t>
+      </w:r>
+      <w:r>
+        <w:rPr>
+          <w:rFonts w:ascii="JetBrains Mono" w:hAnsi="JetBrains Mono"/>
+          <w:b w:val="false"/>
+          <w:i w:val="false"/>
+          <w:color w:val="CF8E6D"/>
+          <w:sz w:val="20"/>
+        </w:rPr>
+        <w:t>not null</w:t>
+      </w:r>
+      <w:r>
+        <w:rPr>
+          <w:rFonts w:ascii="JetBrains Mono" w:hAnsi="JetBrains Mono"/>
+          <w:b w:val="false"/>
+          <w:i w:val="false"/>
+          <w:color w:val="BCBEC4"/>
+          <w:sz w:val="20"/>
+        </w:rPr>
+        <w:t>,</w:t>
+        <w:br/>
+      </w:r>
+      <w:r>
+        <w:rPr>
+          <w:rFonts w:ascii="JetBrains Mono" w:hAnsi="JetBrains Mono"/>
+          <w:b w:val="false"/>
+          <w:i w:val="false"/>
+          <w:color w:val="C77DBB"/>
+          <w:sz w:val="20"/>
+        </w:rPr>
+        <w:t xml:space="preserve">zip_code </w:t>
+      </w:r>
+      <w:r>
+        <w:rPr>
+          <w:rFonts w:ascii="JetBrains Mono" w:hAnsi="JetBrains Mono"/>
+          <w:b w:val="false"/>
+          <w:i w:val="false"/>
+          <w:color w:val="CF8E6D"/>
+          <w:sz w:val="20"/>
+        </w:rPr>
+        <w:t>varchar</w:t>
+      </w:r>
+      <w:r>
+        <w:rPr>
+          <w:rFonts w:ascii="JetBrains Mono" w:hAnsi="JetBrains Mono"/>
+          <w:b w:val="false"/>
+          <w:i w:val="false"/>
+          <w:color w:val="BCBEC4"/>
+          <w:sz w:val="20"/>
+        </w:rPr>
+        <w:t>(</w:t>
+      </w:r>
+      <w:r>
+        <w:rPr>
+          <w:rFonts w:ascii="JetBrains Mono" w:hAnsi="JetBrains Mono"/>
+          <w:b w:val="false"/>
+          <w:i w:val="false"/>
+          <w:color w:val="2AACB8"/>
+          <w:sz w:val="20"/>
+        </w:rPr>
+        <w:t>9</w:t>
+      </w:r>
+      <w:r>
+        <w:rPr>
+          <w:rFonts w:ascii="JetBrains Mono" w:hAnsi="JetBrains Mono"/>
+          <w:b w:val="false"/>
+          <w:i w:val="false"/>
+          <w:color w:val="BCBEC4"/>
+          <w:sz w:val="20"/>
+        </w:rPr>
+        <w:t xml:space="preserve">) </w:t>
+      </w:r>
+      <w:r>
+        <w:rPr>
+          <w:rFonts w:ascii="JetBrains Mono" w:hAnsi="JetBrains Mono"/>
+          <w:b w:val="false"/>
+          <w:i w:val="false"/>
+          <w:color w:val="CF8E6D"/>
+          <w:sz w:val="20"/>
+        </w:rPr>
+        <w:t>not null</w:t>
+      </w:r>
+      <w:r>
+        <w:rPr>
+          <w:rFonts w:ascii="JetBrains Mono" w:hAnsi="JetBrains Mono"/>
+          <w:b w:val="false"/>
+          <w:i w:val="false"/>
+          <w:color w:val="BCBEC4"/>
+          <w:sz w:val="20"/>
+        </w:rPr>
+        <w:t>,</w:t>
+        <w:br/>
+      </w:r>
+      <w:r>
+        <w:rPr>
+          <w:rFonts w:ascii="JetBrains Mono" w:hAnsi="JetBrains Mono"/>
+          <w:b w:val="false"/>
+          <w:i w:val="false"/>
+          <w:color w:val="C77DBB"/>
+          <w:sz w:val="20"/>
+        </w:rPr>
+        <w:t xml:space="preserve">created </w:t>
+      </w:r>
+      <w:r>
+        <w:rPr>
+          <w:rFonts w:ascii="JetBrains Mono" w:hAnsi="JetBrains Mono"/>
+          <w:b w:val="false"/>
+          <w:i w:val="false"/>
+          <w:color w:val="CF8E6D"/>
+          <w:sz w:val="20"/>
+        </w:rPr>
+        <w:t xml:space="preserve">timestamptz default </w:t>
+      </w:r>
+      <w:r>
+        <w:rPr>
+          <w:rFonts w:ascii="JetBrains Mono" w:hAnsi="JetBrains Mono"/>
+          <w:b w:val="false"/>
+          <w:i/>
+          <w:color w:val="57AAF7"/>
+          <w:sz w:val="20"/>
+        </w:rPr>
+        <w:t>now</w:t>
+      </w:r>
+      <w:r>
+        <w:rPr>
+          <w:rFonts w:ascii="JetBrains Mono" w:hAnsi="JetBrains Mono"/>
+          <w:b w:val="false"/>
+          <w:i w:val="false"/>
+          <w:color w:val="BCBEC4"/>
+          <w:sz w:val="20"/>
+        </w:rPr>
+        <w:t>()</w:t>
+      </w:r>
+    </w:p>
+    <w:p>
+      <w:pPr>
+        <w:pStyle w:val="Normal"/>
+        <w:rPr/>
+      </w:pPr>
+      <w:r>
+        <w:rPr/>
+      </w:r>
+    </w:p>
+    <w:p>
+      <w:pPr>
+        <w:pStyle w:val="Normal"/>
+        <w:rPr/>
+      </w:pPr>
+      <w:r>
+        <w:rPr/>
+        <w:t>TABLE: SPECIALITIES</w:t>
+      </w:r>
+    </w:p>
+    <w:p>
+      <w:pPr>
+        <w:pStyle w:val="Normal"/>
+        <w:rPr/>
+      </w:pPr>
+      <w:r>
+        <w:rPr/>
+        <w:t>FIELDS:</w:t>
+      </w:r>
+    </w:p>
+    <w:p>
+      <w:pPr>
+        <w:pStyle w:val="Normal"/>
+        <w:shd w:val="clear" w:fill="191A1C"/>
+        <w:rPr>
+          <w:rFonts w:ascii="JetBrains Mono" w:hAnsi="JetBrains Mono"/>
+          <w:b w:val="false"/>
+          <w:i w:val="false"/>
+          <w:color w:val="BCBEC4"/>
+          <w:sz w:val="20"/>
+        </w:rPr>
+      </w:pPr>
+      <w:r>
+        <w:rPr>
+          <w:rFonts w:ascii="JetBrains Mono" w:hAnsi="JetBrains Mono"/>
+          <w:b w:val="false"/>
+          <w:i w:val="false"/>
+          <w:color w:val="C77DBB"/>
+          <w:sz w:val="20"/>
+        </w:rPr>
+        <w:t xml:space="preserve">id </w:t>
+      </w:r>
+      <w:r>
+        <w:rPr>
+          <w:rFonts w:ascii="JetBrains Mono" w:hAnsi="JetBrains Mono"/>
+          <w:b w:val="false"/>
+          <w:i w:val="false"/>
+          <w:color w:val="CF8E6D"/>
+          <w:sz w:val="20"/>
+        </w:rPr>
+        <w:t xml:space="preserve">uuid primary key default </w:t>
+      </w:r>
+      <w:r>
+        <w:rPr>
+          <w:rFonts w:ascii="JetBrains Mono" w:hAnsi="JetBrains Mono"/>
+          <w:b w:val="false"/>
+          <w:i/>
+          <w:color w:val="57AAF7"/>
+          <w:sz w:val="20"/>
+        </w:rPr>
+        <w:t>gen_random_uuid</w:t>
+      </w:r>
+      <w:r>
+        <w:rPr>
+          <w:rFonts w:ascii="JetBrains Mono" w:hAnsi="JetBrains Mono"/>
+          <w:b w:val="false"/>
+          <w:i w:val="false"/>
+          <w:color w:val="BCBEC4"/>
+          <w:sz w:val="20"/>
+        </w:rPr>
+        <w:t>(),</w:t>
+        <w:br/>
+      </w:r>
+      <w:r>
+        <w:rPr>
+          <w:rFonts w:ascii="JetBrains Mono" w:hAnsi="JetBrains Mono"/>
+          <w:b w:val="false"/>
+          <w:i w:val="false"/>
+          <w:color w:val="C77DBB"/>
+          <w:sz w:val="20"/>
+        </w:rPr>
+        <w:t xml:space="preserve">name </w:t>
+      </w:r>
+      <w:r>
+        <w:rPr>
+          <w:rFonts w:ascii="JetBrains Mono" w:hAnsi="JetBrains Mono"/>
+          <w:b w:val="false"/>
+          <w:i w:val="false"/>
+          <w:color w:val="CF8E6D"/>
+          <w:sz w:val="20"/>
+        </w:rPr>
+        <w:t>varchar</w:t>
+      </w:r>
+      <w:r>
+        <w:rPr>
+          <w:rFonts w:ascii="JetBrains Mono" w:hAnsi="JetBrains Mono"/>
+          <w:b w:val="false"/>
+          <w:i w:val="false"/>
+          <w:color w:val="BCBEC4"/>
+          <w:sz w:val="20"/>
+        </w:rPr>
+        <w:t>(</w:t>
+      </w:r>
+      <w:r>
+        <w:rPr>
+          <w:rFonts w:ascii="JetBrains Mono" w:hAnsi="JetBrains Mono"/>
+          <w:b w:val="false"/>
+          <w:i w:val="false"/>
+          <w:color w:val="2AACB8"/>
+          <w:sz w:val="20"/>
+        </w:rPr>
+        <w:t>50</w:t>
+      </w:r>
+      <w:r>
+        <w:rPr>
+          <w:rFonts w:ascii="JetBrains Mono" w:hAnsi="JetBrains Mono"/>
+          <w:b w:val="false"/>
+          <w:i w:val="false"/>
+          <w:color w:val="BCBEC4"/>
+          <w:sz w:val="20"/>
+        </w:rPr>
+        <w:t xml:space="preserve">) </w:t>
+      </w:r>
+      <w:r>
+        <w:rPr>
+          <w:rFonts w:ascii="JetBrains Mono" w:hAnsi="JetBrains Mono"/>
+          <w:b w:val="false"/>
+          <w:i w:val="false"/>
+          <w:color w:val="CF8E6D"/>
+          <w:sz w:val="20"/>
+        </w:rPr>
+        <w:t>not null unique</w:t>
+      </w:r>
+      <w:r>
+        <w:rPr>
+          <w:rFonts w:ascii="JetBrains Mono" w:hAnsi="JetBrains Mono"/>
+          <w:b w:val="false"/>
+          <w:i w:val="false"/>
+          <w:color w:val="BCBEC4"/>
+          <w:sz w:val="20"/>
+        </w:rPr>
+        <w:t>,</w:t>
+        <w:br/>
+      </w:r>
+      <w:r>
+        <w:rPr>
+          <w:rFonts w:ascii="JetBrains Mono" w:hAnsi="JetBrains Mono"/>
+          <w:b w:val="false"/>
+          <w:i w:val="false"/>
+          <w:color w:val="C77DBB"/>
+          <w:sz w:val="20"/>
+        </w:rPr>
+        <w:t xml:space="preserve">description </w:t>
+      </w:r>
+      <w:r>
+        <w:rPr>
+          <w:rFonts w:ascii="JetBrains Mono" w:hAnsi="JetBrains Mono"/>
+          <w:b w:val="false"/>
+          <w:i w:val="false"/>
+          <w:color w:val="CF8E6D"/>
+          <w:sz w:val="20"/>
+        </w:rPr>
+        <w:t>text</w:t>
+      </w:r>
+      <w:r>
+        <w:rPr>
+          <w:rFonts w:ascii="JetBrains Mono" w:hAnsi="JetBrains Mono"/>
+          <w:b w:val="false"/>
+          <w:i w:val="false"/>
+          <w:color w:val="BCBEC4"/>
+          <w:sz w:val="20"/>
+        </w:rPr>
+        <w:t>,</w:t>
+        <w:br/>
+      </w:r>
+      <w:r>
+        <w:rPr>
+          <w:rFonts w:ascii="JetBrains Mono" w:hAnsi="JetBrains Mono"/>
+          <w:b w:val="false"/>
+          <w:i w:val="false"/>
+          <w:color w:val="C77DBB"/>
+          <w:sz w:val="20"/>
+        </w:rPr>
+        <w:t xml:space="preserve">created </w:t>
+      </w:r>
+      <w:r>
+        <w:rPr>
+          <w:rFonts w:ascii="JetBrains Mono" w:hAnsi="JetBrains Mono"/>
+          <w:b w:val="false"/>
+          <w:i w:val="false"/>
+          <w:color w:val="CF8E6D"/>
+          <w:sz w:val="20"/>
+        </w:rPr>
+        <w:t xml:space="preserve">timestamptz default </w:t>
+      </w:r>
+      <w:r>
+        <w:rPr>
+          <w:rFonts w:ascii="JetBrains Mono" w:hAnsi="JetBrains Mono"/>
+          <w:b w:val="false"/>
+          <w:i/>
+          <w:color w:val="57AAF7"/>
+          <w:sz w:val="20"/>
+        </w:rPr>
+        <w:t>now</w:t>
+      </w:r>
+      <w:r>
+        <w:rPr>
+          <w:rFonts w:ascii="JetBrains Mono" w:hAnsi="JetBrains Mono"/>
+          <w:b w:val="false"/>
+          <w:i w:val="false"/>
+          <w:color w:val="BCBEC4"/>
+          <w:sz w:val="20"/>
+        </w:rPr>
+        <w:t>()</w:t>
+      </w:r>
+    </w:p>
+    <w:p>
+      <w:pPr>
+        <w:pStyle w:val="Normal"/>
+        <w:rPr/>
+      </w:pPr>
+      <w:r>
+        <w:rPr/>
+      </w:r>
+    </w:p>
+    <w:p>
+      <w:pPr>
+        <w:pStyle w:val="Normal"/>
+        <w:rPr/>
+      </w:pPr>
+      <w:r>
+        <w:rPr/>
+        <w:t>TABLE: PATIENTS</w:t>
+      </w:r>
+    </w:p>
+    <w:p>
+      <w:pPr>
+        <w:pStyle w:val="Normal"/>
+        <w:rPr/>
+      </w:pPr>
+      <w:r>
+        <w:rPr/>
+        <w:t>FIELDS:</w:t>
+      </w:r>
+    </w:p>
+    <w:p>
+      <w:pPr>
+        <w:pStyle w:val="Normal"/>
+        <w:shd w:val="clear" w:fill="191A1C"/>
+        <w:rPr>
+          <w:rFonts w:ascii="JetBrains Mono" w:hAnsi="JetBrains Mono"/>
+          <w:b w:val="false"/>
+          <w:i w:val="false"/>
+          <w:color w:val="BCBEC4"/>
+          <w:sz w:val="20"/>
+        </w:rPr>
+      </w:pPr>
+      <w:r>
+        <w:rPr>
+          <w:rFonts w:ascii="JetBrains Mono" w:hAnsi="JetBrains Mono"/>
+          <w:b w:val="false"/>
+          <w:i w:val="false"/>
+          <w:color w:val="C77DBB"/>
+          <w:sz w:val="20"/>
+        </w:rPr>
+        <w:t xml:space="preserve">id </w:t>
+      </w:r>
+      <w:r>
+        <w:rPr>
+          <w:rFonts w:ascii="JetBrains Mono" w:hAnsi="JetBrains Mono"/>
+          <w:b w:val="false"/>
+          <w:i w:val="false"/>
+          <w:color w:val="CF8E6D"/>
+          <w:sz w:val="20"/>
+        </w:rPr>
+        <w:t xml:space="preserve">UUID primary key default </w:t>
+      </w:r>
+      <w:r>
+        <w:rPr>
+          <w:rFonts w:ascii="JetBrains Mono" w:hAnsi="JetBrains Mono"/>
+          <w:b w:val="false"/>
+          <w:i/>
+          <w:color w:val="57AAF7"/>
+          <w:sz w:val="20"/>
+        </w:rPr>
+        <w:t>gen_random_uuid</w:t>
+      </w:r>
+      <w:r>
+        <w:rPr>
+          <w:rFonts w:ascii="JetBrains Mono" w:hAnsi="JetBrains Mono"/>
+          <w:b w:val="false"/>
+          <w:i w:val="false"/>
+          <w:color w:val="BCBEC4"/>
+          <w:sz w:val="20"/>
+        </w:rPr>
+        <w:t>(),</w:t>
+        <w:br/>
+      </w:r>
+      <w:r>
+        <w:rPr>
+          <w:rFonts w:ascii="JetBrains Mono" w:hAnsi="JetBrains Mono"/>
+          <w:b w:val="false"/>
+          <w:i w:val="false"/>
+          <w:color w:val="C77DBB"/>
+          <w:sz w:val="20"/>
+        </w:rPr>
+        <w:t xml:space="preserve">name </w:t>
+      </w:r>
+      <w:r>
+        <w:rPr>
+          <w:rFonts w:ascii="JetBrains Mono" w:hAnsi="JetBrains Mono"/>
+          <w:b w:val="false"/>
+          <w:i w:val="false"/>
+          <w:color w:val="CF8E6D"/>
+          <w:sz w:val="20"/>
+        </w:rPr>
+        <w:t>varchar</w:t>
+      </w:r>
+      <w:r>
+        <w:rPr>
+          <w:rFonts w:ascii="JetBrains Mono" w:hAnsi="JetBrains Mono"/>
+          <w:b w:val="false"/>
+          <w:i w:val="false"/>
+          <w:color w:val="BCBEC4"/>
+          <w:sz w:val="20"/>
+        </w:rPr>
+        <w:t>(</w:t>
+      </w:r>
+      <w:r>
+        <w:rPr>
+          <w:rFonts w:ascii="JetBrains Mono" w:hAnsi="JetBrains Mono"/>
+          <w:b w:val="false"/>
+          <w:i w:val="false"/>
+          <w:color w:val="2AACB8"/>
+          <w:sz w:val="20"/>
+        </w:rPr>
+        <w:t>100</w:t>
+      </w:r>
+      <w:r>
+        <w:rPr>
+          <w:rFonts w:ascii="JetBrains Mono" w:hAnsi="JetBrains Mono"/>
+          <w:b w:val="false"/>
+          <w:i w:val="false"/>
+          <w:color w:val="BCBEC4"/>
+          <w:sz w:val="20"/>
+        </w:rPr>
+        <w:t xml:space="preserve">) </w:t>
+      </w:r>
+      <w:r>
+        <w:rPr>
+          <w:rFonts w:ascii="JetBrains Mono" w:hAnsi="JetBrains Mono"/>
+          <w:b w:val="false"/>
+          <w:i w:val="false"/>
+          <w:color w:val="CF8E6D"/>
+          <w:sz w:val="20"/>
+        </w:rPr>
+        <w:t>not null</w:t>
+      </w:r>
+      <w:r>
+        <w:rPr>
+          <w:rFonts w:ascii="JetBrains Mono" w:hAnsi="JetBrains Mono"/>
+          <w:b w:val="false"/>
+          <w:i w:val="false"/>
+          <w:color w:val="BCBEC4"/>
+          <w:sz w:val="20"/>
+        </w:rPr>
+        <w:t>,</w:t>
+        <w:br/>
+      </w:r>
+      <w:r>
+        <w:rPr>
+          <w:rFonts w:ascii="JetBrains Mono" w:hAnsi="JetBrains Mono"/>
+          <w:b w:val="false"/>
+          <w:i w:val="false"/>
+          <w:color w:val="C77DBB"/>
+          <w:sz w:val="20"/>
+        </w:rPr>
+        <w:t xml:space="preserve">cpf </w:t>
+      </w:r>
+      <w:r>
+        <w:rPr>
+          <w:rFonts w:ascii="JetBrains Mono" w:hAnsi="JetBrains Mono"/>
+          <w:b w:val="false"/>
+          <w:i w:val="false"/>
+          <w:color w:val="CF8E6D"/>
+          <w:sz w:val="20"/>
+        </w:rPr>
+        <w:t>varchar</w:t>
+      </w:r>
+      <w:r>
+        <w:rPr>
+          <w:rFonts w:ascii="JetBrains Mono" w:hAnsi="JetBrains Mono"/>
+          <w:b w:val="false"/>
+          <w:i w:val="false"/>
+          <w:color w:val="BCBEC4"/>
+          <w:sz w:val="20"/>
+        </w:rPr>
+        <w:t>(</w:t>
+      </w:r>
+      <w:r>
+        <w:rPr>
+          <w:rFonts w:ascii="JetBrains Mono" w:hAnsi="JetBrains Mono"/>
+          <w:b w:val="false"/>
+          <w:i w:val="false"/>
+          <w:color w:val="2AACB8"/>
+          <w:sz w:val="20"/>
+        </w:rPr>
+        <w:t>14</w:t>
+      </w:r>
+      <w:r>
+        <w:rPr>
+          <w:rFonts w:ascii="JetBrains Mono" w:hAnsi="JetBrains Mono"/>
+          <w:b w:val="false"/>
+          <w:i w:val="false"/>
+          <w:color w:val="BCBEC4"/>
+          <w:sz w:val="20"/>
+        </w:rPr>
+        <w:t xml:space="preserve">) </w:t>
+      </w:r>
+      <w:r>
+        <w:rPr>
+          <w:rFonts w:ascii="JetBrains Mono" w:hAnsi="JetBrains Mono"/>
+          <w:b w:val="false"/>
+          <w:i w:val="false"/>
+          <w:color w:val="CF8E6D"/>
+          <w:sz w:val="20"/>
+        </w:rPr>
+        <w:t>unique not null</w:t>
+      </w:r>
+      <w:r>
+        <w:rPr>
+          <w:rFonts w:ascii="JetBrains Mono" w:hAnsi="JetBrains Mono"/>
+          <w:b w:val="false"/>
+          <w:i w:val="false"/>
+          <w:color w:val="BCBEC4"/>
+          <w:sz w:val="20"/>
+        </w:rPr>
+        <w:t>,</w:t>
+        <w:br/>
+      </w:r>
+      <w:r>
+        <w:rPr>
+          <w:rFonts w:ascii="JetBrains Mono" w:hAnsi="JetBrains Mono"/>
+          <w:b w:val="false"/>
+          <w:i w:val="false"/>
+          <w:color w:val="C77DBB"/>
+          <w:sz w:val="20"/>
+        </w:rPr>
+        <w:t xml:space="preserve">date_birth </w:t>
+      </w:r>
+      <w:r>
+        <w:rPr>
+          <w:rFonts w:ascii="JetBrains Mono" w:hAnsi="JetBrains Mono"/>
+          <w:b w:val="false"/>
+          <w:i w:val="false"/>
+          <w:color w:val="CF8E6D"/>
+          <w:sz w:val="20"/>
+        </w:rPr>
+        <w:t>date not null</w:t>
+      </w:r>
+      <w:r>
+        <w:rPr>
+          <w:rFonts w:ascii="JetBrains Mono" w:hAnsi="JetBrains Mono"/>
+          <w:b w:val="false"/>
+          <w:i w:val="false"/>
+          <w:color w:val="BCBEC4"/>
+          <w:sz w:val="20"/>
+        </w:rPr>
+        <w:t>,</w:t>
+        <w:br/>
+      </w:r>
+      <w:r>
+        <w:rPr>
+          <w:rFonts w:ascii="JetBrains Mono" w:hAnsi="JetBrains Mono"/>
+          <w:b w:val="false"/>
+          <w:i w:val="false"/>
+          <w:color w:val="C77DBB"/>
+          <w:sz w:val="20"/>
+        </w:rPr>
+        <w:t xml:space="preserve">telephone </w:t>
+      </w:r>
+      <w:r>
+        <w:rPr>
+          <w:rFonts w:ascii="JetBrains Mono" w:hAnsi="JetBrains Mono"/>
+          <w:b w:val="false"/>
+          <w:i w:val="false"/>
+          <w:color w:val="CF8E6D"/>
+          <w:sz w:val="20"/>
+        </w:rPr>
+        <w:t>varchar</w:t>
+      </w:r>
+      <w:r>
+        <w:rPr>
+          <w:rFonts w:ascii="JetBrains Mono" w:hAnsi="JetBrains Mono"/>
+          <w:b w:val="false"/>
+          <w:i w:val="false"/>
+          <w:color w:val="BCBEC4"/>
+          <w:sz w:val="20"/>
+        </w:rPr>
+        <w:t>(</w:t>
+      </w:r>
+      <w:r>
+        <w:rPr>
+          <w:rFonts w:ascii="JetBrains Mono" w:hAnsi="JetBrains Mono"/>
+          <w:b w:val="false"/>
+          <w:i w:val="false"/>
+          <w:color w:val="2AACB8"/>
+          <w:sz w:val="20"/>
+        </w:rPr>
+        <w:t>20</w:t>
+      </w:r>
+      <w:r>
+        <w:rPr>
+          <w:rFonts w:ascii="JetBrains Mono" w:hAnsi="JetBrains Mono"/>
+          <w:b w:val="false"/>
+          <w:i w:val="false"/>
+          <w:color w:val="BCBEC4"/>
+          <w:sz w:val="20"/>
+        </w:rPr>
+        <w:t>),</w:t>
+        <w:br/>
+      </w:r>
+      <w:r>
+        <w:rPr>
+          <w:rFonts w:ascii="JetBrains Mono" w:hAnsi="JetBrains Mono"/>
+          <w:b w:val="false"/>
+          <w:i w:val="false"/>
+          <w:color w:val="C77DBB"/>
+          <w:sz w:val="20"/>
+        </w:rPr>
+        <w:t xml:space="preserve">cell_phone </w:t>
+      </w:r>
+      <w:r>
+        <w:rPr>
+          <w:rFonts w:ascii="JetBrains Mono" w:hAnsi="JetBrains Mono"/>
+          <w:b w:val="false"/>
+          <w:i w:val="false"/>
+          <w:color w:val="CF8E6D"/>
+          <w:sz w:val="20"/>
+        </w:rPr>
+        <w:t>varchar</w:t>
+      </w:r>
+      <w:r>
+        <w:rPr>
+          <w:rFonts w:ascii="JetBrains Mono" w:hAnsi="JetBrains Mono"/>
+          <w:b w:val="false"/>
+          <w:i w:val="false"/>
+          <w:color w:val="BCBEC4"/>
+          <w:sz w:val="20"/>
+        </w:rPr>
+        <w:t>(</w:t>
+      </w:r>
+      <w:r>
+        <w:rPr>
+          <w:rFonts w:ascii="JetBrains Mono" w:hAnsi="JetBrains Mono"/>
+          <w:b w:val="false"/>
+          <w:i w:val="false"/>
+          <w:color w:val="2AACB8"/>
+          <w:sz w:val="20"/>
+        </w:rPr>
+        <w:t>20</w:t>
+      </w:r>
+      <w:r>
+        <w:rPr>
+          <w:rFonts w:ascii="JetBrains Mono" w:hAnsi="JetBrains Mono"/>
+          <w:b w:val="false"/>
+          <w:i w:val="false"/>
+          <w:color w:val="BCBEC4"/>
+          <w:sz w:val="20"/>
+        </w:rPr>
+        <w:t xml:space="preserve">) </w:t>
+      </w:r>
+      <w:r>
+        <w:rPr>
+          <w:rFonts w:ascii="JetBrains Mono" w:hAnsi="JetBrains Mono"/>
+          <w:b w:val="false"/>
+          <w:i w:val="false"/>
+          <w:color w:val="CF8E6D"/>
+          <w:sz w:val="20"/>
+        </w:rPr>
+        <w:t>not null</w:t>
+      </w:r>
+      <w:r>
+        <w:rPr>
+          <w:rFonts w:ascii="JetBrains Mono" w:hAnsi="JetBrains Mono"/>
+          <w:b w:val="false"/>
+          <w:i w:val="false"/>
+          <w:color w:val="BCBEC4"/>
+          <w:sz w:val="20"/>
+        </w:rPr>
+        <w:t>,</w:t>
+        <w:br/>
+      </w:r>
+      <w:r>
+        <w:rPr>
+          <w:rFonts w:ascii="JetBrains Mono" w:hAnsi="JetBrains Mono"/>
+          <w:b w:val="false"/>
+          <w:i w:val="false"/>
+          <w:color w:val="C77DBB"/>
+          <w:sz w:val="20"/>
+        </w:rPr>
+        <w:t xml:space="preserve">email </w:t>
+      </w:r>
+      <w:r>
+        <w:rPr>
+          <w:rFonts w:ascii="JetBrains Mono" w:hAnsi="JetBrains Mono"/>
+          <w:b w:val="false"/>
+          <w:i w:val="false"/>
+          <w:color w:val="CF8E6D"/>
+          <w:sz w:val="20"/>
+        </w:rPr>
+        <w:t>varchar</w:t>
+      </w:r>
+      <w:r>
+        <w:rPr>
+          <w:rFonts w:ascii="JetBrains Mono" w:hAnsi="JetBrains Mono"/>
+          <w:b w:val="false"/>
+          <w:i w:val="false"/>
+          <w:color w:val="BCBEC4"/>
+          <w:sz w:val="20"/>
+        </w:rPr>
+        <w:t>(</w:t>
+      </w:r>
+      <w:r>
+        <w:rPr>
+          <w:rFonts w:ascii="JetBrains Mono" w:hAnsi="JetBrains Mono"/>
+          <w:b w:val="false"/>
+          <w:i w:val="false"/>
+          <w:color w:val="2AACB8"/>
+          <w:sz w:val="20"/>
+        </w:rPr>
+        <w:t>100</w:t>
+      </w:r>
+      <w:r>
+        <w:rPr>
+          <w:rFonts w:ascii="JetBrains Mono" w:hAnsi="JetBrains Mono"/>
+          <w:b w:val="false"/>
+          <w:i w:val="false"/>
+          <w:color w:val="BCBEC4"/>
+          <w:sz w:val="20"/>
+        </w:rPr>
+        <w:t>),</w:t>
+        <w:br/>
+      </w:r>
+      <w:r>
+        <w:rPr>
+          <w:rFonts w:ascii="JetBrains Mono" w:hAnsi="JetBrains Mono"/>
+          <w:b w:val="false"/>
+          <w:i w:val="false"/>
+          <w:color w:val="C77DBB"/>
+          <w:sz w:val="20"/>
+        </w:rPr>
+        <w:t xml:space="preserve">created </w:t>
+      </w:r>
+      <w:r>
+        <w:rPr>
+          <w:rFonts w:ascii="JetBrains Mono" w:hAnsi="JetBrains Mono"/>
+          <w:b w:val="false"/>
+          <w:i w:val="false"/>
+          <w:color w:val="CF8E6D"/>
+          <w:sz w:val="20"/>
+        </w:rPr>
+        <w:t xml:space="preserve">timestamp default </w:t>
+      </w:r>
+      <w:r>
+        <w:rPr>
+          <w:rFonts w:ascii="JetBrains Mono" w:hAnsi="JetBrains Mono"/>
+          <w:b w:val="false"/>
+          <w:i/>
+          <w:color w:val="57AAF7"/>
+          <w:sz w:val="20"/>
+        </w:rPr>
+        <w:t>CURRENT_TIMESTAMP</w:t>
+      </w:r>
+      <w:r>
+        <w:rPr>
+          <w:rFonts w:ascii="JetBrains Mono" w:hAnsi="JetBrains Mono"/>
+          <w:b w:val="false"/>
+          <w:i w:val="false"/>
+          <w:color w:val="BCBEC4"/>
+          <w:sz w:val="20"/>
+        </w:rPr>
+        <w:t>,</w:t>
+        <w:br/>
+      </w:r>
+      <w:r>
+        <w:rPr>
+          <w:rFonts w:ascii="JetBrains Mono" w:hAnsi="JetBrains Mono"/>
+          <w:b w:val="false"/>
+          <w:i w:val="false"/>
+          <w:color w:val="C77DBB"/>
+          <w:sz w:val="20"/>
+        </w:rPr>
+        <w:t xml:space="preserve">gender      </w:t>
+      </w:r>
+      <w:r>
+        <w:rPr>
+          <w:rFonts w:ascii="JetBrains Mono" w:hAnsi="JetBrains Mono"/>
+          <w:b w:val="false"/>
+          <w:i w:val="false"/>
+          <w:color w:val="CF8E6D"/>
+          <w:sz w:val="20"/>
+        </w:rPr>
+        <w:t>varchar</w:t>
+      </w:r>
+      <w:r>
+        <w:rPr>
+          <w:rFonts w:ascii="JetBrains Mono" w:hAnsi="JetBrains Mono"/>
+          <w:b w:val="false"/>
+          <w:i w:val="false"/>
+          <w:color w:val="BCBEC4"/>
+          <w:sz w:val="20"/>
+        </w:rPr>
+        <w:t>(</w:t>
+      </w:r>
+      <w:r>
+        <w:rPr>
+          <w:rFonts w:ascii="JetBrains Mono" w:hAnsi="JetBrains Mono"/>
+          <w:b w:val="false"/>
+          <w:i w:val="false"/>
+          <w:color w:val="2AACB8"/>
+          <w:sz w:val="20"/>
+        </w:rPr>
+        <w:t>1</w:t>
+      </w:r>
+      <w:r>
+        <w:rPr>
+          <w:rFonts w:ascii="JetBrains Mono" w:hAnsi="JetBrains Mono"/>
+          <w:b w:val="false"/>
+          <w:i w:val="false"/>
+          <w:color w:val="BCBEC4"/>
+          <w:sz w:val="20"/>
+        </w:rPr>
+        <w:t xml:space="preserve">) </w:t>
+      </w:r>
+      <w:r>
+        <w:rPr>
+          <w:rFonts w:ascii="JetBrains Mono" w:hAnsi="JetBrains Mono"/>
+          <w:b w:val="false"/>
+          <w:i w:val="false"/>
+          <w:color w:val="CF8E6D"/>
+          <w:sz w:val="20"/>
+        </w:rPr>
+        <w:t>not null</w:t>
+      </w:r>
+      <w:r>
+        <w:rPr>
+          <w:rFonts w:ascii="JetBrains Mono" w:hAnsi="JetBrains Mono"/>
+          <w:b w:val="false"/>
+          <w:i w:val="false"/>
+          <w:color w:val="BCBEC4"/>
+          <w:sz w:val="20"/>
+        </w:rPr>
+        <w:t>,</w:t>
+        <w:br/>
+      </w:r>
+      <w:r>
+        <w:rPr>
+          <w:rFonts w:ascii="JetBrains Mono" w:hAnsi="JetBrains Mono"/>
+          <w:b w:val="false"/>
+          <w:i w:val="false"/>
+          <w:color w:val="C77DBB"/>
+          <w:sz w:val="20"/>
+        </w:rPr>
+        <w:t xml:space="preserve">id_address </w:t>
+      </w:r>
+      <w:r>
+        <w:rPr>
+          <w:rFonts w:ascii="JetBrains Mono" w:hAnsi="JetBrains Mono"/>
+          <w:b w:val="false"/>
+          <w:i w:val="false"/>
+          <w:color w:val="CF8E6D"/>
+          <w:sz w:val="20"/>
+        </w:rPr>
+        <w:t>uuid not null</w:t>
+      </w:r>
+      <w:r>
+        <w:rPr>
+          <w:rFonts w:ascii="JetBrains Mono" w:hAnsi="JetBrains Mono"/>
+          <w:b w:val="false"/>
+          <w:i w:val="false"/>
+          <w:color w:val="BCBEC4"/>
+          <w:sz w:val="20"/>
+        </w:rPr>
+        <w:t>,</w:t>
+      </w:r>
+    </w:p>
+    <w:p>
+      <w:pPr>
+        <w:pStyle w:val="Normal"/>
+        <w:shd w:val="clear" w:fill="191A1C"/>
+        <w:rPr>
+          <w:rFonts w:ascii="JetBrains Mono" w:hAnsi="JetBrains Mono"/>
+          <w:b w:val="false"/>
+          <w:i w:val="false"/>
+          <w:color w:val="BCBEC4"/>
+          <w:sz w:val="20"/>
+        </w:rPr>
+      </w:pPr>
+      <w:r>
+        <w:rPr>
+          <w:color w:val="BCBEC4"/>
+          <w:sz w:val="20"/>
+        </w:rPr>
+        <w:br/>
+      </w:r>
+      <w:r>
+        <w:rPr>
+          <w:rFonts w:ascii="JetBrains Mono" w:hAnsi="JetBrains Mono"/>
+          <w:b w:val="false"/>
+          <w:i w:val="false"/>
+          <w:color w:val="CF8E6D"/>
+          <w:sz w:val="20"/>
+        </w:rPr>
+        <w:t xml:space="preserve">constraint </w:t>
+      </w:r>
+      <w:r>
+        <w:rPr>
+          <w:rFonts w:ascii="JetBrains Mono" w:hAnsi="JetBrains Mono"/>
+          <w:b w:val="false"/>
+          <w:i w:val="false"/>
+          <w:color w:val="BCBEC4"/>
+          <w:sz w:val="20"/>
+        </w:rPr>
+        <w:t xml:space="preserve">fk_address </w:t>
+      </w:r>
+      <w:r>
+        <w:rPr>
+          <w:rFonts w:ascii="JetBrains Mono" w:hAnsi="JetBrains Mono"/>
+          <w:b w:val="false"/>
+          <w:i w:val="false"/>
+          <w:color w:val="CF8E6D"/>
+          <w:sz w:val="20"/>
+        </w:rPr>
+        <w:t xml:space="preserve">foreign key </w:t>
+      </w:r>
+      <w:r>
+        <w:rPr>
+          <w:rFonts w:ascii="JetBrains Mono" w:hAnsi="JetBrains Mono"/>
+          <w:b w:val="false"/>
+          <w:i w:val="false"/>
+          <w:color w:val="BCBEC4"/>
+          <w:sz w:val="20"/>
+        </w:rPr>
+        <w:t>(</w:t>
+      </w:r>
+      <w:r>
+        <w:rPr>
+          <w:rFonts w:ascii="JetBrains Mono" w:hAnsi="JetBrains Mono"/>
+          <w:b w:val="false"/>
+          <w:i w:val="false"/>
+          <w:color w:val="C77DBB"/>
+          <w:sz w:val="20"/>
+        </w:rPr>
+        <w:t>id_address</w:t>
+      </w:r>
+      <w:r>
+        <w:rPr>
+          <w:rFonts w:ascii="JetBrains Mono" w:hAnsi="JetBrains Mono"/>
+          <w:b w:val="false"/>
+          <w:i w:val="false"/>
+          <w:color w:val="BCBEC4"/>
+          <w:sz w:val="20"/>
+        </w:rPr>
+        <w:t>)</w:t>
+        <w:br/>
+        <w:t xml:space="preserve">    </w:t>
+      </w:r>
+      <w:r>
+        <w:rPr>
+          <w:rFonts w:ascii="JetBrains Mono" w:hAnsi="JetBrains Mono"/>
+          <w:b w:val="false"/>
+          <w:i w:val="false"/>
+          <w:color w:val="CF8E6D"/>
+          <w:sz w:val="20"/>
+        </w:rPr>
+        <w:t xml:space="preserve">references </w:t>
+      </w:r>
+      <w:r>
+        <w:rPr>
+          <w:rFonts w:ascii="JetBrains Mono" w:hAnsi="JetBrains Mono"/>
+          <w:b w:val="false"/>
+          <w:i w:val="false"/>
+          <w:color w:val="BCBEC4"/>
+          <w:sz w:val="20"/>
+        </w:rPr>
+        <w:t>address(</w:t>
+      </w:r>
+      <w:r>
+        <w:rPr>
+          <w:rFonts w:ascii="JetBrains Mono" w:hAnsi="JetBrains Mono"/>
+          <w:b w:val="false"/>
+          <w:i w:val="false"/>
+          <w:color w:val="C77DBB"/>
+          <w:sz w:val="20"/>
+        </w:rPr>
+        <w:t>id</w:t>
+      </w:r>
+      <w:r>
+        <w:rPr>
+          <w:rFonts w:ascii="JetBrains Mono" w:hAnsi="JetBrains Mono"/>
+          <w:b w:val="false"/>
+          <w:i w:val="false"/>
+          <w:color w:val="BCBEC4"/>
+          <w:sz w:val="20"/>
+        </w:rPr>
+        <w:t xml:space="preserve">) </w:t>
+      </w:r>
+      <w:r>
+        <w:rPr>
+          <w:rFonts w:ascii="JetBrains Mono" w:hAnsi="JetBrains Mono"/>
+          <w:b w:val="false"/>
+          <w:i w:val="false"/>
+          <w:color w:val="CF8E6D"/>
+          <w:sz w:val="20"/>
+        </w:rPr>
+        <w:t>on delete cascade</w:t>
+      </w:r>
+    </w:p>
+    <w:p>
+      <w:pPr>
+        <w:pStyle w:val="Normal"/>
+        <w:rPr/>
+      </w:pPr>
+      <w:r>
+        <w:rPr/>
+      </w:r>
+    </w:p>
+    <w:p>
+      <w:pPr>
+        <w:pStyle w:val="Normal"/>
+        <w:rPr/>
+      </w:pPr>
+      <w:r>
+        <w:rPr/>
+      </w:r>
+    </w:p>
+    <w:p>
+      <w:pPr>
+        <w:pStyle w:val="Normal"/>
+        <w:rPr/>
+      </w:pPr>
+      <w:r>
+        <w:rPr/>
+        <w:t>TABLE: PROFESSIONALS</w:t>
+      </w:r>
+    </w:p>
+    <w:p>
+      <w:pPr>
+        <w:pStyle w:val="Normal"/>
+        <w:rPr/>
+      </w:pPr>
+      <w:r>
+        <w:rPr/>
+        <w:t>FIELDS:</w:t>
+      </w:r>
+    </w:p>
+    <w:p>
+      <w:pPr>
+        <w:pStyle w:val="Normal"/>
+        <w:shd w:val="clear" w:fill="191A1C"/>
+        <w:rPr>
+          <w:rFonts w:ascii="JetBrains Mono" w:hAnsi="JetBrains Mono"/>
+          <w:b w:val="false"/>
+          <w:i w:val="false"/>
+          <w:color w:val="BCBEC4"/>
+          <w:sz w:val="20"/>
+        </w:rPr>
+      </w:pPr>
+      <w:r>
+        <w:rPr>
+          <w:rFonts w:ascii="JetBrains Mono" w:hAnsi="JetBrains Mono"/>
+          <w:b w:val="false"/>
+          <w:i w:val="false"/>
+          <w:color w:val="C77DBB"/>
+          <w:sz w:val="20"/>
+        </w:rPr>
+        <w:t xml:space="preserve">id       </w:t>
+      </w:r>
+      <w:r>
+        <w:rPr>
+          <w:rFonts w:ascii="JetBrains Mono" w:hAnsi="JetBrains Mono"/>
+          <w:b w:val="false"/>
+          <w:i w:val="false"/>
+          <w:color w:val="CF8E6D"/>
+          <w:sz w:val="20"/>
+        </w:rPr>
+        <w:t xml:space="preserve">uuid primary key default </w:t>
+      </w:r>
+      <w:r>
+        <w:rPr>
+          <w:rFonts w:ascii="JetBrains Mono" w:hAnsi="JetBrains Mono"/>
+          <w:b w:val="false"/>
+          <w:i/>
+          <w:color w:val="57AAF7"/>
+          <w:sz w:val="20"/>
+        </w:rPr>
+        <w:t>gen_random_uuid</w:t>
+      </w:r>
+      <w:r>
+        <w:rPr>
+          <w:rFonts w:ascii="JetBrains Mono" w:hAnsi="JetBrains Mono"/>
+          <w:b w:val="false"/>
+          <w:i w:val="false"/>
+          <w:color w:val="BCBEC4"/>
+          <w:sz w:val="20"/>
+        </w:rPr>
+        <w:t>(),</w:t>
+        <w:br/>
+      </w:r>
+      <w:r>
+        <w:rPr>
+          <w:rFonts w:ascii="JetBrains Mono" w:hAnsi="JetBrains Mono"/>
+          <w:b w:val="false"/>
+          <w:i w:val="false"/>
+          <w:color w:val="C77DBB"/>
+          <w:sz w:val="20"/>
+        </w:rPr>
+        <w:t xml:space="preserve">name     </w:t>
+      </w:r>
+      <w:r>
+        <w:rPr>
+          <w:rFonts w:ascii="JetBrains Mono" w:hAnsi="JetBrains Mono"/>
+          <w:b w:val="false"/>
+          <w:i w:val="false"/>
+          <w:color w:val="CF8E6D"/>
+          <w:sz w:val="20"/>
+        </w:rPr>
+        <w:t>varchar</w:t>
+      </w:r>
+      <w:r>
+        <w:rPr>
+          <w:rFonts w:ascii="JetBrains Mono" w:hAnsi="JetBrains Mono"/>
+          <w:b w:val="false"/>
+          <w:i w:val="false"/>
+          <w:color w:val="BCBEC4"/>
+          <w:sz w:val="20"/>
+        </w:rPr>
+        <w:t>(</w:t>
+      </w:r>
+      <w:r>
+        <w:rPr>
+          <w:rFonts w:ascii="JetBrains Mono" w:hAnsi="JetBrains Mono"/>
+          <w:b w:val="false"/>
+          <w:i w:val="false"/>
+          <w:color w:val="2AACB8"/>
+          <w:sz w:val="20"/>
+        </w:rPr>
+        <w:t>100</w:t>
+      </w:r>
+      <w:r>
+        <w:rPr>
+          <w:rFonts w:ascii="JetBrains Mono" w:hAnsi="JetBrains Mono"/>
+          <w:b w:val="false"/>
+          <w:i w:val="false"/>
+          <w:color w:val="BCBEC4"/>
+          <w:sz w:val="20"/>
+        </w:rPr>
+        <w:t xml:space="preserve">) </w:t>
+      </w:r>
+      <w:r>
+        <w:rPr>
+          <w:rFonts w:ascii="JetBrains Mono" w:hAnsi="JetBrains Mono"/>
+          <w:b w:val="false"/>
+          <w:i w:val="false"/>
+          <w:color w:val="CF8E6D"/>
+          <w:sz w:val="20"/>
+        </w:rPr>
+        <w:t>not null</w:t>
+      </w:r>
+      <w:r>
+        <w:rPr>
+          <w:rFonts w:ascii="JetBrains Mono" w:hAnsi="JetBrains Mono"/>
+          <w:b w:val="false"/>
+          <w:i w:val="false"/>
+          <w:color w:val="BCBEC4"/>
+          <w:sz w:val="20"/>
+        </w:rPr>
+        <w:t>,</w:t>
+        <w:br/>
+      </w:r>
+      <w:r>
+        <w:rPr>
+          <w:rFonts w:ascii="JetBrains Mono" w:hAnsi="JetBrains Mono"/>
+          <w:b w:val="false"/>
+          <w:i w:val="false"/>
+          <w:color w:val="C77DBB"/>
+          <w:sz w:val="20"/>
+        </w:rPr>
+        <w:t xml:space="preserve">register      </w:t>
+      </w:r>
+      <w:r>
+        <w:rPr>
+          <w:rFonts w:ascii="JetBrains Mono" w:hAnsi="JetBrains Mono"/>
+          <w:b w:val="false"/>
+          <w:i w:val="false"/>
+          <w:color w:val="CF8E6D"/>
+          <w:sz w:val="20"/>
+        </w:rPr>
+        <w:t>varchar</w:t>
+      </w:r>
+      <w:r>
+        <w:rPr>
+          <w:rFonts w:ascii="JetBrains Mono" w:hAnsi="JetBrains Mono"/>
+          <w:b w:val="false"/>
+          <w:i w:val="false"/>
+          <w:color w:val="BCBEC4"/>
+          <w:sz w:val="20"/>
+        </w:rPr>
+        <w:t>(</w:t>
+      </w:r>
+      <w:r>
+        <w:rPr>
+          <w:rFonts w:ascii="JetBrains Mono" w:hAnsi="JetBrains Mono"/>
+          <w:b w:val="false"/>
+          <w:i w:val="false"/>
+          <w:color w:val="2AACB8"/>
+          <w:sz w:val="20"/>
+        </w:rPr>
+        <w:t>30</w:t>
+      </w:r>
+      <w:r>
+        <w:rPr>
+          <w:rFonts w:ascii="JetBrains Mono" w:hAnsi="JetBrains Mono"/>
+          <w:b w:val="false"/>
+          <w:i w:val="false"/>
+          <w:color w:val="BCBEC4"/>
+          <w:sz w:val="20"/>
+        </w:rPr>
+        <w:t xml:space="preserve">)  </w:t>
+      </w:r>
+      <w:r>
+        <w:rPr>
+          <w:rFonts w:ascii="JetBrains Mono" w:hAnsi="JetBrains Mono"/>
+          <w:b w:val="false"/>
+          <w:i w:val="false"/>
+          <w:color w:val="CF8E6D"/>
+          <w:sz w:val="20"/>
+        </w:rPr>
+        <w:t>not null unique</w:t>
+      </w:r>
+      <w:r>
+        <w:rPr>
+          <w:rFonts w:ascii="JetBrains Mono" w:hAnsi="JetBrains Mono"/>
+          <w:b w:val="false"/>
+          <w:i w:val="false"/>
+          <w:color w:val="BCBEC4"/>
+          <w:sz w:val="20"/>
+        </w:rPr>
+        <w:t>,</w:t>
+        <w:br/>
+      </w:r>
+      <w:r>
+        <w:rPr>
+          <w:rFonts w:ascii="JetBrains Mono" w:hAnsi="JetBrains Mono"/>
+          <w:b w:val="false"/>
+          <w:i w:val="false"/>
+          <w:color w:val="C77DBB"/>
+          <w:sz w:val="20"/>
+        </w:rPr>
+        <w:t xml:space="preserve">telephone </w:t>
+      </w:r>
+      <w:r>
+        <w:rPr>
+          <w:rFonts w:ascii="JetBrains Mono" w:hAnsi="JetBrains Mono"/>
+          <w:b w:val="false"/>
+          <w:i w:val="false"/>
+          <w:color w:val="CF8E6D"/>
+          <w:sz w:val="20"/>
+        </w:rPr>
+        <w:t>varchar</w:t>
+      </w:r>
+      <w:r>
+        <w:rPr>
+          <w:rFonts w:ascii="JetBrains Mono" w:hAnsi="JetBrains Mono"/>
+          <w:b w:val="false"/>
+          <w:i w:val="false"/>
+          <w:color w:val="BCBEC4"/>
+          <w:sz w:val="20"/>
+        </w:rPr>
+        <w:t>(</w:t>
+      </w:r>
+      <w:r>
+        <w:rPr>
+          <w:rFonts w:ascii="JetBrains Mono" w:hAnsi="JetBrains Mono"/>
+          <w:b w:val="false"/>
+          <w:i w:val="false"/>
+          <w:color w:val="2AACB8"/>
+          <w:sz w:val="20"/>
+        </w:rPr>
+        <w:t>20</w:t>
+      </w:r>
+      <w:r>
+        <w:rPr>
+          <w:rFonts w:ascii="JetBrains Mono" w:hAnsi="JetBrains Mono"/>
+          <w:b w:val="false"/>
+          <w:i w:val="false"/>
+          <w:color w:val="BCBEC4"/>
+          <w:sz w:val="20"/>
+        </w:rPr>
+        <w:t xml:space="preserve">)  </w:t>
+      </w:r>
+      <w:r>
+        <w:rPr>
+          <w:rFonts w:ascii="JetBrains Mono" w:hAnsi="JetBrains Mono"/>
+          <w:b w:val="false"/>
+          <w:i w:val="false"/>
+          <w:color w:val="CF8E6D"/>
+          <w:sz w:val="20"/>
+        </w:rPr>
+        <w:t>not null</w:t>
+      </w:r>
+      <w:r>
+        <w:rPr>
+          <w:rFonts w:ascii="JetBrains Mono" w:hAnsi="JetBrains Mono"/>
+          <w:b w:val="false"/>
+          <w:i w:val="false"/>
+          <w:color w:val="BCBEC4"/>
+          <w:sz w:val="20"/>
+        </w:rPr>
+        <w:t>,</w:t>
+        <w:br/>
+      </w:r>
+      <w:r>
+        <w:rPr>
+          <w:rFonts w:ascii="JetBrains Mono" w:hAnsi="JetBrains Mono"/>
+          <w:b w:val="false"/>
+          <w:i w:val="false"/>
+          <w:color w:val="C77DBB"/>
+          <w:sz w:val="20"/>
+        </w:rPr>
+        <w:t xml:space="preserve">cell_phone  </w:t>
+      </w:r>
+      <w:r>
+        <w:rPr>
+          <w:rFonts w:ascii="JetBrains Mono" w:hAnsi="JetBrains Mono"/>
+          <w:b w:val="false"/>
+          <w:i w:val="false"/>
+          <w:color w:val="CF8E6D"/>
+          <w:sz w:val="20"/>
+        </w:rPr>
+        <w:t>varchar</w:t>
+      </w:r>
+      <w:r>
+        <w:rPr>
+          <w:rFonts w:ascii="JetBrains Mono" w:hAnsi="JetBrains Mono"/>
+          <w:b w:val="false"/>
+          <w:i w:val="false"/>
+          <w:color w:val="BCBEC4"/>
+          <w:sz w:val="20"/>
+        </w:rPr>
+        <w:t>(</w:t>
+      </w:r>
+      <w:r>
+        <w:rPr>
+          <w:rFonts w:ascii="JetBrains Mono" w:hAnsi="JetBrains Mono"/>
+          <w:b w:val="false"/>
+          <w:i w:val="false"/>
+          <w:color w:val="2AACB8"/>
+          <w:sz w:val="20"/>
+        </w:rPr>
+        <w:t>20</w:t>
+      </w:r>
+      <w:r>
+        <w:rPr>
+          <w:rFonts w:ascii="JetBrains Mono" w:hAnsi="JetBrains Mono"/>
+          <w:b w:val="false"/>
+          <w:i w:val="false"/>
+          <w:color w:val="BCBEC4"/>
+          <w:sz w:val="20"/>
+        </w:rPr>
+        <w:t xml:space="preserve">)  </w:t>
+      </w:r>
+      <w:r>
+        <w:rPr>
+          <w:rFonts w:ascii="JetBrains Mono" w:hAnsi="JetBrains Mono"/>
+          <w:b w:val="false"/>
+          <w:i w:val="false"/>
+          <w:color w:val="CF8E6D"/>
+          <w:sz w:val="20"/>
+        </w:rPr>
+        <w:t>not null</w:t>
+      </w:r>
+      <w:r>
+        <w:rPr>
+          <w:rFonts w:ascii="JetBrains Mono" w:hAnsi="JetBrains Mono"/>
+          <w:b w:val="false"/>
+          <w:i w:val="false"/>
+          <w:color w:val="BCBEC4"/>
+          <w:sz w:val="20"/>
+        </w:rPr>
+        <w:t>,</w:t>
+        <w:br/>
+      </w:r>
+      <w:r>
+        <w:rPr>
+          <w:rFonts w:ascii="JetBrains Mono" w:hAnsi="JetBrains Mono"/>
+          <w:b w:val="false"/>
+          <w:i w:val="false"/>
+          <w:color w:val="C77DBB"/>
+          <w:sz w:val="20"/>
+        </w:rPr>
+        <w:t xml:space="preserve">email    </w:t>
+      </w:r>
+      <w:r>
+        <w:rPr>
+          <w:rFonts w:ascii="JetBrains Mono" w:hAnsi="JetBrains Mono"/>
+          <w:b w:val="false"/>
+          <w:i w:val="false"/>
+          <w:color w:val="CF8E6D"/>
+          <w:sz w:val="20"/>
+        </w:rPr>
+        <w:t>varchar</w:t>
+      </w:r>
+      <w:r>
+        <w:rPr>
+          <w:rFonts w:ascii="JetBrains Mono" w:hAnsi="JetBrains Mono"/>
+          <w:b w:val="false"/>
+          <w:i w:val="false"/>
+          <w:color w:val="BCBEC4"/>
+          <w:sz w:val="20"/>
+        </w:rPr>
+        <w:t>(</w:t>
+      </w:r>
+      <w:r>
+        <w:rPr>
+          <w:rFonts w:ascii="JetBrains Mono" w:hAnsi="JetBrains Mono"/>
+          <w:b w:val="false"/>
+          <w:i w:val="false"/>
+          <w:color w:val="2AACB8"/>
+          <w:sz w:val="20"/>
+        </w:rPr>
+        <w:t>100</w:t>
+      </w:r>
+      <w:r>
+        <w:rPr>
+          <w:rFonts w:ascii="JetBrains Mono" w:hAnsi="JetBrains Mono"/>
+          <w:b w:val="false"/>
+          <w:i w:val="false"/>
+          <w:color w:val="BCBEC4"/>
+          <w:sz w:val="20"/>
+        </w:rPr>
+        <w:t xml:space="preserve">) </w:t>
+      </w:r>
+      <w:r>
+        <w:rPr>
+          <w:rFonts w:ascii="JetBrains Mono" w:hAnsi="JetBrains Mono"/>
+          <w:b w:val="false"/>
+          <w:i w:val="false"/>
+          <w:color w:val="CF8E6D"/>
+          <w:sz w:val="20"/>
+        </w:rPr>
+        <w:t>not null</w:t>
+      </w:r>
+      <w:r>
+        <w:rPr>
+          <w:rFonts w:ascii="JetBrains Mono" w:hAnsi="JetBrains Mono"/>
+          <w:b w:val="false"/>
+          <w:i w:val="false"/>
+          <w:color w:val="BCBEC4"/>
+          <w:sz w:val="20"/>
+        </w:rPr>
+        <w:t>,</w:t>
+        <w:br/>
+      </w:r>
+      <w:r>
+        <w:rPr>
+          <w:rFonts w:ascii="JetBrains Mono" w:hAnsi="JetBrains Mono"/>
+          <w:b w:val="false"/>
+          <w:i w:val="false"/>
+          <w:color w:val="C77DBB"/>
+          <w:sz w:val="20"/>
+        </w:rPr>
+        <w:t xml:space="preserve">id_speciality </w:t>
+      </w:r>
+      <w:r>
+        <w:rPr>
+          <w:rFonts w:ascii="JetBrains Mono" w:hAnsi="JetBrains Mono"/>
+          <w:b w:val="false"/>
+          <w:i w:val="false"/>
+          <w:color w:val="CF8E6D"/>
+          <w:sz w:val="20"/>
+        </w:rPr>
+        <w:t>uuid not null</w:t>
+      </w:r>
+      <w:r>
+        <w:rPr>
+          <w:rFonts w:ascii="JetBrains Mono" w:hAnsi="JetBrains Mono"/>
+          <w:b w:val="false"/>
+          <w:i w:val="false"/>
+          <w:color w:val="BCBEC4"/>
+          <w:sz w:val="20"/>
+        </w:rPr>
+        <w:t>,</w:t>
+        <w:br/>
+      </w:r>
+      <w:r>
+        <w:rPr>
+          <w:rFonts w:ascii="JetBrains Mono" w:hAnsi="JetBrains Mono"/>
+          <w:b w:val="false"/>
+          <w:i w:val="false"/>
+          <w:color w:val="C77DBB"/>
+          <w:sz w:val="20"/>
+        </w:rPr>
+        <w:t xml:space="preserve">id_address </w:t>
+      </w:r>
+      <w:r>
+        <w:rPr>
+          <w:rFonts w:ascii="JetBrains Mono" w:hAnsi="JetBrains Mono"/>
+          <w:b w:val="false"/>
+          <w:i w:val="false"/>
+          <w:color w:val="CF8E6D"/>
+          <w:sz w:val="20"/>
+        </w:rPr>
+        <w:t>uuid not null</w:t>
+      </w:r>
+      <w:r>
+        <w:rPr>
+          <w:rFonts w:ascii="JetBrains Mono" w:hAnsi="JetBrains Mono"/>
+          <w:b w:val="false"/>
+          <w:i w:val="false"/>
+          <w:color w:val="BCBEC4"/>
+          <w:sz w:val="20"/>
+        </w:rPr>
+        <w:t>,</w:t>
+        <w:br/>
+      </w:r>
+      <w:r>
+        <w:rPr>
+          <w:rFonts w:ascii="JetBrains Mono" w:hAnsi="JetBrains Mono"/>
+          <w:b w:val="false"/>
+          <w:i w:val="false"/>
+          <w:color w:val="C77DBB"/>
+          <w:sz w:val="20"/>
+        </w:rPr>
+        <w:t xml:space="preserve">id_user </w:t>
+      </w:r>
+      <w:r>
+        <w:rPr>
+          <w:rFonts w:ascii="JetBrains Mono" w:hAnsi="JetBrains Mono"/>
+          <w:b w:val="false"/>
+          <w:i w:val="false"/>
+          <w:color w:val="CF8E6D"/>
+          <w:sz w:val="20"/>
+        </w:rPr>
+        <w:t>uuid not null</w:t>
+      </w:r>
+      <w:r>
+        <w:rPr>
+          <w:rFonts w:ascii="JetBrains Mono" w:hAnsi="JetBrains Mono"/>
+          <w:b w:val="false"/>
+          <w:i w:val="false"/>
+          <w:color w:val="BCBEC4"/>
+          <w:sz w:val="20"/>
+        </w:rPr>
+        <w:t>,</w:t>
+      </w:r>
+    </w:p>
+    <w:p>
+      <w:pPr>
+        <w:pStyle w:val="Normal"/>
+        <w:pBdr/>
+        <w:shd w:fill="191A1C" w:val="clear"/>
+        <w:rPr>
+          <w:rFonts w:ascii="JetBrains Mono" w:hAnsi="JetBrains Mono"/>
+          <w:b w:val="false"/>
+          <w:i w:val="false"/>
+          <w:color w:val="CF8E6D"/>
+          <w:sz w:val="20"/>
+        </w:rPr>
+      </w:pPr>
+      <w:r>
+        <w:rPr>
+          <w:rFonts w:ascii="JetBrains Mono" w:hAnsi="JetBrains Mono"/>
+          <w:b w:val="false"/>
+          <w:i w:val="false"/>
+          <w:color w:val="CF8E6D"/>
+          <w:sz w:val="20"/>
+        </w:rPr>
+        <w:t xml:space="preserve">constraint </w:t>
+      </w:r>
+      <w:r>
+        <w:rPr>
+          <w:rFonts w:ascii="JetBrains Mono" w:hAnsi="JetBrains Mono"/>
+          <w:b w:val="false"/>
+          <w:i w:val="false"/>
+          <w:color w:val="BCBEC4"/>
+          <w:sz w:val="20"/>
+        </w:rPr>
+        <w:t xml:space="preserve">fk_speciality </w:t>
+      </w:r>
+      <w:r>
+        <w:rPr>
+          <w:rFonts w:ascii="JetBrains Mono" w:hAnsi="JetBrains Mono"/>
+          <w:b w:val="false"/>
+          <w:i w:val="false"/>
+          <w:color w:val="CF8E6D"/>
+          <w:sz w:val="20"/>
+        </w:rPr>
+        <w:t>foreign key</w:t>
+      </w:r>
+      <w:r>
+        <w:rPr>
+          <w:rFonts w:ascii="JetBrains Mono" w:hAnsi="JetBrains Mono"/>
+          <w:b w:val="false"/>
+          <w:i w:val="false"/>
+          <w:color w:val="BCBEC4"/>
+          <w:sz w:val="20"/>
+        </w:rPr>
+        <w:t>(</w:t>
+      </w:r>
+      <w:r>
+        <w:rPr>
+          <w:rFonts w:ascii="JetBrains Mono" w:hAnsi="JetBrains Mono"/>
+          <w:b w:val="false"/>
+          <w:i w:val="false"/>
+          <w:color w:val="C77DBB"/>
+          <w:sz w:val="20"/>
+        </w:rPr>
+        <w:t>id_speciality</w:t>
+      </w:r>
+      <w:r>
+        <w:rPr>
+          <w:rFonts w:ascii="JetBrains Mono" w:hAnsi="JetBrains Mono"/>
+          <w:b w:val="false"/>
+          <w:i w:val="false"/>
+          <w:color w:val="BCBEC4"/>
+          <w:sz w:val="20"/>
+        </w:rPr>
+        <w:t>)</w:t>
+        <w:br/>
+        <w:t xml:space="preserve">    </w:t>
+      </w:r>
+      <w:r>
+        <w:rPr>
+          <w:rFonts w:ascii="JetBrains Mono" w:hAnsi="JetBrains Mono"/>
+          <w:b w:val="false"/>
+          <w:i w:val="false"/>
+          <w:color w:val="CF8E6D"/>
+          <w:sz w:val="20"/>
+        </w:rPr>
+        <w:t xml:space="preserve">references </w:t>
+      </w:r>
+      <w:r>
+        <w:rPr>
+          <w:rFonts w:ascii="JetBrains Mono" w:hAnsi="JetBrains Mono"/>
+          <w:b w:val="false"/>
+          <w:i w:val="false"/>
+          <w:color w:val="BCBEC4"/>
+          <w:sz w:val="20"/>
+        </w:rPr>
+        <w:t>specialties(</w:t>
+      </w:r>
+      <w:r>
+        <w:rPr>
+          <w:rFonts w:ascii="JetBrains Mono" w:hAnsi="JetBrains Mono"/>
+          <w:b w:val="false"/>
+          <w:i w:val="false"/>
+          <w:color w:val="C77DBB"/>
+          <w:sz w:val="20"/>
+        </w:rPr>
+        <w:t>id</w:t>
+      </w:r>
+      <w:r>
+        <w:rPr>
+          <w:rFonts w:ascii="JetBrains Mono" w:hAnsi="JetBrains Mono"/>
+          <w:b w:val="false"/>
+          <w:i w:val="false"/>
+          <w:color w:val="BCBEC4"/>
+          <w:sz w:val="20"/>
+        </w:rPr>
+        <w:t>)</w:t>
+        <w:br/>
+        <w:t xml:space="preserve">    </w:t>
+      </w:r>
+      <w:r>
+        <w:rPr>
+          <w:rFonts w:ascii="JetBrains Mono" w:hAnsi="JetBrains Mono"/>
+          <w:b w:val="false"/>
+          <w:i w:val="false"/>
+          <w:color w:val="CF8E6D"/>
+          <w:sz w:val="20"/>
+        </w:rPr>
+        <w:t>on delete restrict</w:t>
+      </w:r>
+      <w:r>
+        <w:rPr>
+          <w:rFonts w:ascii="JetBrains Mono" w:hAnsi="JetBrains Mono"/>
+          <w:b w:val="false"/>
+          <w:i w:val="false"/>
+          <w:color w:val="BCBEC4"/>
+          <w:sz w:val="20"/>
+        </w:rPr>
+        <w:t>,</w:t>
+        <w:br/>
+        <w:br/>
+      </w:r>
+      <w:r>
+        <w:rPr>
+          <w:rFonts w:ascii="JetBrains Mono" w:hAnsi="JetBrains Mono"/>
+          <w:b w:val="false"/>
+          <w:i w:val="false"/>
+          <w:color w:val="CF8E6D"/>
+          <w:sz w:val="20"/>
+        </w:rPr>
+        <w:t xml:space="preserve">constraint </w:t>
+      </w:r>
+      <w:r>
+        <w:rPr>
+          <w:rFonts w:ascii="JetBrains Mono" w:hAnsi="JetBrains Mono"/>
+          <w:b w:val="false"/>
+          <w:i w:val="false"/>
+          <w:color w:val="BCBEC4"/>
+          <w:sz w:val="20"/>
+        </w:rPr>
+        <w:t xml:space="preserve">fk_address </w:t>
+      </w:r>
+      <w:r>
+        <w:rPr>
+          <w:rFonts w:ascii="JetBrains Mono" w:hAnsi="JetBrains Mono"/>
+          <w:b w:val="false"/>
+          <w:i w:val="false"/>
+          <w:color w:val="CF8E6D"/>
+          <w:sz w:val="20"/>
+        </w:rPr>
+        <w:t xml:space="preserve">foreign key </w:t>
+      </w:r>
+      <w:r>
+        <w:rPr>
+          <w:rFonts w:ascii="JetBrains Mono" w:hAnsi="JetBrains Mono"/>
+          <w:b w:val="false"/>
+          <w:i w:val="false"/>
+          <w:color w:val="BCBEC4"/>
+          <w:sz w:val="20"/>
+        </w:rPr>
+        <w:t>(</w:t>
+      </w:r>
+      <w:r>
+        <w:rPr>
+          <w:rFonts w:ascii="JetBrains Mono" w:hAnsi="JetBrains Mono"/>
+          <w:b w:val="false"/>
+          <w:i w:val="false"/>
+          <w:color w:val="C77DBB"/>
+          <w:sz w:val="20"/>
+        </w:rPr>
+        <w:t>id_address</w:t>
+      </w:r>
+      <w:r>
+        <w:rPr>
+          <w:rFonts w:ascii="JetBrains Mono" w:hAnsi="JetBrains Mono"/>
+          <w:b w:val="false"/>
+          <w:i w:val="false"/>
+          <w:color w:val="BCBEC4"/>
+          <w:sz w:val="20"/>
+        </w:rPr>
+        <w:t>)</w:t>
+        <w:br/>
+        <w:t xml:space="preserve">    </w:t>
+      </w:r>
+      <w:r>
+        <w:rPr>
+          <w:rFonts w:ascii="JetBrains Mono" w:hAnsi="JetBrains Mono"/>
+          <w:b w:val="false"/>
+          <w:i w:val="false"/>
+          <w:color w:val="CF8E6D"/>
+          <w:sz w:val="20"/>
+        </w:rPr>
+        <w:t xml:space="preserve">references </w:t>
+      </w:r>
+      <w:r>
+        <w:rPr>
+          <w:rFonts w:ascii="JetBrains Mono" w:hAnsi="JetBrains Mono"/>
+          <w:b w:val="false"/>
+          <w:i w:val="false"/>
+          <w:color w:val="BCBEC4"/>
+          <w:sz w:val="20"/>
+        </w:rPr>
+        <w:t>address(</w:t>
+      </w:r>
+      <w:r>
+        <w:rPr>
+          <w:rFonts w:ascii="JetBrains Mono" w:hAnsi="JetBrains Mono"/>
+          <w:b w:val="false"/>
+          <w:i w:val="false"/>
+          <w:color w:val="C77DBB"/>
+          <w:sz w:val="20"/>
+        </w:rPr>
+        <w:t>id</w:t>
+      </w:r>
+      <w:r>
+        <w:rPr>
+          <w:rFonts w:ascii="JetBrains Mono" w:hAnsi="JetBrains Mono"/>
+          <w:b w:val="false"/>
+          <w:i w:val="false"/>
+          <w:color w:val="BCBEC4"/>
+          <w:sz w:val="20"/>
+        </w:rPr>
+        <w:t>)</w:t>
+        <w:br/>
+        <w:t xml:space="preserve">    </w:t>
+      </w:r>
+      <w:r>
+        <w:rPr>
+          <w:rFonts w:ascii="JetBrains Mono" w:hAnsi="JetBrains Mono"/>
+          <w:b w:val="false"/>
+          <w:i w:val="false"/>
+          <w:color w:val="CF8E6D"/>
+          <w:sz w:val="20"/>
+        </w:rPr>
+        <w:t>on delete cascade</w:t>
+      </w:r>
+      <w:r>
+        <w:rPr>
+          <w:rFonts w:ascii="JetBrains Mono" w:hAnsi="JetBrains Mono"/>
+          <w:b w:val="false"/>
+          <w:i w:val="false"/>
+          <w:color w:val="BCBEC4"/>
+          <w:sz w:val="20"/>
+        </w:rPr>
+        <w:t>,</w:t>
+        <w:br/>
+        <w:br/>
+      </w:r>
+      <w:r>
+        <w:rPr>
+          <w:rFonts w:ascii="JetBrains Mono" w:hAnsi="JetBrains Mono"/>
+          <w:b w:val="false"/>
+          <w:i w:val="false"/>
+          <w:color w:val="CF8E6D"/>
+          <w:sz w:val="20"/>
+        </w:rPr>
+        <w:t xml:space="preserve">constraint </w:t>
+      </w:r>
+      <w:r>
+        <w:rPr>
+          <w:rFonts w:ascii="JetBrains Mono" w:hAnsi="JetBrains Mono"/>
+          <w:b w:val="false"/>
+          <w:i w:val="false"/>
+          <w:color w:val="BCBEC4"/>
+          <w:sz w:val="20"/>
+        </w:rPr>
+        <w:t xml:space="preserve">fk_user </w:t>
+      </w:r>
+      <w:r>
+        <w:rPr>
+          <w:rFonts w:ascii="JetBrains Mono" w:hAnsi="JetBrains Mono"/>
+          <w:b w:val="false"/>
+          <w:i w:val="false"/>
+          <w:color w:val="CF8E6D"/>
+          <w:sz w:val="20"/>
+        </w:rPr>
+        <w:t xml:space="preserve">foreign key </w:t>
+      </w:r>
+      <w:r>
+        <w:rPr>
+          <w:rFonts w:ascii="JetBrains Mono" w:hAnsi="JetBrains Mono"/>
+          <w:b w:val="false"/>
+          <w:i w:val="false"/>
+          <w:color w:val="BCBEC4"/>
+          <w:sz w:val="20"/>
+        </w:rPr>
+        <w:t>(</w:t>
+      </w:r>
+      <w:r>
+        <w:rPr>
+          <w:rFonts w:ascii="JetBrains Mono" w:hAnsi="JetBrains Mono"/>
+          <w:b w:val="false"/>
+          <w:i w:val="false"/>
+          <w:color w:val="C77DBB"/>
+          <w:sz w:val="20"/>
+        </w:rPr>
+        <w:t>id_user</w:t>
+      </w:r>
+      <w:r>
+        <w:rPr>
+          <w:rFonts w:ascii="JetBrains Mono" w:hAnsi="JetBrains Mono"/>
+          <w:b w:val="false"/>
+          <w:i w:val="false"/>
+          <w:color w:val="BCBEC4"/>
+          <w:sz w:val="20"/>
+        </w:rPr>
+        <w:t>)</w:t>
+        <w:br/>
+        <w:t xml:space="preserve">    </w:t>
+      </w:r>
+      <w:r>
+        <w:rPr>
+          <w:rFonts w:ascii="JetBrains Mono" w:hAnsi="JetBrains Mono"/>
+          <w:b w:val="false"/>
+          <w:i w:val="false"/>
+          <w:color w:val="CF8E6D"/>
+          <w:sz w:val="20"/>
+        </w:rPr>
+        <w:t xml:space="preserve">references </w:t>
+      </w:r>
+      <w:r>
+        <w:rPr>
+          <w:rFonts w:ascii="JetBrains Mono" w:hAnsi="JetBrains Mono"/>
+          <w:b w:val="false"/>
+          <w:i w:val="false"/>
+          <w:color w:val="BCBEC4"/>
+          <w:sz w:val="20"/>
+        </w:rPr>
+        <w:t>users(</w:t>
+      </w:r>
+      <w:r>
+        <w:rPr>
+          <w:rFonts w:ascii="JetBrains Mono" w:hAnsi="JetBrains Mono"/>
+          <w:b w:val="false"/>
+          <w:i w:val="false"/>
+          <w:color w:val="C77DBB"/>
+          <w:sz w:val="20"/>
+        </w:rPr>
+        <w:t>id</w:t>
+      </w:r>
+      <w:r>
+        <w:rPr>
+          <w:rFonts w:ascii="JetBrains Mono" w:hAnsi="JetBrains Mono"/>
+          <w:b w:val="false"/>
+          <w:i w:val="false"/>
+          <w:color w:val="BCBEC4"/>
+          <w:sz w:val="20"/>
+        </w:rPr>
+        <w:t>)</w:t>
+        <w:br/>
+        <w:t xml:space="preserve">    </w:t>
+      </w:r>
+      <w:r>
+        <w:rPr>
+          <w:rFonts w:ascii="JetBrains Mono" w:hAnsi="JetBrains Mono"/>
+          <w:b w:val="false"/>
+          <w:i w:val="false"/>
+          <w:color w:val="CF8E6D"/>
+          <w:sz w:val="20"/>
+        </w:rPr>
+        <w:t>on delete cascade</w:t>
+      </w:r>
+    </w:p>
+    <w:p>
+      <w:pPr>
+        <w:pStyle w:val="Normal"/>
+        <w:rPr/>
+      </w:pPr>
+      <w:r>
+        <w:rPr/>
+      </w:r>
+    </w:p>
+    <w:p>
+      <w:pPr>
+        <w:pStyle w:val="Normal"/>
+        <w:rPr/>
+      </w:pPr>
+      <w:r>
+        <w:rPr/>
+        <w:t xml:space="preserve">TABLE: STATUS → </w:t>
+      </w:r>
+      <w:r>
+        <w:rPr>
+          <w:b/>
+          <w:bCs/>
+          <w:color w:val="C9211E"/>
+        </w:rPr>
+        <w:t>INEXISTENTE NO MODELO (STATUS DAS CONSULTAS)</w:t>
+      </w:r>
+    </w:p>
+    <w:p>
+      <w:pPr>
+        <w:pStyle w:val="Normal"/>
+        <w:rPr/>
+      </w:pPr>
+      <w:r>
+        <w:rPr/>
+        <w:t>FIELDS:</w:t>
+      </w:r>
+    </w:p>
+    <w:p>
+      <w:pPr>
+        <w:pStyle w:val="Normal"/>
+        <w:pBdr/>
+        <w:shd w:fill="191A1C" w:val="clear"/>
+        <w:rPr>
+          <w:rFonts w:ascii="JetBrains Mono" w:hAnsi="JetBrains Mono"/>
+          <w:b w:val="false"/>
+          <w:i w:val="false"/>
+          <w:color w:val="CF8E6D"/>
+          <w:sz w:val="20"/>
+        </w:rPr>
+      </w:pPr>
+      <w:r>
+        <w:rPr>
+          <w:rFonts w:ascii="JetBrains Mono" w:hAnsi="JetBrains Mono"/>
+          <w:b w:val="false"/>
+          <w:i w:val="false"/>
+          <w:color w:val="C77DBB"/>
+          <w:sz w:val="20"/>
+        </w:rPr>
+        <w:t xml:space="preserve">id </w:t>
+      </w:r>
+      <w:r>
+        <w:rPr>
+          <w:rFonts w:ascii="JetBrains Mono" w:hAnsi="JetBrains Mono"/>
+          <w:b w:val="false"/>
+          <w:i w:val="false"/>
+          <w:color w:val="CF8E6D"/>
+          <w:sz w:val="20"/>
+        </w:rPr>
+        <w:t xml:space="preserve">uuid primary key default </w:t>
+      </w:r>
+      <w:r>
+        <w:rPr>
+          <w:rFonts w:ascii="JetBrains Mono" w:hAnsi="JetBrains Mono"/>
+          <w:b w:val="false"/>
+          <w:i/>
+          <w:color w:val="57AAF7"/>
+          <w:sz w:val="20"/>
+        </w:rPr>
+        <w:t>gen_random_uuid</w:t>
+      </w:r>
+      <w:r>
+        <w:rPr>
+          <w:rFonts w:ascii="JetBrains Mono" w:hAnsi="JetBrains Mono"/>
+          <w:b w:val="false"/>
+          <w:i w:val="false"/>
+          <w:color w:val="BCBEC4"/>
+          <w:sz w:val="20"/>
+        </w:rPr>
+        <w:t>(),</w:t>
+        <w:br/>
+      </w:r>
+      <w:r>
+        <w:rPr>
+          <w:rFonts w:ascii="JetBrains Mono" w:hAnsi="JetBrains Mono"/>
+          <w:b w:val="false"/>
+          <w:i w:val="false"/>
+          <w:color w:val="C77DBB"/>
+          <w:sz w:val="20"/>
+        </w:rPr>
+        <w:t xml:space="preserve">description </w:t>
+      </w:r>
+      <w:r>
+        <w:rPr>
+          <w:rFonts w:ascii="JetBrains Mono" w:hAnsi="JetBrains Mono"/>
+          <w:b w:val="false"/>
+          <w:i w:val="false"/>
+          <w:color w:val="CF8E6D"/>
+          <w:sz w:val="20"/>
+        </w:rPr>
+        <w:t>varchar</w:t>
+      </w:r>
+      <w:r>
+        <w:rPr>
+          <w:rFonts w:ascii="JetBrains Mono" w:hAnsi="JetBrains Mono"/>
+          <w:b w:val="false"/>
+          <w:i w:val="false"/>
+          <w:color w:val="BCBEC4"/>
+          <w:sz w:val="20"/>
+        </w:rPr>
+        <w:t>(</w:t>
+      </w:r>
+      <w:r>
+        <w:rPr>
+          <w:rFonts w:ascii="JetBrains Mono" w:hAnsi="JetBrains Mono"/>
+          <w:b w:val="false"/>
+          <w:i w:val="false"/>
+          <w:color w:val="2AACB8"/>
+          <w:sz w:val="20"/>
+        </w:rPr>
+        <w:t>35</w:t>
+      </w:r>
+      <w:r>
+        <w:rPr>
+          <w:rFonts w:ascii="JetBrains Mono" w:hAnsi="JetBrains Mono"/>
+          <w:b w:val="false"/>
+          <w:i w:val="false"/>
+          <w:color w:val="BCBEC4"/>
+          <w:sz w:val="20"/>
+        </w:rPr>
+        <w:t xml:space="preserve">) </w:t>
+      </w:r>
+      <w:r>
+        <w:rPr>
+          <w:rFonts w:ascii="JetBrains Mono" w:hAnsi="JetBrains Mono"/>
+          <w:b w:val="false"/>
+          <w:i w:val="false"/>
+          <w:color w:val="CF8E6D"/>
+          <w:sz w:val="20"/>
+        </w:rPr>
+        <w:t>not null unique</w:t>
+      </w:r>
+    </w:p>
+    <w:p>
+      <w:pPr>
+        <w:pStyle w:val="Normal"/>
+        <w:rPr/>
+      </w:pPr>
+      <w:r>
+        <w:rPr/>
+      </w:r>
+    </w:p>
+    <w:p>
+      <w:pPr>
+        <w:pStyle w:val="Normal"/>
+        <w:rPr/>
+      </w:pPr>
+      <w:r>
+        <w:rPr/>
+        <w:t xml:space="preserve">TABLE: SCHEDULE → </w:t>
+      </w:r>
+      <w:r>
+        <w:rPr>
+          <w:b/>
+          <w:bCs/>
+          <w:color w:val="C9211E"/>
+        </w:rPr>
+        <w:t>AGENDA LIVRE (DISPONIBILIDADE DE HORÁRIOS)</w:t>
+      </w:r>
+    </w:p>
+    <w:p>
+      <w:pPr>
+        <w:pStyle w:val="Normal"/>
+        <w:rPr/>
+      </w:pPr>
+      <w:r>
+        <w:rPr/>
+        <w:t>FIELDS:</w:t>
+      </w:r>
+    </w:p>
+    <w:p>
+      <w:pPr>
+        <w:pStyle w:val="Normal"/>
+        <w:pBdr/>
+        <w:shd w:fill="191A1C" w:val="clear"/>
+        <w:rPr>
+          <w:rFonts w:ascii="JetBrains Mono" w:hAnsi="JetBrains Mono"/>
+          <w:b w:val="false"/>
+          <w:i w:val="false"/>
+          <w:color w:val="BCBEC4"/>
+          <w:sz w:val="20"/>
+        </w:rPr>
+      </w:pPr>
+      <w:r>
+        <w:rPr>
+          <w:rFonts w:ascii="JetBrains Mono" w:hAnsi="JetBrains Mono"/>
+          <w:b w:val="false"/>
+          <w:i w:val="false"/>
+          <w:color w:val="C77DBB"/>
+          <w:sz w:val="20"/>
+        </w:rPr>
+        <w:t xml:space="preserve">id </w:t>
+      </w:r>
+      <w:r>
+        <w:rPr>
+          <w:rFonts w:ascii="JetBrains Mono" w:hAnsi="JetBrains Mono"/>
+          <w:b w:val="false"/>
+          <w:i w:val="false"/>
+          <w:color w:val="CF8E6D"/>
+          <w:sz w:val="20"/>
+        </w:rPr>
+        <w:t xml:space="preserve">uuid primary key default </w:t>
+      </w:r>
+      <w:r>
+        <w:rPr>
+          <w:rFonts w:ascii="JetBrains Mono" w:hAnsi="JetBrains Mono"/>
+          <w:b w:val="false"/>
+          <w:i/>
+          <w:color w:val="57AAF7"/>
+          <w:sz w:val="20"/>
+        </w:rPr>
+        <w:t>gen_random_uuid</w:t>
+      </w:r>
+      <w:r>
+        <w:rPr>
+          <w:rFonts w:ascii="JetBrains Mono" w:hAnsi="JetBrains Mono"/>
+          <w:b w:val="false"/>
+          <w:i w:val="false"/>
+          <w:color w:val="BCBEC4"/>
+          <w:sz w:val="20"/>
+        </w:rPr>
+        <w:t>(),</w:t>
+        <w:br/>
+      </w:r>
+      <w:r>
+        <w:rPr>
+          <w:rFonts w:ascii="JetBrains Mono" w:hAnsi="JetBrains Mono"/>
+          <w:b w:val="false"/>
+          <w:i w:val="false"/>
+          <w:color w:val="C77DBB"/>
+          <w:sz w:val="20"/>
+        </w:rPr>
+        <w:t xml:space="preserve">id_professional </w:t>
+      </w:r>
+      <w:r>
+        <w:rPr>
+          <w:rFonts w:ascii="JetBrains Mono" w:hAnsi="JetBrains Mono"/>
+          <w:b w:val="false"/>
+          <w:i w:val="false"/>
+          <w:color w:val="CF8E6D"/>
+          <w:sz w:val="20"/>
+        </w:rPr>
+        <w:t>uuid not null</w:t>
+      </w:r>
+      <w:r>
+        <w:rPr>
+          <w:rFonts w:ascii="JetBrains Mono" w:hAnsi="JetBrains Mono"/>
+          <w:b w:val="false"/>
+          <w:i w:val="false"/>
+          <w:color w:val="BCBEC4"/>
+          <w:sz w:val="20"/>
+        </w:rPr>
+        <w:t>,</w:t>
+        <w:br/>
+      </w:r>
+      <w:r>
+        <w:rPr>
+          <w:rFonts w:ascii="JetBrains Mono" w:hAnsi="JetBrains Mono"/>
+          <w:b w:val="false"/>
+          <w:i w:val="false"/>
+          <w:color w:val="C77DBB"/>
+          <w:sz w:val="20"/>
+        </w:rPr>
+        <w:t xml:space="preserve">date </w:t>
+      </w:r>
+      <w:r>
+        <w:rPr>
+          <w:rFonts w:ascii="JetBrains Mono" w:hAnsi="JetBrains Mono"/>
+          <w:b w:val="false"/>
+          <w:i w:val="false"/>
+          <w:color w:val="CF8E6D"/>
+          <w:sz w:val="20"/>
+        </w:rPr>
+        <w:t>date not null</w:t>
+      </w:r>
+      <w:r>
+        <w:rPr>
+          <w:rFonts w:ascii="JetBrains Mono" w:hAnsi="JetBrains Mono"/>
+          <w:b w:val="false"/>
+          <w:i w:val="false"/>
+          <w:color w:val="BCBEC4"/>
+          <w:sz w:val="20"/>
+        </w:rPr>
+        <w:t>,</w:t>
+        <w:br/>
+      </w:r>
+      <w:r>
+        <w:rPr>
+          <w:rFonts w:ascii="JetBrains Mono" w:hAnsi="JetBrains Mono"/>
+          <w:b w:val="false"/>
+          <w:i w:val="false"/>
+          <w:color w:val="C77DBB"/>
+          <w:sz w:val="20"/>
+        </w:rPr>
+        <w:t xml:space="preserve">time </w:t>
+      </w:r>
+      <w:r>
+        <w:rPr>
+          <w:rFonts w:ascii="JetBrains Mono" w:hAnsi="JetBrains Mono"/>
+          <w:b w:val="false"/>
+          <w:i w:val="false"/>
+          <w:color w:val="CF8E6D"/>
+          <w:sz w:val="20"/>
+        </w:rPr>
+        <w:t>time not null</w:t>
+      </w:r>
+      <w:r>
+        <w:rPr>
+          <w:rFonts w:ascii="JetBrains Mono" w:hAnsi="JetBrains Mono"/>
+          <w:b w:val="false"/>
+          <w:i w:val="false"/>
+          <w:color w:val="BCBEC4"/>
+          <w:sz w:val="20"/>
+        </w:rPr>
+        <w:t>,</w:t>
+        <w:br/>
+      </w:r>
+      <w:r>
+        <w:rPr>
+          <w:rFonts w:ascii="JetBrains Mono" w:hAnsi="JetBrains Mono"/>
+          <w:b w:val="false"/>
+          <w:i w:val="false"/>
+          <w:color w:val="C77DBB"/>
+          <w:sz w:val="20"/>
+        </w:rPr>
+        <w:t xml:space="preserve">created </w:t>
+      </w:r>
+      <w:r>
+        <w:rPr>
+          <w:rFonts w:ascii="JetBrains Mono" w:hAnsi="JetBrains Mono"/>
+          <w:b w:val="false"/>
+          <w:i w:val="false"/>
+          <w:color w:val="CF8E6D"/>
+          <w:sz w:val="20"/>
+        </w:rPr>
+        <w:t xml:space="preserve">timestamptz default </w:t>
+      </w:r>
+      <w:r>
+        <w:rPr>
+          <w:rFonts w:ascii="JetBrains Mono" w:hAnsi="JetBrains Mono"/>
+          <w:b w:val="false"/>
+          <w:i/>
+          <w:color w:val="57AAF7"/>
+          <w:sz w:val="20"/>
+        </w:rPr>
+        <w:t>now</w:t>
+      </w:r>
+      <w:r>
+        <w:rPr>
+          <w:rFonts w:ascii="JetBrains Mono" w:hAnsi="JetBrains Mono"/>
+          <w:b w:val="false"/>
+          <w:i w:val="false"/>
+          <w:color w:val="BCBEC4"/>
+          <w:sz w:val="20"/>
+        </w:rPr>
+        <w:t>(),</w:t>
+      </w:r>
+    </w:p>
+    <w:p>
+      <w:pPr>
+        <w:pStyle w:val="Normal"/>
+        <w:pBdr/>
+        <w:shd w:fill="191A1C" w:val="clear"/>
+        <w:rPr>
+          <w:rFonts w:ascii="JetBrains Mono" w:hAnsi="JetBrains Mono"/>
+          <w:b w:val="false"/>
+          <w:i w:val="false"/>
+          <w:color w:val="BCBEC4"/>
+          <w:sz w:val="20"/>
+        </w:rPr>
+      </w:pPr>
+      <w:r>
+        <w:rPr>
+          <w:color w:val="BCBEC4"/>
+          <w:sz w:val="20"/>
+        </w:rPr>
+        <w:br/>
+      </w:r>
+      <w:r>
+        <w:rPr>
+          <w:rFonts w:ascii="JetBrains Mono" w:hAnsi="JetBrains Mono"/>
+          <w:b w:val="false"/>
+          <w:i w:val="false"/>
+          <w:color w:val="CF8E6D"/>
+          <w:sz w:val="20"/>
+        </w:rPr>
+        <w:t xml:space="preserve">constraint </w:t>
+      </w:r>
+      <w:r>
+        <w:rPr>
+          <w:rFonts w:ascii="JetBrains Mono" w:hAnsi="JetBrains Mono"/>
+          <w:b w:val="false"/>
+          <w:i w:val="false"/>
+          <w:color w:val="BCBEC4"/>
+          <w:sz w:val="20"/>
+        </w:rPr>
+        <w:t xml:space="preserve">fk_professional </w:t>
+      </w:r>
+      <w:r>
+        <w:rPr>
+          <w:rFonts w:ascii="JetBrains Mono" w:hAnsi="JetBrains Mono"/>
+          <w:b w:val="false"/>
+          <w:i w:val="false"/>
+          <w:color w:val="CF8E6D"/>
+          <w:sz w:val="20"/>
+        </w:rPr>
+        <w:t xml:space="preserve">foreign key </w:t>
+      </w:r>
+      <w:r>
+        <w:rPr>
+          <w:rFonts w:ascii="JetBrains Mono" w:hAnsi="JetBrains Mono"/>
+          <w:b w:val="false"/>
+          <w:i w:val="false"/>
+          <w:color w:val="BCBEC4"/>
+          <w:sz w:val="20"/>
+        </w:rPr>
+        <w:t>(</w:t>
+      </w:r>
+      <w:r>
+        <w:rPr>
+          <w:rFonts w:ascii="JetBrains Mono" w:hAnsi="JetBrains Mono"/>
+          <w:b w:val="false"/>
+          <w:i w:val="false"/>
+          <w:color w:val="C77DBB"/>
+          <w:sz w:val="20"/>
+        </w:rPr>
+        <w:t>id_professional</w:t>
+      </w:r>
+      <w:r>
+        <w:rPr>
+          <w:rFonts w:ascii="JetBrains Mono" w:hAnsi="JetBrains Mono"/>
+          <w:b w:val="false"/>
+          <w:i w:val="false"/>
+          <w:color w:val="BCBEC4"/>
+          <w:sz w:val="20"/>
+        </w:rPr>
+        <w:t>)</w:t>
+        <w:br/>
+        <w:t xml:space="preserve">    </w:t>
+      </w:r>
+      <w:r>
+        <w:rPr>
+          <w:rFonts w:ascii="JetBrains Mono" w:hAnsi="JetBrains Mono"/>
+          <w:b w:val="false"/>
+          <w:i w:val="false"/>
+          <w:color w:val="CF8E6D"/>
+          <w:sz w:val="20"/>
+        </w:rPr>
+        <w:t xml:space="preserve">references </w:t>
+      </w:r>
+      <w:r>
+        <w:rPr>
+          <w:rFonts w:ascii="JetBrains Mono" w:hAnsi="JetBrains Mono"/>
+          <w:b w:val="false"/>
+          <w:i w:val="false"/>
+          <w:color w:val="BCBEC4"/>
+          <w:sz w:val="20"/>
+        </w:rPr>
+        <w:t>professionals(</w:t>
+      </w:r>
+      <w:r>
+        <w:rPr>
+          <w:rFonts w:ascii="JetBrains Mono" w:hAnsi="JetBrains Mono"/>
+          <w:b w:val="false"/>
+          <w:i w:val="false"/>
+          <w:color w:val="C77DBB"/>
+          <w:sz w:val="20"/>
+        </w:rPr>
+        <w:t>id</w:t>
+      </w:r>
+      <w:r>
+        <w:rPr>
+          <w:rFonts w:ascii="JetBrains Mono" w:hAnsi="JetBrains Mono"/>
+          <w:b w:val="false"/>
+          <w:i w:val="false"/>
+          <w:color w:val="BCBEC4"/>
+          <w:sz w:val="20"/>
+        </w:rPr>
+        <w:t>)</w:t>
+      </w:r>
+    </w:p>
+    <w:p>
+      <w:pPr>
+        <w:pStyle w:val="Normal"/>
+        <w:rPr/>
+      </w:pPr>
+      <w:r>
+        <w:rPr/>
+      </w:r>
+    </w:p>
+    <w:p>
+      <w:pPr>
+        <w:pStyle w:val="Normal"/>
+        <w:rPr/>
+      </w:pPr>
+      <w:r>
+        <w:rPr/>
+        <w:t>TABLE: APPOINTMENTS</w:t>
+      </w:r>
+    </w:p>
+    <w:p>
+      <w:pPr>
+        <w:pStyle w:val="Normal"/>
+        <w:rPr/>
+      </w:pPr>
+      <w:r>
+        <w:rPr/>
+        <w:t>FIELDS:</w:t>
+      </w:r>
+    </w:p>
+    <w:p>
+      <w:pPr>
+        <w:pStyle w:val="Normal"/>
+        <w:pBdr/>
+        <w:shd w:fill="191A1C" w:val="clear"/>
+        <w:rPr>
+          <w:rFonts w:ascii="JetBrains Mono" w:hAnsi="JetBrains Mono"/>
+          <w:b w:val="false"/>
+          <w:i w:val="false"/>
+          <w:color w:val="BCBEC4"/>
+          <w:sz w:val="20"/>
+        </w:rPr>
+      </w:pPr>
+      <w:r>
+        <w:rPr>
+          <w:rFonts w:ascii="JetBrains Mono" w:hAnsi="JetBrains Mono"/>
+          <w:b w:val="false"/>
+          <w:i w:val="false"/>
+          <w:color w:val="C77DBB"/>
+          <w:sz w:val="20"/>
+        </w:rPr>
+        <w:t xml:space="preserve">id </w:t>
+      </w:r>
+      <w:r>
+        <w:rPr>
+          <w:rFonts w:ascii="JetBrains Mono" w:hAnsi="JetBrains Mono"/>
+          <w:b w:val="false"/>
+          <w:i w:val="false"/>
+          <w:color w:val="CF8E6D"/>
+          <w:sz w:val="20"/>
+        </w:rPr>
+        <w:t xml:space="preserve">uuid primary key default </w:t>
+      </w:r>
+      <w:r>
+        <w:rPr>
+          <w:rFonts w:ascii="JetBrains Mono" w:hAnsi="JetBrains Mono"/>
+          <w:b w:val="false"/>
+          <w:i/>
+          <w:color w:val="57AAF7"/>
+          <w:sz w:val="20"/>
+        </w:rPr>
+        <w:t>gen_random_uuid</w:t>
+      </w:r>
+      <w:r>
+        <w:rPr>
+          <w:rFonts w:ascii="JetBrains Mono" w:hAnsi="JetBrains Mono"/>
+          <w:b w:val="false"/>
+          <w:i w:val="false"/>
+          <w:color w:val="BCBEC4"/>
+          <w:sz w:val="20"/>
+        </w:rPr>
+        <w:t>(),</w:t>
+        <w:br/>
+      </w:r>
+      <w:r>
+        <w:rPr>
+          <w:rFonts w:ascii="JetBrains Mono" w:hAnsi="JetBrains Mono"/>
+          <w:b w:val="false"/>
+          <w:i w:val="false"/>
+          <w:color w:val="C77DBB"/>
+          <w:sz w:val="20"/>
+        </w:rPr>
+        <w:t xml:space="preserve">id_patient </w:t>
+      </w:r>
+      <w:r>
+        <w:rPr>
+          <w:rFonts w:ascii="JetBrains Mono" w:hAnsi="JetBrains Mono"/>
+          <w:b w:val="false"/>
+          <w:i w:val="false"/>
+          <w:color w:val="CF8E6D"/>
+          <w:sz w:val="20"/>
+        </w:rPr>
+        <w:t>uuid not null</w:t>
+      </w:r>
+      <w:r>
+        <w:rPr>
+          <w:rFonts w:ascii="JetBrains Mono" w:hAnsi="JetBrains Mono"/>
+          <w:b w:val="false"/>
+          <w:i w:val="false"/>
+          <w:color w:val="BCBEC4"/>
+          <w:sz w:val="20"/>
+        </w:rPr>
+        <w:t>,</w:t>
+        <w:br/>
+      </w:r>
+      <w:r>
+        <w:rPr>
+          <w:rFonts w:ascii="JetBrains Mono" w:hAnsi="JetBrains Mono"/>
+          <w:b w:val="false"/>
+          <w:i w:val="false"/>
+          <w:color w:val="C77DBB"/>
+          <w:sz w:val="20"/>
+        </w:rPr>
+        <w:t xml:space="preserve">id_professional </w:t>
+      </w:r>
+      <w:r>
+        <w:rPr>
+          <w:rFonts w:ascii="JetBrains Mono" w:hAnsi="JetBrains Mono"/>
+          <w:b w:val="false"/>
+          <w:i w:val="false"/>
+          <w:color w:val="CF8E6D"/>
+          <w:sz w:val="20"/>
+        </w:rPr>
+        <w:t>uuid not null</w:t>
+      </w:r>
+      <w:r>
+        <w:rPr>
+          <w:rFonts w:ascii="JetBrains Mono" w:hAnsi="JetBrains Mono"/>
+          <w:b w:val="false"/>
+          <w:i w:val="false"/>
+          <w:color w:val="BCBEC4"/>
+          <w:sz w:val="20"/>
+        </w:rPr>
+        <w:t>,</w:t>
+        <w:br/>
+      </w:r>
+      <w:r>
+        <w:rPr>
+          <w:rFonts w:ascii="JetBrains Mono" w:hAnsi="JetBrains Mono"/>
+          <w:b w:val="false"/>
+          <w:i w:val="false"/>
+          <w:color w:val="C77DBB"/>
+          <w:sz w:val="20"/>
+        </w:rPr>
+        <w:t xml:space="preserve">date </w:t>
+      </w:r>
+      <w:r>
+        <w:rPr>
+          <w:rFonts w:ascii="JetBrains Mono" w:hAnsi="JetBrains Mono"/>
+          <w:b w:val="false"/>
+          <w:i w:val="false"/>
+          <w:color w:val="CF8E6D"/>
+          <w:sz w:val="20"/>
+        </w:rPr>
+        <w:t>date not null</w:t>
+      </w:r>
+      <w:r>
+        <w:rPr>
+          <w:rFonts w:ascii="JetBrains Mono" w:hAnsi="JetBrains Mono"/>
+          <w:b w:val="false"/>
+          <w:i w:val="false"/>
+          <w:color w:val="BCBEC4"/>
+          <w:sz w:val="20"/>
+        </w:rPr>
+        <w:t>,</w:t>
+        <w:br/>
+      </w:r>
+      <w:r>
+        <w:rPr>
+          <w:rFonts w:ascii="JetBrains Mono" w:hAnsi="JetBrains Mono"/>
+          <w:b w:val="false"/>
+          <w:i w:val="false"/>
+          <w:color w:val="C77DBB"/>
+          <w:sz w:val="20"/>
+        </w:rPr>
+        <w:t xml:space="preserve">time </w:t>
+      </w:r>
+      <w:r>
+        <w:rPr>
+          <w:rFonts w:ascii="JetBrains Mono" w:hAnsi="JetBrains Mono"/>
+          <w:b w:val="false"/>
+          <w:i w:val="false"/>
+          <w:color w:val="CF8E6D"/>
+          <w:sz w:val="20"/>
+        </w:rPr>
+        <w:t>time not null</w:t>
+      </w:r>
+      <w:r>
+        <w:rPr>
+          <w:rFonts w:ascii="JetBrains Mono" w:hAnsi="JetBrains Mono"/>
+          <w:b w:val="false"/>
+          <w:i w:val="false"/>
+          <w:color w:val="BCBEC4"/>
+          <w:sz w:val="20"/>
+        </w:rPr>
+        <w:t>,</w:t>
+        <w:br/>
+      </w:r>
+      <w:r>
+        <w:rPr>
+          <w:rFonts w:ascii="JetBrains Mono" w:hAnsi="JetBrains Mono"/>
+          <w:b w:val="false"/>
+          <w:i w:val="false"/>
+          <w:color w:val="C77DBB"/>
+          <w:sz w:val="20"/>
+        </w:rPr>
+        <w:t xml:space="preserve">id_status </w:t>
+      </w:r>
+      <w:r>
+        <w:rPr>
+          <w:rFonts w:ascii="JetBrains Mono" w:hAnsi="JetBrains Mono"/>
+          <w:b w:val="false"/>
+          <w:i w:val="false"/>
+          <w:color w:val="CF8E6D"/>
+          <w:sz w:val="20"/>
+        </w:rPr>
+        <w:t>uuid not null</w:t>
+      </w:r>
+      <w:r>
+        <w:rPr>
+          <w:rFonts w:ascii="JetBrains Mono" w:hAnsi="JetBrains Mono"/>
+          <w:b w:val="false"/>
+          <w:i w:val="false"/>
+          <w:color w:val="BCBEC4"/>
+          <w:sz w:val="20"/>
+        </w:rPr>
+        <w:t>,</w:t>
+        <w:br/>
+      </w:r>
+      <w:r>
+        <w:rPr>
+          <w:rFonts w:ascii="JetBrains Mono" w:hAnsi="JetBrains Mono"/>
+          <w:b w:val="false"/>
+          <w:i w:val="false"/>
+          <w:color w:val="C77DBB"/>
+          <w:sz w:val="20"/>
+        </w:rPr>
+        <w:t xml:space="preserve">created </w:t>
+      </w:r>
+      <w:r>
+        <w:rPr>
+          <w:rFonts w:ascii="JetBrains Mono" w:hAnsi="JetBrains Mono"/>
+          <w:b w:val="false"/>
+          <w:i w:val="false"/>
+          <w:color w:val="CF8E6D"/>
+          <w:sz w:val="20"/>
+        </w:rPr>
+        <w:t xml:space="preserve">timestamp not null default </w:t>
+      </w:r>
+      <w:r>
+        <w:rPr>
+          <w:rFonts w:ascii="JetBrains Mono" w:hAnsi="JetBrains Mono"/>
+          <w:b w:val="false"/>
+          <w:i/>
+          <w:color w:val="57AAF7"/>
+          <w:sz w:val="20"/>
+        </w:rPr>
+        <w:t>current_timestamp</w:t>
+      </w:r>
+      <w:r>
+        <w:rPr>
+          <w:rFonts w:ascii="JetBrains Mono" w:hAnsi="JetBrains Mono"/>
+          <w:b w:val="false"/>
+          <w:i w:val="false"/>
+          <w:color w:val="BCBEC4"/>
+          <w:sz w:val="20"/>
+        </w:rPr>
+        <w:t>,</w:t>
+        <w:br/>
+      </w:r>
+      <w:r>
+        <w:rPr>
+          <w:rFonts w:ascii="JetBrains Mono" w:hAnsi="JetBrains Mono"/>
+          <w:b w:val="false"/>
+          <w:i w:val="false"/>
+          <w:color w:val="C77DBB"/>
+          <w:sz w:val="20"/>
+        </w:rPr>
+        <w:t xml:space="preserve">notes </w:t>
+      </w:r>
+      <w:r>
+        <w:rPr>
+          <w:rFonts w:ascii="JetBrains Mono" w:hAnsi="JetBrains Mono"/>
+          <w:b w:val="false"/>
+          <w:i w:val="false"/>
+          <w:color w:val="CF8E6D"/>
+          <w:sz w:val="20"/>
+        </w:rPr>
+        <w:t>text</w:t>
+      </w:r>
+      <w:r>
+        <w:rPr>
+          <w:rFonts w:ascii="JetBrains Mono" w:hAnsi="JetBrains Mono"/>
+          <w:b w:val="false"/>
+          <w:i w:val="false"/>
+          <w:color w:val="BCBEC4"/>
+          <w:sz w:val="20"/>
+        </w:rPr>
+        <w:t>,</w:t>
+      </w:r>
+    </w:p>
+    <w:p>
+      <w:pPr>
+        <w:pStyle w:val="Normal"/>
+        <w:pBdr/>
+        <w:shd w:fill="191A1C" w:val="clear"/>
+        <w:rPr>
+          <w:rFonts w:ascii="JetBrains Mono" w:hAnsi="JetBrains Mono"/>
+          <w:b w:val="false"/>
+          <w:i w:val="false"/>
+          <w:color w:val="BCBEC4"/>
+          <w:sz w:val="20"/>
+        </w:rPr>
+      </w:pPr>
+      <w:r>
+        <w:rPr>
+          <w:rFonts w:ascii="JetBrains Mono" w:hAnsi="JetBrains Mono"/>
+          <w:b w:val="false"/>
+          <w:i w:val="false"/>
+          <w:color w:val="CF8E6D"/>
+          <w:sz w:val="20"/>
+        </w:rPr>
+        <w:t xml:space="preserve">constraint </w:t>
+      </w:r>
+      <w:r>
+        <w:rPr>
+          <w:rFonts w:ascii="JetBrains Mono" w:hAnsi="JetBrains Mono"/>
+          <w:b w:val="false"/>
+          <w:i w:val="false"/>
+          <w:color w:val="BCBEC4"/>
+          <w:sz w:val="20"/>
+        </w:rPr>
+        <w:t xml:space="preserve">fk_patient </w:t>
+      </w:r>
+      <w:r>
+        <w:rPr>
+          <w:rFonts w:ascii="JetBrains Mono" w:hAnsi="JetBrains Mono"/>
+          <w:b w:val="false"/>
+          <w:i w:val="false"/>
+          <w:color w:val="CF8E6D"/>
+          <w:sz w:val="20"/>
+        </w:rPr>
+        <w:t>foreign key</w:t>
+      </w:r>
+      <w:r>
+        <w:rPr>
+          <w:rFonts w:ascii="JetBrains Mono" w:hAnsi="JetBrains Mono"/>
+          <w:b w:val="false"/>
+          <w:i w:val="false"/>
+          <w:color w:val="BCBEC4"/>
+          <w:sz w:val="20"/>
+        </w:rPr>
+        <w:t>(</w:t>
+      </w:r>
+      <w:r>
+        <w:rPr>
+          <w:rFonts w:ascii="JetBrains Mono" w:hAnsi="JetBrains Mono"/>
+          <w:b w:val="false"/>
+          <w:i w:val="false"/>
+          <w:color w:val="C77DBB"/>
+          <w:sz w:val="20"/>
+        </w:rPr>
+        <w:t>id_patient</w:t>
+      </w:r>
+      <w:r>
+        <w:rPr>
+          <w:rFonts w:ascii="JetBrains Mono" w:hAnsi="JetBrains Mono"/>
+          <w:b w:val="false"/>
+          <w:i w:val="false"/>
+          <w:color w:val="BCBEC4"/>
+          <w:sz w:val="20"/>
+        </w:rPr>
+        <w:t>)</w:t>
+        <w:br/>
+        <w:t xml:space="preserve">    </w:t>
+      </w:r>
+      <w:r>
+        <w:rPr>
+          <w:rFonts w:ascii="JetBrains Mono" w:hAnsi="JetBrains Mono"/>
+          <w:b w:val="false"/>
+          <w:i w:val="false"/>
+          <w:color w:val="CF8E6D"/>
+          <w:sz w:val="20"/>
+        </w:rPr>
+        <w:t xml:space="preserve">references </w:t>
+      </w:r>
+      <w:r>
+        <w:rPr>
+          <w:rFonts w:ascii="JetBrains Mono" w:hAnsi="JetBrains Mono"/>
+          <w:b w:val="false"/>
+          <w:i w:val="false"/>
+          <w:color w:val="BCBEC4"/>
+          <w:sz w:val="20"/>
+        </w:rPr>
+        <w:t>patients(</w:t>
+      </w:r>
+      <w:r>
+        <w:rPr>
+          <w:rFonts w:ascii="JetBrains Mono" w:hAnsi="JetBrains Mono"/>
+          <w:b w:val="false"/>
+          <w:i w:val="false"/>
+          <w:color w:val="C77DBB"/>
+          <w:sz w:val="20"/>
+        </w:rPr>
+        <w:t>id</w:t>
+      </w:r>
+      <w:r>
+        <w:rPr>
+          <w:rFonts w:ascii="JetBrains Mono" w:hAnsi="JetBrains Mono"/>
+          <w:b w:val="false"/>
+          <w:i w:val="false"/>
+          <w:color w:val="BCBEC4"/>
+          <w:sz w:val="20"/>
+        </w:rPr>
+        <w:t>),</w:t>
+        <w:br/>
+        <w:br/>
+      </w:r>
+      <w:r>
+        <w:rPr>
+          <w:rFonts w:ascii="JetBrains Mono" w:hAnsi="JetBrains Mono"/>
+          <w:b w:val="false"/>
+          <w:i w:val="false"/>
+          <w:color w:val="CF8E6D"/>
+          <w:sz w:val="20"/>
+        </w:rPr>
+        <w:t xml:space="preserve">constraint </w:t>
+      </w:r>
+      <w:r>
+        <w:rPr>
+          <w:rFonts w:ascii="JetBrains Mono" w:hAnsi="JetBrains Mono"/>
+          <w:b w:val="false"/>
+          <w:i w:val="false"/>
+          <w:color w:val="BCBEC4"/>
+          <w:sz w:val="20"/>
+        </w:rPr>
+        <w:t xml:space="preserve">fk_professional </w:t>
+      </w:r>
+      <w:r>
+        <w:rPr>
+          <w:rFonts w:ascii="JetBrains Mono" w:hAnsi="JetBrains Mono"/>
+          <w:b w:val="false"/>
+          <w:i w:val="false"/>
+          <w:color w:val="CF8E6D"/>
+          <w:sz w:val="20"/>
+        </w:rPr>
+        <w:t xml:space="preserve">foreign key </w:t>
+      </w:r>
+      <w:r>
+        <w:rPr>
+          <w:rFonts w:ascii="JetBrains Mono" w:hAnsi="JetBrains Mono"/>
+          <w:b w:val="false"/>
+          <w:i w:val="false"/>
+          <w:color w:val="BCBEC4"/>
+          <w:sz w:val="20"/>
+        </w:rPr>
+        <w:t>(</w:t>
+      </w:r>
+      <w:r>
+        <w:rPr>
+          <w:rFonts w:ascii="JetBrains Mono" w:hAnsi="JetBrains Mono"/>
+          <w:b w:val="false"/>
+          <w:i w:val="false"/>
+          <w:color w:val="C77DBB"/>
+          <w:sz w:val="20"/>
+        </w:rPr>
+        <w:t>id_professional</w:t>
+      </w:r>
+      <w:r>
+        <w:rPr>
+          <w:rFonts w:ascii="JetBrains Mono" w:hAnsi="JetBrains Mono"/>
+          <w:b w:val="false"/>
+          <w:i w:val="false"/>
+          <w:color w:val="BCBEC4"/>
+          <w:sz w:val="20"/>
+        </w:rPr>
+        <w:t>)</w:t>
+        <w:br/>
+        <w:t xml:space="preserve">    </w:t>
+      </w:r>
+      <w:r>
+        <w:rPr>
+          <w:rFonts w:ascii="JetBrains Mono" w:hAnsi="JetBrains Mono"/>
+          <w:b w:val="false"/>
+          <w:i w:val="false"/>
+          <w:color w:val="CF8E6D"/>
+          <w:sz w:val="20"/>
+        </w:rPr>
+        <w:t xml:space="preserve">references </w:t>
+      </w:r>
+      <w:r>
+        <w:rPr>
+          <w:rFonts w:ascii="JetBrains Mono" w:hAnsi="JetBrains Mono"/>
+          <w:b w:val="false"/>
+          <w:i w:val="false"/>
+          <w:color w:val="BCBEC4"/>
+          <w:sz w:val="20"/>
+        </w:rPr>
+        <w:t>professionals(</w:t>
+      </w:r>
+      <w:r>
+        <w:rPr>
+          <w:rFonts w:ascii="JetBrains Mono" w:hAnsi="JetBrains Mono"/>
+          <w:b w:val="false"/>
+          <w:i w:val="false"/>
+          <w:color w:val="C77DBB"/>
+          <w:sz w:val="20"/>
+        </w:rPr>
+        <w:t>id</w:t>
+      </w:r>
+      <w:r>
+        <w:rPr>
+          <w:rFonts w:ascii="JetBrains Mono" w:hAnsi="JetBrains Mono"/>
+          <w:b w:val="false"/>
+          <w:i w:val="false"/>
+          <w:color w:val="BCBEC4"/>
+          <w:sz w:val="20"/>
+        </w:rPr>
+        <w:t>),</w:t>
+        <w:br/>
+        <w:br/>
+      </w:r>
+      <w:r>
+        <w:rPr>
+          <w:rFonts w:ascii="JetBrains Mono" w:hAnsi="JetBrains Mono"/>
+          <w:b w:val="false"/>
+          <w:i w:val="false"/>
+          <w:color w:val="CF8E6D"/>
+          <w:sz w:val="20"/>
+        </w:rPr>
+        <w:t xml:space="preserve">constraint </w:t>
+      </w:r>
+      <w:r>
+        <w:rPr>
+          <w:rFonts w:ascii="JetBrains Mono" w:hAnsi="JetBrains Mono"/>
+          <w:b w:val="false"/>
+          <w:i w:val="false"/>
+          <w:color w:val="BCBEC4"/>
+          <w:sz w:val="20"/>
+        </w:rPr>
+        <w:t xml:space="preserve">fk_status </w:t>
+      </w:r>
+      <w:r>
+        <w:rPr>
+          <w:rFonts w:ascii="JetBrains Mono" w:hAnsi="JetBrains Mono"/>
+          <w:b w:val="false"/>
+          <w:i w:val="false"/>
+          <w:color w:val="CF8E6D"/>
+          <w:sz w:val="20"/>
+        </w:rPr>
+        <w:t>foreign key</w:t>
+      </w:r>
+      <w:r>
+        <w:rPr>
+          <w:rFonts w:ascii="JetBrains Mono" w:hAnsi="JetBrains Mono"/>
+          <w:b w:val="false"/>
+          <w:i w:val="false"/>
+          <w:color w:val="BCBEC4"/>
+          <w:sz w:val="20"/>
+        </w:rPr>
+        <w:t>(</w:t>
+      </w:r>
+      <w:r>
+        <w:rPr>
+          <w:rFonts w:ascii="JetBrains Mono" w:hAnsi="JetBrains Mono"/>
+          <w:b w:val="false"/>
+          <w:i w:val="false"/>
+          <w:color w:val="C77DBB"/>
+          <w:sz w:val="20"/>
+        </w:rPr>
+        <w:t>id_status</w:t>
+      </w:r>
+      <w:r>
+        <w:rPr>
+          <w:rFonts w:ascii="JetBrains Mono" w:hAnsi="JetBrains Mono"/>
+          <w:b w:val="false"/>
+          <w:i w:val="false"/>
+          <w:color w:val="BCBEC4"/>
+          <w:sz w:val="20"/>
+        </w:rPr>
+        <w:t>)</w:t>
+        <w:br/>
+        <w:t xml:space="preserve">    </w:t>
+      </w:r>
+      <w:r>
+        <w:rPr>
+          <w:rFonts w:ascii="JetBrains Mono" w:hAnsi="JetBrains Mono"/>
+          <w:b w:val="false"/>
+          <w:i w:val="false"/>
+          <w:color w:val="CF8E6D"/>
+          <w:sz w:val="20"/>
+        </w:rPr>
+        <w:t xml:space="preserve">references </w:t>
+      </w:r>
+      <w:r>
+        <w:rPr>
+          <w:rFonts w:ascii="JetBrains Mono" w:hAnsi="JetBrains Mono"/>
+          <w:b w:val="false"/>
+          <w:i w:val="false"/>
+          <w:color w:val="BCBEC4"/>
+          <w:sz w:val="20"/>
+        </w:rPr>
+        <w:t>status(</w:t>
+      </w:r>
+      <w:r>
+        <w:rPr>
+          <w:rFonts w:ascii="JetBrains Mono" w:hAnsi="JetBrains Mono"/>
+          <w:b w:val="false"/>
+          <w:i w:val="false"/>
+          <w:color w:val="C77DBB"/>
+          <w:sz w:val="20"/>
+        </w:rPr>
+        <w:t>id</w:t>
+      </w:r>
+      <w:r>
+        <w:rPr>
+          <w:rFonts w:ascii="JetBrains Mono" w:hAnsi="JetBrains Mono"/>
+          <w:b w:val="false"/>
+          <w:i w:val="false"/>
+          <w:color w:val="BCBEC4"/>
+          <w:sz w:val="20"/>
+        </w:rPr>
+        <w:t>)</w:t>
+      </w:r>
+    </w:p>
+    <w:p>
+      <w:pPr>
+        <w:pStyle w:val="Normal"/>
+        <w:rPr/>
+      </w:pPr>
+      <w:r>
+        <w:rPr/>
+      </w:r>
+    </w:p>
+    <w:p>
+      <w:pPr>
+        <w:pStyle w:val="Normal"/>
+        <w:rPr/>
+      </w:pPr>
+      <w:r>
+        <w:rPr/>
+        <w:t>TABLE: MEDICAL RECORDS</w:t>
+      </w:r>
+    </w:p>
+    <w:p>
+      <w:pPr>
+        <w:pStyle w:val="Normal"/>
+        <w:rPr/>
+      </w:pPr>
+      <w:r>
+        <w:rPr/>
+        <w:t>FIELDS:</w:t>
+      </w:r>
+    </w:p>
+    <w:p>
+      <w:pPr>
+        <w:pStyle w:val="Normal"/>
+        <w:pBdr/>
+        <w:shd w:fill="191A1C" w:val="clear"/>
+        <w:rPr>
+          <w:rFonts w:ascii="JetBrains Mono" w:hAnsi="JetBrains Mono"/>
+          <w:b w:val="false"/>
+          <w:i w:val="false"/>
+          <w:color w:val="BCBEC4"/>
+          <w:sz w:val="20"/>
+        </w:rPr>
+      </w:pPr>
+      <w:r>
+        <w:rPr>
+          <w:rFonts w:ascii="JetBrains Mono" w:hAnsi="JetBrains Mono"/>
+          <w:b w:val="false"/>
+          <w:i w:val="false"/>
+          <w:color w:val="C77DBB"/>
+          <w:sz w:val="20"/>
+        </w:rPr>
+        <w:t xml:space="preserve">id </w:t>
+      </w:r>
+      <w:r>
+        <w:rPr>
+          <w:rFonts w:ascii="JetBrains Mono" w:hAnsi="JetBrains Mono"/>
+          <w:b w:val="false"/>
+          <w:i w:val="false"/>
+          <w:color w:val="CF8E6D"/>
+          <w:sz w:val="20"/>
+        </w:rPr>
+        <w:t xml:space="preserve">uuid primary key default </w:t>
+      </w:r>
+      <w:r>
+        <w:rPr>
+          <w:rFonts w:ascii="JetBrains Mono" w:hAnsi="JetBrains Mono"/>
+          <w:b w:val="false"/>
+          <w:i/>
+          <w:color w:val="57AAF7"/>
+          <w:sz w:val="20"/>
+        </w:rPr>
+        <w:t>gen_random_uuid</w:t>
+      </w:r>
+      <w:r>
+        <w:rPr>
+          <w:rFonts w:ascii="JetBrains Mono" w:hAnsi="JetBrains Mono"/>
+          <w:b w:val="false"/>
+          <w:i w:val="false"/>
+          <w:color w:val="BCBEC4"/>
+          <w:sz w:val="20"/>
+        </w:rPr>
+        <w:t>(),</w:t>
+        <w:br/>
+      </w:r>
+      <w:r>
+        <w:rPr>
+          <w:rFonts w:ascii="JetBrains Mono" w:hAnsi="JetBrains Mono"/>
+          <w:b w:val="false"/>
+          <w:i w:val="false"/>
+          <w:color w:val="C77DBB"/>
+          <w:sz w:val="20"/>
+        </w:rPr>
+        <w:t xml:space="preserve">id_appointment </w:t>
+      </w:r>
+      <w:r>
+        <w:rPr>
+          <w:rFonts w:ascii="JetBrains Mono" w:hAnsi="JetBrains Mono"/>
+          <w:b w:val="false"/>
+          <w:i w:val="false"/>
+          <w:color w:val="CF8E6D"/>
+          <w:sz w:val="20"/>
+        </w:rPr>
+        <w:t>uuid not null</w:t>
+      </w:r>
+      <w:r>
+        <w:rPr>
+          <w:rFonts w:ascii="JetBrains Mono" w:hAnsi="JetBrains Mono"/>
+          <w:b w:val="false"/>
+          <w:i w:val="false"/>
+          <w:color w:val="BCBEC4"/>
+          <w:sz w:val="20"/>
+        </w:rPr>
+        <w:t>,</w:t>
+        <w:br/>
+      </w:r>
+      <w:r>
+        <w:rPr>
+          <w:rFonts w:ascii="JetBrains Mono" w:hAnsi="JetBrains Mono"/>
+          <w:b w:val="false"/>
+          <w:i w:val="false"/>
+          <w:color w:val="C77DBB"/>
+          <w:sz w:val="20"/>
+        </w:rPr>
+        <w:t xml:space="preserve">symptoms </w:t>
+      </w:r>
+      <w:r>
+        <w:rPr>
+          <w:rFonts w:ascii="JetBrains Mono" w:hAnsi="JetBrains Mono"/>
+          <w:b w:val="false"/>
+          <w:i w:val="false"/>
+          <w:color w:val="CF8E6D"/>
+          <w:sz w:val="20"/>
+        </w:rPr>
+        <w:t xml:space="preserve">text not null </w:t>
+      </w:r>
+      <w:r>
+        <w:rPr>
+          <w:rFonts w:ascii="JetBrains Mono" w:hAnsi="JetBrains Mono"/>
+          <w:b w:val="false"/>
+          <w:i w:val="false"/>
+          <w:color w:val="BCBEC4"/>
+          <w:sz w:val="20"/>
+        </w:rPr>
+        <w:t>,</w:t>
+        <w:br/>
+      </w:r>
+      <w:r>
+        <w:rPr>
+          <w:rFonts w:ascii="JetBrains Mono" w:hAnsi="JetBrains Mono"/>
+          <w:b w:val="false"/>
+          <w:i w:val="false"/>
+          <w:color w:val="C77DBB"/>
+          <w:sz w:val="20"/>
+        </w:rPr>
+        <w:t xml:space="preserve">diagnosis </w:t>
+      </w:r>
+      <w:r>
+        <w:rPr>
+          <w:rFonts w:ascii="JetBrains Mono" w:hAnsi="JetBrains Mono"/>
+          <w:b w:val="false"/>
+          <w:i w:val="false"/>
+          <w:color w:val="CF8E6D"/>
+          <w:sz w:val="20"/>
+        </w:rPr>
+        <w:t>text not null</w:t>
+      </w:r>
+      <w:r>
+        <w:rPr>
+          <w:rFonts w:ascii="JetBrains Mono" w:hAnsi="JetBrains Mono"/>
+          <w:b w:val="false"/>
+          <w:i w:val="false"/>
+          <w:color w:val="BCBEC4"/>
+          <w:sz w:val="20"/>
+        </w:rPr>
+        <w:t>,</w:t>
+        <w:br/>
+      </w:r>
+      <w:r>
+        <w:rPr>
+          <w:rFonts w:ascii="JetBrains Mono" w:hAnsi="JetBrains Mono"/>
+          <w:b w:val="false"/>
+          <w:i w:val="false"/>
+          <w:color w:val="C77DBB"/>
+          <w:sz w:val="20"/>
+        </w:rPr>
+        <w:t xml:space="preserve">prescription </w:t>
+      </w:r>
+      <w:r>
+        <w:rPr>
+          <w:rFonts w:ascii="JetBrains Mono" w:hAnsi="JetBrains Mono"/>
+          <w:b w:val="false"/>
+          <w:i w:val="false"/>
+          <w:color w:val="CF8E6D"/>
+          <w:sz w:val="20"/>
+        </w:rPr>
+        <w:t xml:space="preserve">text not null </w:t>
+      </w:r>
+      <w:r>
+        <w:rPr>
+          <w:rFonts w:ascii="JetBrains Mono" w:hAnsi="JetBrains Mono"/>
+          <w:b w:val="false"/>
+          <w:i w:val="false"/>
+          <w:color w:val="BCBEC4"/>
+          <w:sz w:val="20"/>
+        </w:rPr>
+        <w:t>,</w:t>
+      </w:r>
+    </w:p>
+    <w:p>
+      <w:pPr>
+        <w:pStyle w:val="Normal"/>
+        <w:pBdr/>
+        <w:shd w:fill="191A1C" w:val="clear"/>
+        <w:rPr>
+          <w:rFonts w:ascii="JetBrains Mono" w:hAnsi="JetBrains Mono"/>
+          <w:b w:val="false"/>
+          <w:i w:val="false"/>
+          <w:color w:val="CF8E6D"/>
+          <w:sz w:val="20"/>
+        </w:rPr>
+      </w:pPr>
+      <w:r>
+        <w:rPr>
+          <w:rFonts w:ascii="JetBrains Mono" w:hAnsi="JetBrains Mono"/>
+          <w:b w:val="false"/>
+          <w:i w:val="false"/>
+          <w:color w:val="CF8E6D"/>
+          <w:sz w:val="20"/>
+        </w:rPr>
+        <w:t xml:space="preserve">constraint </w:t>
+      </w:r>
+      <w:r>
+        <w:rPr>
+          <w:rFonts w:ascii="JetBrains Mono" w:hAnsi="JetBrains Mono"/>
+          <w:b w:val="false"/>
+          <w:i w:val="false"/>
+          <w:color w:val="BCBEC4"/>
+          <w:sz w:val="20"/>
+        </w:rPr>
+        <w:t xml:space="preserve">fk_appointment </w:t>
+      </w:r>
+      <w:r>
+        <w:rPr>
+          <w:rFonts w:ascii="JetBrains Mono" w:hAnsi="JetBrains Mono"/>
+          <w:b w:val="false"/>
+          <w:i w:val="false"/>
+          <w:color w:val="CF8E6D"/>
+          <w:sz w:val="20"/>
+        </w:rPr>
+        <w:t xml:space="preserve">foreign key </w:t>
+      </w:r>
+      <w:r>
+        <w:rPr>
+          <w:rFonts w:ascii="JetBrains Mono" w:hAnsi="JetBrains Mono"/>
+          <w:b w:val="false"/>
+          <w:i w:val="false"/>
+          <w:color w:val="BCBEC4"/>
+          <w:sz w:val="20"/>
+        </w:rPr>
+        <w:t>(</w:t>
+      </w:r>
+      <w:r>
+        <w:rPr>
+          <w:rFonts w:ascii="JetBrains Mono" w:hAnsi="JetBrains Mono"/>
+          <w:b w:val="false"/>
+          <w:i w:val="false"/>
+          <w:color w:val="C77DBB"/>
+          <w:sz w:val="20"/>
+        </w:rPr>
+        <w:t>id_appointment</w:t>
+      </w:r>
+      <w:r>
+        <w:rPr>
+          <w:rFonts w:ascii="JetBrains Mono" w:hAnsi="JetBrains Mono"/>
+          <w:b w:val="false"/>
+          <w:i w:val="false"/>
+          <w:color w:val="BCBEC4"/>
+          <w:sz w:val="20"/>
+        </w:rPr>
+        <w:t>)</w:t>
+        <w:br/>
+        <w:t xml:space="preserve">    </w:t>
+      </w:r>
+      <w:r>
+        <w:rPr>
+          <w:rFonts w:ascii="JetBrains Mono" w:hAnsi="JetBrains Mono"/>
+          <w:b w:val="false"/>
+          <w:i w:val="false"/>
+          <w:color w:val="CF8E6D"/>
+          <w:sz w:val="20"/>
+        </w:rPr>
+        <w:t xml:space="preserve">references </w:t>
+      </w:r>
+      <w:r>
+        <w:rPr>
+          <w:rFonts w:ascii="JetBrains Mono" w:hAnsi="JetBrains Mono"/>
+          <w:b w:val="false"/>
+          <w:i w:val="false"/>
+          <w:color w:val="BCBEC4"/>
+          <w:sz w:val="20"/>
+        </w:rPr>
+        <w:t>appointments(</w:t>
+      </w:r>
+      <w:r>
+        <w:rPr>
+          <w:rFonts w:ascii="JetBrains Mono" w:hAnsi="JetBrains Mono"/>
+          <w:b w:val="false"/>
+          <w:i w:val="false"/>
+          <w:color w:val="C77DBB"/>
+          <w:sz w:val="20"/>
+        </w:rPr>
+        <w:t>id</w:t>
+      </w:r>
+      <w:r>
+        <w:rPr>
+          <w:rFonts w:ascii="JetBrains Mono" w:hAnsi="JetBrains Mono"/>
+          <w:b w:val="false"/>
+          <w:i w:val="false"/>
+          <w:color w:val="BCBEC4"/>
+          <w:sz w:val="20"/>
+        </w:rPr>
+        <w:t>)</w:t>
+        <w:br/>
+        <w:t xml:space="preserve">    </w:t>
+      </w:r>
+      <w:r>
+        <w:rPr>
+          <w:rFonts w:ascii="JetBrains Mono" w:hAnsi="JetBrains Mono"/>
+          <w:b w:val="false"/>
+          <w:i w:val="false"/>
+          <w:color w:val="CF8E6D"/>
+          <w:sz w:val="20"/>
+        </w:rPr>
+        <w:t>on delete restrict</w:t>
+      </w:r>
+    </w:p>
+    <w:p>
+      <w:pPr>
+        <w:pStyle w:val="Normal"/>
+        <w:rPr/>
+      </w:pPr>
+      <w:r>
+        <w:rPr/>
+      </w:r>
+    </w:p>
+    <w:p>
+      <w:pPr>
+        <w:pStyle w:val="Normal"/>
+        <w:rPr/>
+      </w:pPr>
+      <w:r>
+        <w:rPr/>
+      </w:r>
+    </w:p>
+    <w:p>
+      <w:pPr>
+        <w:pStyle w:val="Normal"/>
+        <w:rPr/>
+      </w:pPr>
+      <w:r>
+        <w:rPr/>
+      </w:r>
+    </w:p>
+    <w:p>
+      <w:pPr>
+        <w:pStyle w:val="Normal"/>
+        <w:rPr/>
+      </w:pPr>
+      <w:r>
+        <w:rPr/>
+      </w:r>
+    </w:p>
+    <w:p>
+      <w:pPr>
+        <w:pStyle w:val="Heading1"/>
+        <w:rPr/>
+      </w:pPr>
+      <w:r>
+        <w:rPr/>
+        <w:t>7. Etapa 5 — Casos de uso</w:t>
+      </w:r>
+    </w:p>
+    <w:p>
+      <w:pPr>
+        <w:pStyle w:val="Normal"/>
+        <w:rPr/>
+      </w:pPr>
+      <w:r>
+        <w:rPr/>
+        <w:t>Criem casos de uso por perfil. Exemplos:</w:t>
+      </w:r>
+    </w:p>
     <w:tbl>
       <w:tblPr>
         <w:tblStyle w:val="TableGrid"/>
@@ -2065,9 +6458,9 @@
         <w:tblLayout w:type="fixed"/>
         <w:tblCellMar>
           <w:top w:w="0" w:type="dxa"/>
-          <w:start w:w="108" w:type="dxa"/>
+          <w:left w:w="108" w:type="dxa"/>
           <w:bottom w:w="0" w:type="dxa"/>
-          <w:end w:w="108" w:type="dxa"/>
+          <w:right w:w="108" w:type="dxa"/>
         </w:tblCellMar>
         <w:tblLook w:val="04a0" w:firstRow="1" w:noVBand="1" w:lastRow="0" w:firstColumn="1" w:lastColumn="0" w:noHBand="0"/>
       </w:tblPr>
@@ -2087,2517 +6480,9 @@
             <w:pPr>
               <w:pStyle w:val="Normal"/>
               <w:widowControl/>
+              <w:suppressAutoHyphens w:val="true"/>
               <w:spacing w:lineRule="auto" w:line="240" w:before="0" w:after="0"/>
-              <w:jc w:val="start"/>
-              <w:rPr>
-                <w:rFonts w:eastAsia="ＭＳ 明朝" w:cs=""/>
-                <w:kern w:val="0"/>
-                <w:szCs w:val="22"/>
-                <w:lang w:val="en-US" w:eastAsia="en-US" w:bidi="ar-SA"/>
-              </w:rPr>
-            </w:pPr>
-            <w:r>
-              <w:rPr>
-                <w:rFonts w:eastAsia="ＭＳ 明朝" w:cs=""/>
-                <w:b/>
-                <w:kern w:val="0"/>
-                <w:sz w:val="19"/>
-                <w:szCs w:val="22"/>
-                <w:lang w:val="en-US" w:eastAsia="en-US" w:bidi="ar-SA"/>
-              </w:rPr>
-              <w:t>Entidade</w:t>
-            </w:r>
-          </w:p>
-        </w:tc>
-        <w:tc>
-          <w:tcPr>
-            <w:tcW w:w="4968" w:type="dxa"/>
-            <w:tcBorders/>
-            <w:shd w:fill="E8EEF7" w:val="clear"/>
-          </w:tcPr>
-          <w:p>
-            <w:pPr>
-              <w:pStyle w:val="Normal"/>
-              <w:widowControl/>
-              <w:spacing w:lineRule="auto" w:line="240" w:before="0" w:after="0"/>
-              <w:jc w:val="start"/>
-              <w:rPr>
-                <w:rFonts w:eastAsia="ＭＳ 明朝" w:cs=""/>
-                <w:kern w:val="0"/>
-                <w:szCs w:val="22"/>
-                <w:lang w:val="en-US" w:eastAsia="en-US" w:bidi="ar-SA"/>
-              </w:rPr>
-            </w:pPr>
-            <w:r>
-              <w:rPr>
-                <w:rFonts w:eastAsia="ＭＳ 明朝" w:cs=""/>
-                <w:b/>
-                <w:kern w:val="0"/>
-                <w:sz w:val="19"/>
-                <w:szCs w:val="22"/>
-                <w:lang w:val="en-US" w:eastAsia="en-US" w:bidi="ar-SA"/>
-              </w:rPr>
-              <w:t>Exemplos de dados</w:t>
-            </w:r>
-          </w:p>
-        </w:tc>
-      </w:tr>
-      <w:tr>
-        <w:trPr/>
-        <w:tc>
-          <w:tcPr>
-            <w:tcW w:w="4968" w:type="dxa"/>
-            <w:tcBorders/>
-            <w:vAlign w:val="center"/>
-          </w:tcPr>
-          <w:p>
-            <w:pPr>
-              <w:pStyle w:val="Normal"/>
-              <w:widowControl/>
-              <w:spacing w:lineRule="auto" w:line="240" w:before="0" w:after="0"/>
-              <w:jc w:val="start"/>
-              <w:rPr>
-                <w:rFonts w:eastAsia="ＭＳ 明朝" w:cs=""/>
-                <w:kern w:val="0"/>
-                <w:szCs w:val="22"/>
-                <w:lang w:val="en-US" w:eastAsia="en-US" w:bidi="ar-SA"/>
-              </w:rPr>
-            </w:pPr>
-            <w:r>
-              <w:rPr>
-                <w:rFonts w:eastAsia="ＭＳ 明朝" w:cs=""/>
-                <w:kern w:val="0"/>
-                <w:sz w:val="19"/>
-                <w:szCs w:val="22"/>
-                <w:lang w:val="en-US" w:eastAsia="en-US" w:bidi="ar-SA"/>
-              </w:rPr>
-              <w:t>Usuário</w:t>
-            </w:r>
-          </w:p>
-        </w:tc>
-        <w:tc>
-          <w:tcPr>
-            <w:tcW w:w="4968" w:type="dxa"/>
-            <w:tcBorders/>
-            <w:vAlign w:val="center"/>
-          </w:tcPr>
-          <w:p>
-            <w:pPr>
-              <w:pStyle w:val="Normal"/>
-              <w:widowControl/>
-              <w:spacing w:lineRule="auto" w:line="240" w:before="0" w:after="0"/>
-              <w:jc w:val="start"/>
-              <w:rPr>
-                <w:rFonts w:eastAsia="ＭＳ 明朝" w:cs=""/>
-                <w:kern w:val="0"/>
-                <w:szCs w:val="22"/>
-                <w:lang w:val="en-US" w:eastAsia="en-US" w:bidi="ar-SA"/>
-              </w:rPr>
-            </w:pPr>
-            <w:r>
-              <w:rPr>
-                <w:rFonts w:eastAsia="ＭＳ 明朝" w:cs=""/>
-                <w:kern w:val="0"/>
-                <w:sz w:val="19"/>
-                <w:szCs w:val="22"/>
-                <w:lang w:val="en-US" w:eastAsia="en-US" w:bidi="ar-SA"/>
-              </w:rPr>
-              <w:t>id, nome, email, senha, perfil</w:t>
-            </w:r>
-          </w:p>
-        </w:tc>
-      </w:tr>
-    </w:tbl>
-    <w:p>
-      <w:pPr>
-        <w:pStyle w:val="Normal"/>
-        <w:rPr/>
-      </w:pPr>
-      <w:r>
-        <w:rPr/>
-      </w:r>
-    </w:p>
-    <w:p>
-      <w:pPr>
-        <w:pStyle w:val="Normal"/>
-        <w:rPr/>
-      </w:pPr>
-      <w:r>
-        <w:rPr/>
-        <w:t>TABLE: USERS</w:t>
-      </w:r>
-    </w:p>
-    <w:p>
-      <w:pPr>
-        <w:pStyle w:val="Normal"/>
-        <w:rPr/>
-      </w:pPr>
-      <w:r>
-        <w:rPr/>
-        <w:t>FIELDS:</w:t>
-      </w:r>
-    </w:p>
-    <w:p>
-      <w:pPr>
-        <w:pStyle w:val="Normal"/>
-        <w:pBdr/>
-        <w:shd w:fill="191A1C" w:val="clear"/>
-        <w:rPr>
-          <w:rFonts w:ascii="JetBrains Mono" w:hAnsi="JetBrains Mono"/>
-          <w:b w:val="false"/>
-          <w:i w:val="false"/>
-          <w:color w:val="BCBEC4"/>
-          <w:sz w:val="20"/>
-        </w:rPr>
-      </w:pPr>
-      <w:r>
-        <w:rPr>
-          <w:rFonts w:ascii="JetBrains Mono" w:hAnsi="JetBrains Mono"/>
-          <w:b w:val="false"/>
-          <w:i w:val="false"/>
-          <w:color w:val="C77DBB"/>
-          <w:sz w:val="20"/>
-        </w:rPr>
-        <w:t xml:space="preserve">id </w:t>
-      </w:r>
-      <w:r>
-        <w:rPr>
-          <w:rFonts w:ascii="JetBrains Mono" w:hAnsi="JetBrains Mono"/>
-          <w:b w:val="false"/>
-          <w:i w:val="false"/>
-          <w:color w:val="CF8E6D"/>
-          <w:sz w:val="20"/>
-        </w:rPr>
-        <w:t xml:space="preserve">uuid primary key default </w:t>
-      </w:r>
-      <w:r>
-        <w:rPr>
-          <w:rFonts w:ascii="JetBrains Mono" w:hAnsi="JetBrains Mono"/>
-          <w:b w:val="false"/>
-          <w:i/>
-          <w:color w:val="57AAF7"/>
-          <w:sz w:val="20"/>
-        </w:rPr>
-        <w:t>gen_random_uuid</w:t>
-      </w:r>
-      <w:r>
-        <w:rPr>
-          <w:rFonts w:ascii="JetBrains Mono" w:hAnsi="JetBrains Mono"/>
-          <w:b w:val="false"/>
-          <w:i w:val="false"/>
-          <w:color w:val="BCBEC4"/>
-          <w:sz w:val="20"/>
-        </w:rPr>
-        <w:t>(),</w:t>
-        <w:br/>
-      </w:r>
-      <w:r>
-        <w:rPr>
-          <w:rFonts w:ascii="JetBrains Mono" w:hAnsi="JetBrains Mono"/>
-          <w:b w:val="false"/>
-          <w:i w:val="false"/>
-          <w:color w:val="C77DBB"/>
-          <w:sz w:val="20"/>
-        </w:rPr>
-        <w:t xml:space="preserve">name </w:t>
-      </w:r>
-      <w:r>
-        <w:rPr>
-          <w:rFonts w:ascii="JetBrains Mono" w:hAnsi="JetBrains Mono"/>
-          <w:b w:val="false"/>
-          <w:i w:val="false"/>
-          <w:color w:val="CF8E6D"/>
-          <w:sz w:val="20"/>
-        </w:rPr>
-        <w:t>varchar</w:t>
-      </w:r>
-      <w:r>
-        <w:rPr>
-          <w:rFonts w:ascii="JetBrains Mono" w:hAnsi="JetBrains Mono"/>
-          <w:b w:val="false"/>
-          <w:i w:val="false"/>
-          <w:color w:val="BCBEC4"/>
-          <w:sz w:val="20"/>
-        </w:rPr>
-        <w:t>(</w:t>
-      </w:r>
-      <w:r>
-        <w:rPr>
-          <w:rFonts w:ascii="JetBrains Mono" w:hAnsi="JetBrains Mono"/>
-          <w:b w:val="false"/>
-          <w:i w:val="false"/>
-          <w:color w:val="2AACB8"/>
-          <w:sz w:val="20"/>
-        </w:rPr>
-        <w:t>100</w:t>
-      </w:r>
-      <w:r>
-        <w:rPr>
-          <w:rFonts w:ascii="JetBrains Mono" w:hAnsi="JetBrains Mono"/>
-          <w:b w:val="false"/>
-          <w:i w:val="false"/>
-          <w:color w:val="BCBEC4"/>
-          <w:sz w:val="20"/>
-        </w:rPr>
-        <w:t xml:space="preserve">) </w:t>
-      </w:r>
-      <w:r>
-        <w:rPr>
-          <w:rFonts w:ascii="JetBrains Mono" w:hAnsi="JetBrains Mono"/>
-          <w:b w:val="false"/>
-          <w:i w:val="false"/>
-          <w:color w:val="CF8E6D"/>
-          <w:sz w:val="20"/>
-        </w:rPr>
-        <w:t>not null</w:t>
-      </w:r>
-      <w:r>
-        <w:rPr>
-          <w:rFonts w:ascii="JetBrains Mono" w:hAnsi="JetBrains Mono"/>
-          <w:b w:val="false"/>
-          <w:i w:val="false"/>
-          <w:color w:val="BCBEC4"/>
-          <w:sz w:val="20"/>
-        </w:rPr>
-        <w:t>,</w:t>
-        <w:br/>
-      </w:r>
-      <w:r>
-        <w:rPr>
-          <w:rFonts w:ascii="JetBrains Mono" w:hAnsi="JetBrains Mono"/>
-          <w:b w:val="false"/>
-          <w:i w:val="false"/>
-          <w:color w:val="C77DBB"/>
-          <w:sz w:val="20"/>
-        </w:rPr>
-        <w:t xml:space="preserve">email </w:t>
-      </w:r>
-      <w:r>
-        <w:rPr>
-          <w:rFonts w:ascii="JetBrains Mono" w:hAnsi="JetBrains Mono"/>
-          <w:b w:val="false"/>
-          <w:i w:val="false"/>
-          <w:color w:val="CF8E6D"/>
-          <w:sz w:val="20"/>
-        </w:rPr>
-        <w:t>varchar</w:t>
-      </w:r>
-      <w:r>
-        <w:rPr>
-          <w:rFonts w:ascii="JetBrains Mono" w:hAnsi="JetBrains Mono"/>
-          <w:b w:val="false"/>
-          <w:i w:val="false"/>
-          <w:color w:val="BCBEC4"/>
-          <w:sz w:val="20"/>
-        </w:rPr>
-        <w:t>(</w:t>
-      </w:r>
-      <w:r>
-        <w:rPr>
-          <w:rFonts w:ascii="JetBrains Mono" w:hAnsi="JetBrains Mono"/>
-          <w:b w:val="false"/>
-          <w:i w:val="false"/>
-          <w:color w:val="2AACB8"/>
-          <w:sz w:val="20"/>
-        </w:rPr>
-        <w:t>100</w:t>
-      </w:r>
-      <w:r>
-        <w:rPr>
-          <w:rFonts w:ascii="JetBrains Mono" w:hAnsi="JetBrains Mono"/>
-          <w:b w:val="false"/>
-          <w:i w:val="false"/>
-          <w:color w:val="BCBEC4"/>
-          <w:sz w:val="20"/>
-        </w:rPr>
-        <w:t xml:space="preserve">) </w:t>
-      </w:r>
-      <w:r>
-        <w:rPr>
-          <w:rFonts w:ascii="JetBrains Mono" w:hAnsi="JetBrains Mono"/>
-          <w:b w:val="false"/>
-          <w:i w:val="false"/>
-          <w:color w:val="CF8E6D"/>
-          <w:sz w:val="20"/>
-        </w:rPr>
-        <w:t>not null unique</w:t>
-      </w:r>
-      <w:r>
-        <w:rPr>
-          <w:rFonts w:ascii="JetBrains Mono" w:hAnsi="JetBrains Mono"/>
-          <w:b w:val="false"/>
-          <w:i w:val="false"/>
-          <w:color w:val="BCBEC4"/>
-          <w:sz w:val="20"/>
-        </w:rPr>
-        <w:t>,</w:t>
-        <w:br/>
-      </w:r>
-      <w:r>
-        <w:rPr>
-          <w:rFonts w:ascii="JetBrains Mono" w:hAnsi="JetBrains Mono"/>
-          <w:b w:val="false"/>
-          <w:i w:val="false"/>
-          <w:color w:val="C77DBB"/>
-          <w:sz w:val="20"/>
-        </w:rPr>
-        <w:t xml:space="preserve">password </w:t>
-      </w:r>
-      <w:r>
-        <w:rPr>
-          <w:rFonts w:ascii="JetBrains Mono" w:hAnsi="JetBrains Mono"/>
-          <w:b w:val="false"/>
-          <w:i w:val="false"/>
-          <w:color w:val="CF8E6D"/>
-          <w:sz w:val="20"/>
-        </w:rPr>
-        <w:t>varchar</w:t>
-      </w:r>
-      <w:r>
-        <w:rPr>
-          <w:rFonts w:ascii="JetBrains Mono" w:hAnsi="JetBrains Mono"/>
-          <w:b w:val="false"/>
-          <w:i w:val="false"/>
-          <w:color w:val="BCBEC4"/>
-          <w:sz w:val="20"/>
-        </w:rPr>
-        <w:t>(</w:t>
-      </w:r>
-      <w:r>
-        <w:rPr>
-          <w:rFonts w:ascii="JetBrains Mono" w:hAnsi="JetBrains Mono"/>
-          <w:b w:val="false"/>
-          <w:i w:val="false"/>
-          <w:color w:val="2AACB8"/>
-          <w:sz w:val="20"/>
-        </w:rPr>
-        <w:t>20</w:t>
-      </w:r>
-      <w:r>
-        <w:rPr>
-          <w:rFonts w:ascii="JetBrains Mono" w:hAnsi="JetBrains Mono"/>
-          <w:b w:val="false"/>
-          <w:i w:val="false"/>
-          <w:color w:val="BCBEC4"/>
-          <w:sz w:val="20"/>
-        </w:rPr>
-        <w:t xml:space="preserve">) </w:t>
-      </w:r>
-      <w:r>
-        <w:rPr>
-          <w:rFonts w:ascii="JetBrains Mono" w:hAnsi="JetBrains Mono"/>
-          <w:b w:val="false"/>
-          <w:i w:val="false"/>
-          <w:color w:val="CF8E6D"/>
-          <w:sz w:val="20"/>
-        </w:rPr>
-        <w:t>not null</w:t>
-      </w:r>
-      <w:r>
-        <w:rPr>
-          <w:rFonts w:ascii="JetBrains Mono" w:hAnsi="JetBrains Mono"/>
-          <w:b w:val="false"/>
-          <w:i w:val="false"/>
-          <w:color w:val="BCBEC4"/>
-          <w:sz w:val="20"/>
-        </w:rPr>
-        <w:t>,</w:t>
-        <w:br/>
-      </w:r>
-      <w:r>
-        <w:rPr>
-          <w:rFonts w:ascii="JetBrains Mono" w:hAnsi="JetBrains Mono"/>
-          <w:b w:val="false"/>
-          <w:i w:val="false"/>
-          <w:color w:val="C77DBB"/>
-          <w:sz w:val="20"/>
-        </w:rPr>
-        <w:t xml:space="preserve">profile </w:t>
-      </w:r>
-      <w:r>
-        <w:rPr>
-          <w:rFonts w:ascii="JetBrains Mono" w:hAnsi="JetBrains Mono"/>
-          <w:b w:val="false"/>
-          <w:i w:val="false"/>
-          <w:color w:val="CF8E6D"/>
-          <w:sz w:val="20"/>
-        </w:rPr>
-        <w:t>varchar</w:t>
-      </w:r>
-      <w:r>
-        <w:rPr>
-          <w:rFonts w:ascii="JetBrains Mono" w:hAnsi="JetBrains Mono"/>
-          <w:b w:val="false"/>
-          <w:i w:val="false"/>
-          <w:color w:val="BCBEC4"/>
-          <w:sz w:val="20"/>
-        </w:rPr>
-        <w:t>(</w:t>
-      </w:r>
-      <w:r>
-        <w:rPr>
-          <w:rFonts w:ascii="JetBrains Mono" w:hAnsi="JetBrains Mono"/>
-          <w:b w:val="false"/>
-          <w:i w:val="false"/>
-          <w:color w:val="2AACB8"/>
-          <w:sz w:val="20"/>
-        </w:rPr>
-        <w:t>25</w:t>
-      </w:r>
-      <w:r>
-        <w:rPr>
-          <w:rFonts w:ascii="JetBrains Mono" w:hAnsi="JetBrains Mono"/>
-          <w:b w:val="false"/>
-          <w:i w:val="false"/>
-          <w:color w:val="BCBEC4"/>
-          <w:sz w:val="20"/>
-        </w:rPr>
-        <w:t xml:space="preserve">) </w:t>
-      </w:r>
-      <w:r>
-        <w:rPr>
-          <w:rFonts w:ascii="JetBrains Mono" w:hAnsi="JetBrains Mono"/>
-          <w:b w:val="false"/>
-          <w:i w:val="false"/>
-          <w:color w:val="CF8E6D"/>
-          <w:sz w:val="20"/>
-        </w:rPr>
-        <w:t>not null</w:t>
-      </w:r>
-      <w:r>
-        <w:rPr>
-          <w:rFonts w:ascii="JetBrains Mono" w:hAnsi="JetBrains Mono"/>
-          <w:b w:val="false"/>
-          <w:i w:val="false"/>
-          <w:color w:val="BCBEC4"/>
-          <w:sz w:val="20"/>
-        </w:rPr>
-        <w:t>,</w:t>
-        <w:br/>
-      </w:r>
-      <w:r>
-        <w:rPr>
-          <w:rFonts w:ascii="JetBrains Mono" w:hAnsi="JetBrains Mono"/>
-          <w:b w:val="false"/>
-          <w:i w:val="false"/>
-          <w:color w:val="C77DBB"/>
-          <w:sz w:val="20"/>
-        </w:rPr>
-        <w:t xml:space="preserve">created </w:t>
-      </w:r>
-      <w:r>
-        <w:rPr>
-          <w:rFonts w:ascii="JetBrains Mono" w:hAnsi="JetBrains Mono"/>
-          <w:b w:val="false"/>
-          <w:i w:val="false"/>
-          <w:color w:val="CF8E6D"/>
-          <w:sz w:val="20"/>
-        </w:rPr>
-        <w:t xml:space="preserve">timestamptz default </w:t>
-      </w:r>
-      <w:r>
-        <w:rPr>
-          <w:rFonts w:ascii="JetBrains Mono" w:hAnsi="JetBrains Mono"/>
-          <w:b w:val="false"/>
-          <w:i/>
-          <w:color w:val="57AAF7"/>
-          <w:sz w:val="20"/>
-        </w:rPr>
-        <w:t>now</w:t>
-      </w:r>
-      <w:r>
-        <w:rPr>
-          <w:rFonts w:ascii="JetBrains Mono" w:hAnsi="JetBrains Mono"/>
-          <w:b w:val="false"/>
-          <w:i w:val="false"/>
-          <w:color w:val="BCBEC4"/>
-          <w:sz w:val="20"/>
-        </w:rPr>
-        <w:t>()</w:t>
-      </w:r>
-    </w:p>
-    <w:p>
-      <w:pPr>
-        <w:pStyle w:val="Normal"/>
-        <w:rPr/>
-      </w:pPr>
-      <w:r>
-        <w:rPr/>
-      </w:r>
-    </w:p>
-    <w:p>
-      <w:pPr>
-        <w:pStyle w:val="Normal"/>
-        <w:rPr/>
-      </w:pPr>
-      <w:r>
-        <w:rPr/>
-        <w:t xml:space="preserve">TABLE: ADDRESS → </w:t>
-      </w:r>
-      <w:r>
-        <w:rPr>
-          <w:b/>
-          <w:bCs/>
-          <w:color w:val="C9211E"/>
-        </w:rPr>
-        <w:t>INEXISTENTE NO MODELO</w:t>
-      </w:r>
-    </w:p>
-    <w:p>
-      <w:pPr>
-        <w:pStyle w:val="Normal"/>
-        <w:rPr/>
-      </w:pPr>
-      <w:r>
-        <w:rPr/>
-        <w:t>FIELDS:</w:t>
-      </w:r>
-    </w:p>
-    <w:p>
-      <w:pPr>
-        <w:pStyle w:val="Normal"/>
-        <w:pBdr/>
-        <w:shd w:fill="191A1C" w:val="clear"/>
-        <w:rPr>
-          <w:rFonts w:ascii="JetBrains Mono" w:hAnsi="JetBrains Mono"/>
-          <w:b w:val="false"/>
-          <w:i w:val="false"/>
-          <w:color w:val="BCBEC4"/>
-          <w:sz w:val="20"/>
-        </w:rPr>
-      </w:pPr>
-      <w:r>
-        <w:rPr>
-          <w:rFonts w:ascii="JetBrains Mono" w:hAnsi="JetBrains Mono"/>
-          <w:b w:val="false"/>
-          <w:i w:val="false"/>
-          <w:color w:val="C77DBB"/>
-          <w:sz w:val="20"/>
-        </w:rPr>
-        <w:t xml:space="preserve">id </w:t>
-      </w:r>
-      <w:r>
-        <w:rPr>
-          <w:rFonts w:ascii="JetBrains Mono" w:hAnsi="JetBrains Mono"/>
-          <w:b w:val="false"/>
-          <w:i w:val="false"/>
-          <w:color w:val="CF8E6D"/>
-          <w:sz w:val="20"/>
-        </w:rPr>
-        <w:t xml:space="preserve">uuid primary key default </w:t>
-      </w:r>
-      <w:r>
-        <w:rPr>
-          <w:rFonts w:ascii="JetBrains Mono" w:hAnsi="JetBrains Mono"/>
-          <w:b w:val="false"/>
-          <w:i/>
-          <w:color w:val="57AAF7"/>
-          <w:sz w:val="20"/>
-        </w:rPr>
-        <w:t>gen_random_uuid</w:t>
-      </w:r>
-      <w:r>
-        <w:rPr>
-          <w:rFonts w:ascii="JetBrains Mono" w:hAnsi="JetBrains Mono"/>
-          <w:b w:val="false"/>
-          <w:i w:val="false"/>
-          <w:color w:val="BCBEC4"/>
-          <w:sz w:val="20"/>
-        </w:rPr>
-        <w:t>(),</w:t>
-        <w:br/>
-      </w:r>
-      <w:r>
-        <w:rPr>
-          <w:rFonts w:ascii="JetBrains Mono" w:hAnsi="JetBrains Mono"/>
-          <w:b w:val="false"/>
-          <w:i w:val="false"/>
-          <w:color w:val="C77DBB"/>
-          <w:sz w:val="20"/>
-        </w:rPr>
-        <w:t xml:space="preserve">address </w:t>
-      </w:r>
-      <w:r>
-        <w:rPr>
-          <w:rFonts w:ascii="JetBrains Mono" w:hAnsi="JetBrains Mono"/>
-          <w:b w:val="false"/>
-          <w:i w:val="false"/>
-          <w:color w:val="CF8E6D"/>
-          <w:sz w:val="20"/>
-        </w:rPr>
-        <w:t>varchar</w:t>
-      </w:r>
-      <w:r>
-        <w:rPr>
-          <w:rFonts w:ascii="JetBrains Mono" w:hAnsi="JetBrains Mono"/>
-          <w:b w:val="false"/>
-          <w:i w:val="false"/>
-          <w:color w:val="BCBEC4"/>
-          <w:sz w:val="20"/>
-        </w:rPr>
-        <w:t>(</w:t>
-      </w:r>
-      <w:r>
-        <w:rPr>
-          <w:rFonts w:ascii="JetBrains Mono" w:hAnsi="JetBrains Mono"/>
-          <w:b w:val="false"/>
-          <w:i w:val="false"/>
-          <w:color w:val="2AACB8"/>
-          <w:sz w:val="20"/>
-        </w:rPr>
-        <w:t>150</w:t>
-      </w:r>
-      <w:r>
-        <w:rPr>
-          <w:rFonts w:ascii="JetBrains Mono" w:hAnsi="JetBrains Mono"/>
-          <w:b w:val="false"/>
-          <w:i w:val="false"/>
-          <w:color w:val="BCBEC4"/>
-          <w:sz w:val="20"/>
-        </w:rPr>
-        <w:t xml:space="preserve">) </w:t>
-      </w:r>
-      <w:r>
-        <w:rPr>
-          <w:rFonts w:ascii="JetBrains Mono" w:hAnsi="JetBrains Mono"/>
-          <w:b w:val="false"/>
-          <w:i w:val="false"/>
-          <w:color w:val="CF8E6D"/>
-          <w:sz w:val="20"/>
-        </w:rPr>
-        <w:t>not null</w:t>
-      </w:r>
-      <w:r>
-        <w:rPr>
-          <w:rFonts w:ascii="JetBrains Mono" w:hAnsi="JetBrains Mono"/>
-          <w:b w:val="false"/>
-          <w:i w:val="false"/>
-          <w:color w:val="BCBEC4"/>
-          <w:sz w:val="20"/>
-        </w:rPr>
-        <w:t>,</w:t>
-        <w:br/>
-      </w:r>
-      <w:r>
-        <w:rPr>
-          <w:rFonts w:ascii="JetBrains Mono" w:hAnsi="JetBrains Mono"/>
-          <w:b w:val="false"/>
-          <w:i w:val="false"/>
-          <w:color w:val="C77DBB"/>
-          <w:sz w:val="20"/>
-        </w:rPr>
-        <w:t xml:space="preserve">number </w:t>
-      </w:r>
-      <w:r>
-        <w:rPr>
-          <w:rFonts w:ascii="JetBrains Mono" w:hAnsi="JetBrains Mono"/>
-          <w:b w:val="false"/>
-          <w:i w:val="false"/>
-          <w:color w:val="CF8E6D"/>
-          <w:sz w:val="20"/>
-        </w:rPr>
-        <w:t>int not null</w:t>
-      </w:r>
-      <w:r>
-        <w:rPr>
-          <w:rFonts w:ascii="JetBrains Mono" w:hAnsi="JetBrains Mono"/>
-          <w:b w:val="false"/>
-          <w:i w:val="false"/>
-          <w:color w:val="BCBEC4"/>
-          <w:sz w:val="20"/>
-        </w:rPr>
-        <w:t>,</w:t>
-        <w:br/>
-      </w:r>
-      <w:r>
-        <w:rPr>
-          <w:rFonts w:ascii="JetBrains Mono" w:hAnsi="JetBrains Mono"/>
-          <w:b w:val="false"/>
-          <w:i w:val="false"/>
-          <w:color w:val="C77DBB"/>
-          <w:sz w:val="20"/>
-        </w:rPr>
-        <w:t xml:space="preserve">complement </w:t>
-      </w:r>
-      <w:r>
-        <w:rPr>
-          <w:rFonts w:ascii="JetBrains Mono" w:hAnsi="JetBrains Mono"/>
-          <w:b w:val="false"/>
-          <w:i w:val="false"/>
-          <w:color w:val="CF8E6D"/>
-          <w:sz w:val="20"/>
-        </w:rPr>
-        <w:t>varchar</w:t>
-      </w:r>
-      <w:r>
-        <w:rPr>
-          <w:rFonts w:ascii="JetBrains Mono" w:hAnsi="JetBrains Mono"/>
-          <w:b w:val="false"/>
-          <w:i w:val="false"/>
-          <w:color w:val="BCBEC4"/>
-          <w:sz w:val="20"/>
-        </w:rPr>
-        <w:t>(</w:t>
-      </w:r>
-      <w:r>
-        <w:rPr>
-          <w:rFonts w:ascii="JetBrains Mono" w:hAnsi="JetBrains Mono"/>
-          <w:b w:val="false"/>
-          <w:i w:val="false"/>
-          <w:color w:val="2AACB8"/>
-          <w:sz w:val="20"/>
-        </w:rPr>
-        <w:t>20</w:t>
-      </w:r>
-      <w:r>
-        <w:rPr>
-          <w:rFonts w:ascii="JetBrains Mono" w:hAnsi="JetBrains Mono"/>
-          <w:b w:val="false"/>
-          <w:i w:val="false"/>
-          <w:color w:val="BCBEC4"/>
-          <w:sz w:val="20"/>
-        </w:rPr>
-        <w:t>),</w:t>
-        <w:br/>
-      </w:r>
-      <w:r>
-        <w:rPr>
-          <w:rFonts w:ascii="JetBrains Mono" w:hAnsi="JetBrains Mono"/>
-          <w:b w:val="false"/>
-          <w:i w:val="false"/>
-          <w:color w:val="C77DBB"/>
-          <w:sz w:val="20"/>
-        </w:rPr>
-        <w:t xml:space="preserve">district </w:t>
-      </w:r>
-      <w:r>
-        <w:rPr>
-          <w:rFonts w:ascii="JetBrains Mono" w:hAnsi="JetBrains Mono"/>
-          <w:b w:val="false"/>
-          <w:i w:val="false"/>
-          <w:color w:val="CF8E6D"/>
-          <w:sz w:val="20"/>
-        </w:rPr>
-        <w:t>varchar</w:t>
-      </w:r>
-      <w:r>
-        <w:rPr>
-          <w:rFonts w:ascii="JetBrains Mono" w:hAnsi="JetBrains Mono"/>
-          <w:b w:val="false"/>
-          <w:i w:val="false"/>
-          <w:color w:val="BCBEC4"/>
-          <w:sz w:val="20"/>
-        </w:rPr>
-        <w:t>(</w:t>
-      </w:r>
-      <w:r>
-        <w:rPr>
-          <w:rFonts w:ascii="JetBrains Mono" w:hAnsi="JetBrains Mono"/>
-          <w:b w:val="false"/>
-          <w:i w:val="false"/>
-          <w:color w:val="2AACB8"/>
-          <w:sz w:val="20"/>
-        </w:rPr>
-        <w:t>50</w:t>
-      </w:r>
-      <w:r>
-        <w:rPr>
-          <w:rFonts w:ascii="JetBrains Mono" w:hAnsi="JetBrains Mono"/>
-          <w:b w:val="false"/>
-          <w:i w:val="false"/>
-          <w:color w:val="BCBEC4"/>
-          <w:sz w:val="20"/>
-        </w:rPr>
-        <w:t xml:space="preserve">) </w:t>
-      </w:r>
-      <w:r>
-        <w:rPr>
-          <w:rFonts w:ascii="JetBrains Mono" w:hAnsi="JetBrains Mono"/>
-          <w:b w:val="false"/>
-          <w:i w:val="false"/>
-          <w:color w:val="CF8E6D"/>
-          <w:sz w:val="20"/>
-        </w:rPr>
-        <w:t>not null</w:t>
-      </w:r>
-      <w:r>
-        <w:rPr>
-          <w:rFonts w:ascii="JetBrains Mono" w:hAnsi="JetBrains Mono"/>
-          <w:b w:val="false"/>
-          <w:i w:val="false"/>
-          <w:color w:val="BCBEC4"/>
-          <w:sz w:val="20"/>
-        </w:rPr>
-        <w:t>,</w:t>
-        <w:br/>
-      </w:r>
-      <w:r>
-        <w:rPr>
-          <w:rFonts w:ascii="JetBrains Mono" w:hAnsi="JetBrains Mono"/>
-          <w:b w:val="false"/>
-          <w:i w:val="false"/>
-          <w:color w:val="C77DBB"/>
-          <w:sz w:val="20"/>
-        </w:rPr>
-        <w:t xml:space="preserve">city </w:t>
-      </w:r>
-      <w:r>
-        <w:rPr>
-          <w:rFonts w:ascii="JetBrains Mono" w:hAnsi="JetBrains Mono"/>
-          <w:b w:val="false"/>
-          <w:i w:val="false"/>
-          <w:color w:val="CF8E6D"/>
-          <w:sz w:val="20"/>
-        </w:rPr>
-        <w:t>varchar</w:t>
-      </w:r>
-      <w:r>
-        <w:rPr>
-          <w:rFonts w:ascii="JetBrains Mono" w:hAnsi="JetBrains Mono"/>
-          <w:b w:val="false"/>
-          <w:i w:val="false"/>
-          <w:color w:val="BCBEC4"/>
-          <w:sz w:val="20"/>
-        </w:rPr>
-        <w:t>(</w:t>
-      </w:r>
-      <w:r>
-        <w:rPr>
-          <w:rFonts w:ascii="JetBrains Mono" w:hAnsi="JetBrains Mono"/>
-          <w:b w:val="false"/>
-          <w:i w:val="false"/>
-          <w:color w:val="2AACB8"/>
-          <w:sz w:val="20"/>
-        </w:rPr>
-        <w:t>100</w:t>
-      </w:r>
-      <w:r>
-        <w:rPr>
-          <w:rFonts w:ascii="JetBrains Mono" w:hAnsi="JetBrains Mono"/>
-          <w:b w:val="false"/>
-          <w:i w:val="false"/>
-          <w:color w:val="BCBEC4"/>
-          <w:sz w:val="20"/>
-        </w:rPr>
-        <w:t xml:space="preserve">) </w:t>
-      </w:r>
-      <w:r>
-        <w:rPr>
-          <w:rFonts w:ascii="JetBrains Mono" w:hAnsi="JetBrains Mono"/>
-          <w:b w:val="false"/>
-          <w:i w:val="false"/>
-          <w:color w:val="CF8E6D"/>
-          <w:sz w:val="20"/>
-        </w:rPr>
-        <w:t>not null</w:t>
-      </w:r>
-      <w:r>
-        <w:rPr>
-          <w:rFonts w:ascii="JetBrains Mono" w:hAnsi="JetBrains Mono"/>
-          <w:b w:val="false"/>
-          <w:i w:val="false"/>
-          <w:color w:val="BCBEC4"/>
-          <w:sz w:val="20"/>
-        </w:rPr>
-        <w:t>,</w:t>
-        <w:br/>
-      </w:r>
-      <w:r>
-        <w:rPr>
-          <w:rFonts w:ascii="JetBrains Mono" w:hAnsi="JetBrains Mono"/>
-          <w:b w:val="false"/>
-          <w:i w:val="false"/>
-          <w:color w:val="C77DBB"/>
-          <w:sz w:val="20"/>
-        </w:rPr>
-        <w:t xml:space="preserve">uf </w:t>
-      </w:r>
-      <w:r>
-        <w:rPr>
-          <w:rFonts w:ascii="JetBrains Mono" w:hAnsi="JetBrains Mono"/>
-          <w:b w:val="false"/>
-          <w:i w:val="false"/>
-          <w:color w:val="CF8E6D"/>
-          <w:sz w:val="20"/>
-        </w:rPr>
-        <w:t>varchar</w:t>
-      </w:r>
-      <w:r>
-        <w:rPr>
-          <w:rFonts w:ascii="JetBrains Mono" w:hAnsi="JetBrains Mono"/>
-          <w:b w:val="false"/>
-          <w:i w:val="false"/>
-          <w:color w:val="BCBEC4"/>
-          <w:sz w:val="20"/>
-        </w:rPr>
-        <w:t>(</w:t>
-      </w:r>
-      <w:r>
-        <w:rPr>
-          <w:rFonts w:ascii="JetBrains Mono" w:hAnsi="JetBrains Mono"/>
-          <w:b w:val="false"/>
-          <w:i w:val="false"/>
-          <w:color w:val="2AACB8"/>
-          <w:sz w:val="20"/>
-        </w:rPr>
-        <w:t>2</w:t>
-      </w:r>
-      <w:r>
-        <w:rPr>
-          <w:rFonts w:ascii="JetBrains Mono" w:hAnsi="JetBrains Mono"/>
-          <w:b w:val="false"/>
-          <w:i w:val="false"/>
-          <w:color w:val="BCBEC4"/>
-          <w:sz w:val="20"/>
-        </w:rPr>
-        <w:t xml:space="preserve">) </w:t>
-      </w:r>
-      <w:r>
-        <w:rPr>
-          <w:rFonts w:ascii="JetBrains Mono" w:hAnsi="JetBrains Mono"/>
-          <w:b w:val="false"/>
-          <w:i w:val="false"/>
-          <w:color w:val="CF8E6D"/>
-          <w:sz w:val="20"/>
-        </w:rPr>
-        <w:t>not null</w:t>
-      </w:r>
-      <w:r>
-        <w:rPr>
-          <w:rFonts w:ascii="JetBrains Mono" w:hAnsi="JetBrains Mono"/>
-          <w:b w:val="false"/>
-          <w:i w:val="false"/>
-          <w:color w:val="BCBEC4"/>
-          <w:sz w:val="20"/>
-        </w:rPr>
-        <w:t>,</w:t>
-        <w:br/>
-      </w:r>
-      <w:r>
-        <w:rPr>
-          <w:rFonts w:ascii="JetBrains Mono" w:hAnsi="JetBrains Mono"/>
-          <w:b w:val="false"/>
-          <w:i w:val="false"/>
-          <w:color w:val="C77DBB"/>
-          <w:sz w:val="20"/>
-        </w:rPr>
-        <w:t xml:space="preserve">zip_code </w:t>
-      </w:r>
-      <w:r>
-        <w:rPr>
-          <w:rFonts w:ascii="JetBrains Mono" w:hAnsi="JetBrains Mono"/>
-          <w:b w:val="false"/>
-          <w:i w:val="false"/>
-          <w:color w:val="CF8E6D"/>
-          <w:sz w:val="20"/>
-        </w:rPr>
-        <w:t>varchar</w:t>
-      </w:r>
-      <w:r>
-        <w:rPr>
-          <w:rFonts w:ascii="JetBrains Mono" w:hAnsi="JetBrains Mono"/>
-          <w:b w:val="false"/>
-          <w:i w:val="false"/>
-          <w:color w:val="BCBEC4"/>
-          <w:sz w:val="20"/>
-        </w:rPr>
-        <w:t>(</w:t>
-      </w:r>
-      <w:r>
-        <w:rPr>
-          <w:rFonts w:ascii="JetBrains Mono" w:hAnsi="JetBrains Mono"/>
-          <w:b w:val="false"/>
-          <w:i w:val="false"/>
-          <w:color w:val="2AACB8"/>
-          <w:sz w:val="20"/>
-        </w:rPr>
-        <w:t>9</w:t>
-      </w:r>
-      <w:r>
-        <w:rPr>
-          <w:rFonts w:ascii="JetBrains Mono" w:hAnsi="JetBrains Mono"/>
-          <w:b w:val="false"/>
-          <w:i w:val="false"/>
-          <w:color w:val="BCBEC4"/>
-          <w:sz w:val="20"/>
-        </w:rPr>
-        <w:t xml:space="preserve">) </w:t>
-      </w:r>
-      <w:r>
-        <w:rPr>
-          <w:rFonts w:ascii="JetBrains Mono" w:hAnsi="JetBrains Mono"/>
-          <w:b w:val="false"/>
-          <w:i w:val="false"/>
-          <w:color w:val="CF8E6D"/>
-          <w:sz w:val="20"/>
-        </w:rPr>
-        <w:t>not null</w:t>
-      </w:r>
-      <w:r>
-        <w:rPr>
-          <w:rFonts w:ascii="JetBrains Mono" w:hAnsi="JetBrains Mono"/>
-          <w:b w:val="false"/>
-          <w:i w:val="false"/>
-          <w:color w:val="BCBEC4"/>
-          <w:sz w:val="20"/>
-        </w:rPr>
-        <w:t>,</w:t>
-        <w:br/>
-      </w:r>
-      <w:r>
-        <w:rPr>
-          <w:rFonts w:ascii="JetBrains Mono" w:hAnsi="JetBrains Mono"/>
-          <w:b w:val="false"/>
-          <w:i w:val="false"/>
-          <w:color w:val="C77DBB"/>
-          <w:sz w:val="20"/>
-        </w:rPr>
-        <w:t xml:space="preserve">created </w:t>
-      </w:r>
-      <w:r>
-        <w:rPr>
-          <w:rFonts w:ascii="JetBrains Mono" w:hAnsi="JetBrains Mono"/>
-          <w:b w:val="false"/>
-          <w:i w:val="false"/>
-          <w:color w:val="CF8E6D"/>
-          <w:sz w:val="20"/>
-        </w:rPr>
-        <w:t xml:space="preserve">timestamptz default </w:t>
-      </w:r>
-      <w:r>
-        <w:rPr>
-          <w:rFonts w:ascii="JetBrains Mono" w:hAnsi="JetBrains Mono"/>
-          <w:b w:val="false"/>
-          <w:i/>
-          <w:color w:val="57AAF7"/>
-          <w:sz w:val="20"/>
-        </w:rPr>
-        <w:t>now</w:t>
-      </w:r>
-      <w:r>
-        <w:rPr>
-          <w:rFonts w:ascii="JetBrains Mono" w:hAnsi="JetBrains Mono"/>
-          <w:b w:val="false"/>
-          <w:i w:val="false"/>
-          <w:color w:val="BCBEC4"/>
-          <w:sz w:val="20"/>
-        </w:rPr>
-        <w:t>()</w:t>
-      </w:r>
-    </w:p>
-    <w:p>
-      <w:pPr>
-        <w:pStyle w:val="Normal"/>
-        <w:rPr/>
-      </w:pPr>
-      <w:r>
-        <w:rPr/>
-      </w:r>
-    </w:p>
-    <w:p>
-      <w:pPr>
-        <w:pStyle w:val="Normal"/>
-        <w:rPr/>
-      </w:pPr>
-      <w:r>
-        <w:rPr/>
-        <w:t xml:space="preserve">TABLE: </w:t>
-      </w:r>
-      <w:r>
-        <w:rPr/>
-        <w:t>SPECIALITIES</w:t>
-      </w:r>
-    </w:p>
-    <w:p>
-      <w:pPr>
-        <w:pStyle w:val="Normal"/>
-        <w:rPr/>
-      </w:pPr>
-      <w:r>
-        <w:rPr/>
-        <w:t>FIELDS:</w:t>
-      </w:r>
-    </w:p>
-    <w:p>
-      <w:pPr>
-        <w:pStyle w:val="Normal"/>
-        <w:pBdr/>
-        <w:shd w:fill="191A1C" w:val="clear"/>
-        <w:rPr>
-          <w:rFonts w:ascii="JetBrains Mono" w:hAnsi="JetBrains Mono"/>
-          <w:b w:val="false"/>
-          <w:i w:val="false"/>
-          <w:color w:val="BCBEC4"/>
-          <w:sz w:val="20"/>
-        </w:rPr>
-      </w:pPr>
-      <w:r>
-        <w:rPr>
-          <w:rFonts w:ascii="JetBrains Mono" w:hAnsi="JetBrains Mono"/>
-          <w:b w:val="false"/>
-          <w:i w:val="false"/>
-          <w:color w:val="C77DBB"/>
-          <w:sz w:val="20"/>
-        </w:rPr>
-        <w:t xml:space="preserve">id </w:t>
-      </w:r>
-      <w:r>
-        <w:rPr>
-          <w:rFonts w:ascii="JetBrains Mono" w:hAnsi="JetBrains Mono"/>
-          <w:b w:val="false"/>
-          <w:i w:val="false"/>
-          <w:color w:val="CF8E6D"/>
-          <w:sz w:val="20"/>
-        </w:rPr>
-        <w:t xml:space="preserve">uuid primary key default </w:t>
-      </w:r>
-      <w:r>
-        <w:rPr>
-          <w:rFonts w:ascii="JetBrains Mono" w:hAnsi="JetBrains Mono"/>
-          <w:b w:val="false"/>
-          <w:i/>
-          <w:color w:val="57AAF7"/>
-          <w:sz w:val="20"/>
-        </w:rPr>
-        <w:t>gen_random_uuid</w:t>
-      </w:r>
-      <w:r>
-        <w:rPr>
-          <w:rFonts w:ascii="JetBrains Mono" w:hAnsi="JetBrains Mono"/>
-          <w:b w:val="false"/>
-          <w:i w:val="false"/>
-          <w:color w:val="BCBEC4"/>
-          <w:sz w:val="20"/>
-        </w:rPr>
-        <w:t>(),</w:t>
-        <w:br/>
-      </w:r>
-      <w:r>
-        <w:rPr>
-          <w:rFonts w:ascii="JetBrains Mono" w:hAnsi="JetBrains Mono"/>
-          <w:b w:val="false"/>
-          <w:i w:val="false"/>
-          <w:color w:val="C77DBB"/>
-          <w:sz w:val="20"/>
-        </w:rPr>
-        <w:t xml:space="preserve">name </w:t>
-      </w:r>
-      <w:r>
-        <w:rPr>
-          <w:rFonts w:ascii="JetBrains Mono" w:hAnsi="JetBrains Mono"/>
-          <w:b w:val="false"/>
-          <w:i w:val="false"/>
-          <w:color w:val="CF8E6D"/>
-          <w:sz w:val="20"/>
-        </w:rPr>
-        <w:t>varchar</w:t>
-      </w:r>
-      <w:r>
-        <w:rPr>
-          <w:rFonts w:ascii="JetBrains Mono" w:hAnsi="JetBrains Mono"/>
-          <w:b w:val="false"/>
-          <w:i w:val="false"/>
-          <w:color w:val="BCBEC4"/>
-          <w:sz w:val="20"/>
-        </w:rPr>
-        <w:t>(</w:t>
-      </w:r>
-      <w:r>
-        <w:rPr>
-          <w:rFonts w:ascii="JetBrains Mono" w:hAnsi="JetBrains Mono"/>
-          <w:b w:val="false"/>
-          <w:i w:val="false"/>
-          <w:color w:val="2AACB8"/>
-          <w:sz w:val="20"/>
-        </w:rPr>
-        <w:t>50</w:t>
-      </w:r>
-      <w:r>
-        <w:rPr>
-          <w:rFonts w:ascii="JetBrains Mono" w:hAnsi="JetBrains Mono"/>
-          <w:b w:val="false"/>
-          <w:i w:val="false"/>
-          <w:color w:val="BCBEC4"/>
-          <w:sz w:val="20"/>
-        </w:rPr>
-        <w:t xml:space="preserve">) </w:t>
-      </w:r>
-      <w:r>
-        <w:rPr>
-          <w:rFonts w:ascii="JetBrains Mono" w:hAnsi="JetBrains Mono"/>
-          <w:b w:val="false"/>
-          <w:i w:val="false"/>
-          <w:color w:val="CF8E6D"/>
-          <w:sz w:val="20"/>
-        </w:rPr>
-        <w:t>not null unique</w:t>
-      </w:r>
-      <w:r>
-        <w:rPr>
-          <w:rFonts w:ascii="JetBrains Mono" w:hAnsi="JetBrains Mono"/>
-          <w:b w:val="false"/>
-          <w:i w:val="false"/>
-          <w:color w:val="BCBEC4"/>
-          <w:sz w:val="20"/>
-        </w:rPr>
-        <w:t>,</w:t>
-        <w:br/>
-      </w:r>
-      <w:r>
-        <w:rPr>
-          <w:rFonts w:ascii="JetBrains Mono" w:hAnsi="JetBrains Mono"/>
-          <w:b w:val="false"/>
-          <w:i w:val="false"/>
-          <w:color w:val="C77DBB"/>
-          <w:sz w:val="20"/>
-        </w:rPr>
-        <w:t xml:space="preserve">description </w:t>
-      </w:r>
-      <w:r>
-        <w:rPr>
-          <w:rFonts w:ascii="JetBrains Mono" w:hAnsi="JetBrains Mono"/>
-          <w:b w:val="false"/>
-          <w:i w:val="false"/>
-          <w:color w:val="CF8E6D"/>
-          <w:sz w:val="20"/>
-        </w:rPr>
-        <w:t>text</w:t>
-      </w:r>
-      <w:r>
-        <w:rPr>
-          <w:rFonts w:ascii="JetBrains Mono" w:hAnsi="JetBrains Mono"/>
-          <w:b w:val="false"/>
-          <w:i w:val="false"/>
-          <w:color w:val="BCBEC4"/>
-          <w:sz w:val="20"/>
-        </w:rPr>
-        <w:t>,</w:t>
-        <w:br/>
-      </w:r>
-      <w:r>
-        <w:rPr>
-          <w:rFonts w:ascii="JetBrains Mono" w:hAnsi="JetBrains Mono"/>
-          <w:b w:val="false"/>
-          <w:i w:val="false"/>
-          <w:color w:val="C77DBB"/>
-          <w:sz w:val="20"/>
-        </w:rPr>
-        <w:t xml:space="preserve">created </w:t>
-      </w:r>
-      <w:r>
-        <w:rPr>
-          <w:rFonts w:ascii="JetBrains Mono" w:hAnsi="JetBrains Mono"/>
-          <w:b w:val="false"/>
-          <w:i w:val="false"/>
-          <w:color w:val="CF8E6D"/>
-          <w:sz w:val="20"/>
-        </w:rPr>
-        <w:t xml:space="preserve">timestamptz default </w:t>
-      </w:r>
-      <w:r>
-        <w:rPr>
-          <w:rFonts w:ascii="JetBrains Mono" w:hAnsi="JetBrains Mono"/>
-          <w:b w:val="false"/>
-          <w:i/>
-          <w:color w:val="57AAF7"/>
-          <w:sz w:val="20"/>
-        </w:rPr>
-        <w:t>now</w:t>
-      </w:r>
-      <w:r>
-        <w:rPr>
-          <w:rFonts w:ascii="JetBrains Mono" w:hAnsi="JetBrains Mono"/>
-          <w:b w:val="false"/>
-          <w:i w:val="false"/>
-          <w:color w:val="BCBEC4"/>
-          <w:sz w:val="20"/>
-        </w:rPr>
-        <w:t>()</w:t>
-      </w:r>
-    </w:p>
-    <w:p>
-      <w:pPr>
-        <w:pStyle w:val="Normal"/>
-        <w:rPr/>
-      </w:pPr>
-      <w:r>
-        <w:rPr/>
-      </w:r>
-    </w:p>
-    <w:p>
-      <w:pPr>
-        <w:pStyle w:val="Normal"/>
-        <w:rPr/>
-      </w:pPr>
-      <w:r>
-        <w:rPr/>
-        <w:t>TABLE: PATIENTS</w:t>
-      </w:r>
-    </w:p>
-    <w:p>
-      <w:pPr>
-        <w:pStyle w:val="Normal"/>
-        <w:rPr/>
-      </w:pPr>
-      <w:r>
-        <w:rPr/>
-        <w:t>FIELDS:</w:t>
-      </w:r>
-    </w:p>
-    <w:p>
-      <w:pPr>
-        <w:pStyle w:val="Normal"/>
-        <w:pBdr/>
-        <w:shd w:fill="191A1C" w:val="clear"/>
-        <w:rPr>
-          <w:rFonts w:ascii="JetBrains Mono" w:hAnsi="JetBrains Mono"/>
-          <w:b w:val="false"/>
-          <w:i w:val="false"/>
-          <w:color w:val="BCBEC4"/>
-          <w:sz w:val="20"/>
-        </w:rPr>
-      </w:pPr>
-      <w:r>
-        <w:rPr>
-          <w:rFonts w:ascii="JetBrains Mono" w:hAnsi="JetBrains Mono"/>
-          <w:b w:val="false"/>
-          <w:i w:val="false"/>
-          <w:color w:val="C77DBB"/>
-          <w:sz w:val="20"/>
-        </w:rPr>
-        <w:t xml:space="preserve">id </w:t>
-      </w:r>
-      <w:r>
-        <w:rPr>
-          <w:rFonts w:ascii="JetBrains Mono" w:hAnsi="JetBrains Mono"/>
-          <w:b w:val="false"/>
-          <w:i w:val="false"/>
-          <w:color w:val="CF8E6D"/>
-          <w:sz w:val="20"/>
-        </w:rPr>
-        <w:t xml:space="preserve">UUID primary key default </w:t>
-      </w:r>
-      <w:r>
-        <w:rPr>
-          <w:rFonts w:ascii="JetBrains Mono" w:hAnsi="JetBrains Mono"/>
-          <w:b w:val="false"/>
-          <w:i/>
-          <w:color w:val="57AAF7"/>
-          <w:sz w:val="20"/>
-        </w:rPr>
-        <w:t>gen_random_uuid</w:t>
-      </w:r>
-      <w:r>
-        <w:rPr>
-          <w:rFonts w:ascii="JetBrains Mono" w:hAnsi="JetBrains Mono"/>
-          <w:b w:val="false"/>
-          <w:i w:val="false"/>
-          <w:color w:val="BCBEC4"/>
-          <w:sz w:val="20"/>
-        </w:rPr>
-        <w:t>(),</w:t>
-        <w:br/>
-      </w:r>
-      <w:r>
-        <w:rPr>
-          <w:rFonts w:ascii="JetBrains Mono" w:hAnsi="JetBrains Mono"/>
-          <w:b w:val="false"/>
-          <w:i w:val="false"/>
-          <w:color w:val="C77DBB"/>
-          <w:sz w:val="20"/>
-        </w:rPr>
-        <w:t xml:space="preserve">name </w:t>
-      </w:r>
-      <w:r>
-        <w:rPr>
-          <w:rFonts w:ascii="JetBrains Mono" w:hAnsi="JetBrains Mono"/>
-          <w:b w:val="false"/>
-          <w:i w:val="false"/>
-          <w:color w:val="CF8E6D"/>
-          <w:sz w:val="20"/>
-        </w:rPr>
-        <w:t>varchar</w:t>
-      </w:r>
-      <w:r>
-        <w:rPr>
-          <w:rFonts w:ascii="JetBrains Mono" w:hAnsi="JetBrains Mono"/>
-          <w:b w:val="false"/>
-          <w:i w:val="false"/>
-          <w:color w:val="BCBEC4"/>
-          <w:sz w:val="20"/>
-        </w:rPr>
-        <w:t>(</w:t>
-      </w:r>
-      <w:r>
-        <w:rPr>
-          <w:rFonts w:ascii="JetBrains Mono" w:hAnsi="JetBrains Mono"/>
-          <w:b w:val="false"/>
-          <w:i w:val="false"/>
-          <w:color w:val="2AACB8"/>
-          <w:sz w:val="20"/>
-        </w:rPr>
-        <w:t>100</w:t>
-      </w:r>
-      <w:r>
-        <w:rPr>
-          <w:rFonts w:ascii="JetBrains Mono" w:hAnsi="JetBrains Mono"/>
-          <w:b w:val="false"/>
-          <w:i w:val="false"/>
-          <w:color w:val="BCBEC4"/>
-          <w:sz w:val="20"/>
-        </w:rPr>
-        <w:t xml:space="preserve">) </w:t>
-      </w:r>
-      <w:r>
-        <w:rPr>
-          <w:rFonts w:ascii="JetBrains Mono" w:hAnsi="JetBrains Mono"/>
-          <w:b w:val="false"/>
-          <w:i w:val="false"/>
-          <w:color w:val="CF8E6D"/>
-          <w:sz w:val="20"/>
-        </w:rPr>
-        <w:t>not null</w:t>
-      </w:r>
-      <w:r>
-        <w:rPr>
-          <w:rFonts w:ascii="JetBrains Mono" w:hAnsi="JetBrains Mono"/>
-          <w:b w:val="false"/>
-          <w:i w:val="false"/>
-          <w:color w:val="BCBEC4"/>
-          <w:sz w:val="20"/>
-        </w:rPr>
-        <w:t>,</w:t>
-        <w:br/>
-      </w:r>
-      <w:r>
-        <w:rPr>
-          <w:rFonts w:ascii="JetBrains Mono" w:hAnsi="JetBrains Mono"/>
-          <w:b w:val="false"/>
-          <w:i w:val="false"/>
-          <w:color w:val="C77DBB"/>
-          <w:sz w:val="20"/>
-        </w:rPr>
-        <w:t xml:space="preserve">cpf </w:t>
-      </w:r>
-      <w:r>
-        <w:rPr>
-          <w:rFonts w:ascii="JetBrains Mono" w:hAnsi="JetBrains Mono"/>
-          <w:b w:val="false"/>
-          <w:i w:val="false"/>
-          <w:color w:val="CF8E6D"/>
-          <w:sz w:val="20"/>
-        </w:rPr>
-        <w:t>varchar</w:t>
-      </w:r>
-      <w:r>
-        <w:rPr>
-          <w:rFonts w:ascii="JetBrains Mono" w:hAnsi="JetBrains Mono"/>
-          <w:b w:val="false"/>
-          <w:i w:val="false"/>
-          <w:color w:val="BCBEC4"/>
-          <w:sz w:val="20"/>
-        </w:rPr>
-        <w:t>(</w:t>
-      </w:r>
-      <w:r>
-        <w:rPr>
-          <w:rFonts w:ascii="JetBrains Mono" w:hAnsi="JetBrains Mono"/>
-          <w:b w:val="false"/>
-          <w:i w:val="false"/>
-          <w:color w:val="2AACB8"/>
-          <w:sz w:val="20"/>
-        </w:rPr>
-        <w:t>14</w:t>
-      </w:r>
-      <w:r>
-        <w:rPr>
-          <w:rFonts w:ascii="JetBrains Mono" w:hAnsi="JetBrains Mono"/>
-          <w:b w:val="false"/>
-          <w:i w:val="false"/>
-          <w:color w:val="BCBEC4"/>
-          <w:sz w:val="20"/>
-        </w:rPr>
-        <w:t xml:space="preserve">) </w:t>
-      </w:r>
-      <w:r>
-        <w:rPr>
-          <w:rFonts w:ascii="JetBrains Mono" w:hAnsi="JetBrains Mono"/>
-          <w:b w:val="false"/>
-          <w:i w:val="false"/>
-          <w:color w:val="CF8E6D"/>
-          <w:sz w:val="20"/>
-        </w:rPr>
-        <w:t>unique not null</w:t>
-      </w:r>
-      <w:r>
-        <w:rPr>
-          <w:rFonts w:ascii="JetBrains Mono" w:hAnsi="JetBrains Mono"/>
-          <w:b w:val="false"/>
-          <w:i w:val="false"/>
-          <w:color w:val="BCBEC4"/>
-          <w:sz w:val="20"/>
-        </w:rPr>
-        <w:t>,</w:t>
-        <w:br/>
-      </w:r>
-      <w:r>
-        <w:rPr>
-          <w:rFonts w:ascii="JetBrains Mono" w:hAnsi="JetBrains Mono"/>
-          <w:b w:val="false"/>
-          <w:i w:val="false"/>
-          <w:color w:val="C77DBB"/>
-          <w:sz w:val="20"/>
-        </w:rPr>
-        <w:t xml:space="preserve">date_birth </w:t>
-      </w:r>
-      <w:r>
-        <w:rPr>
-          <w:rFonts w:ascii="JetBrains Mono" w:hAnsi="JetBrains Mono"/>
-          <w:b w:val="false"/>
-          <w:i w:val="false"/>
-          <w:color w:val="CF8E6D"/>
-          <w:sz w:val="20"/>
-        </w:rPr>
-        <w:t>date not null</w:t>
-      </w:r>
-      <w:r>
-        <w:rPr>
-          <w:rFonts w:ascii="JetBrains Mono" w:hAnsi="JetBrains Mono"/>
-          <w:b w:val="false"/>
-          <w:i w:val="false"/>
-          <w:color w:val="BCBEC4"/>
-          <w:sz w:val="20"/>
-        </w:rPr>
-        <w:t>,</w:t>
-        <w:br/>
-      </w:r>
-      <w:r>
-        <w:rPr>
-          <w:rFonts w:ascii="JetBrains Mono" w:hAnsi="JetBrains Mono"/>
-          <w:b w:val="false"/>
-          <w:i w:val="false"/>
-          <w:color w:val="C77DBB"/>
-          <w:sz w:val="20"/>
-        </w:rPr>
-        <w:t xml:space="preserve">telephone </w:t>
-      </w:r>
-      <w:r>
-        <w:rPr>
-          <w:rFonts w:ascii="JetBrains Mono" w:hAnsi="JetBrains Mono"/>
-          <w:b w:val="false"/>
-          <w:i w:val="false"/>
-          <w:color w:val="CF8E6D"/>
-          <w:sz w:val="20"/>
-        </w:rPr>
-        <w:t>varchar</w:t>
-      </w:r>
-      <w:r>
-        <w:rPr>
-          <w:rFonts w:ascii="JetBrains Mono" w:hAnsi="JetBrains Mono"/>
-          <w:b w:val="false"/>
-          <w:i w:val="false"/>
-          <w:color w:val="BCBEC4"/>
-          <w:sz w:val="20"/>
-        </w:rPr>
-        <w:t>(</w:t>
-      </w:r>
-      <w:r>
-        <w:rPr>
-          <w:rFonts w:ascii="JetBrains Mono" w:hAnsi="JetBrains Mono"/>
-          <w:b w:val="false"/>
-          <w:i w:val="false"/>
-          <w:color w:val="2AACB8"/>
-          <w:sz w:val="20"/>
-        </w:rPr>
-        <w:t>20</w:t>
-      </w:r>
-      <w:r>
-        <w:rPr>
-          <w:rFonts w:ascii="JetBrains Mono" w:hAnsi="JetBrains Mono"/>
-          <w:b w:val="false"/>
-          <w:i w:val="false"/>
-          <w:color w:val="BCBEC4"/>
-          <w:sz w:val="20"/>
-        </w:rPr>
-        <w:t>),</w:t>
-        <w:br/>
-      </w:r>
-      <w:r>
-        <w:rPr>
-          <w:rFonts w:ascii="JetBrains Mono" w:hAnsi="JetBrains Mono"/>
-          <w:b w:val="false"/>
-          <w:i w:val="false"/>
-          <w:color w:val="C77DBB"/>
-          <w:sz w:val="20"/>
-        </w:rPr>
-        <w:t xml:space="preserve">cell_phone </w:t>
-      </w:r>
-      <w:r>
-        <w:rPr>
-          <w:rFonts w:ascii="JetBrains Mono" w:hAnsi="JetBrains Mono"/>
-          <w:b w:val="false"/>
-          <w:i w:val="false"/>
-          <w:color w:val="CF8E6D"/>
-          <w:sz w:val="20"/>
-        </w:rPr>
-        <w:t>varchar</w:t>
-      </w:r>
-      <w:r>
-        <w:rPr>
-          <w:rFonts w:ascii="JetBrains Mono" w:hAnsi="JetBrains Mono"/>
-          <w:b w:val="false"/>
-          <w:i w:val="false"/>
-          <w:color w:val="BCBEC4"/>
-          <w:sz w:val="20"/>
-        </w:rPr>
-        <w:t>(</w:t>
-      </w:r>
-      <w:r>
-        <w:rPr>
-          <w:rFonts w:ascii="JetBrains Mono" w:hAnsi="JetBrains Mono"/>
-          <w:b w:val="false"/>
-          <w:i w:val="false"/>
-          <w:color w:val="2AACB8"/>
-          <w:sz w:val="20"/>
-        </w:rPr>
-        <w:t>20</w:t>
-      </w:r>
-      <w:r>
-        <w:rPr>
-          <w:rFonts w:ascii="JetBrains Mono" w:hAnsi="JetBrains Mono"/>
-          <w:b w:val="false"/>
-          <w:i w:val="false"/>
-          <w:color w:val="BCBEC4"/>
-          <w:sz w:val="20"/>
-        </w:rPr>
-        <w:t xml:space="preserve">) </w:t>
-      </w:r>
-      <w:r>
-        <w:rPr>
-          <w:rFonts w:ascii="JetBrains Mono" w:hAnsi="JetBrains Mono"/>
-          <w:b w:val="false"/>
-          <w:i w:val="false"/>
-          <w:color w:val="CF8E6D"/>
-          <w:sz w:val="20"/>
-        </w:rPr>
-        <w:t>not null</w:t>
-      </w:r>
-      <w:r>
-        <w:rPr>
-          <w:rFonts w:ascii="JetBrains Mono" w:hAnsi="JetBrains Mono"/>
-          <w:b w:val="false"/>
-          <w:i w:val="false"/>
-          <w:color w:val="BCBEC4"/>
-          <w:sz w:val="20"/>
-        </w:rPr>
-        <w:t>,</w:t>
-        <w:br/>
-      </w:r>
-      <w:r>
-        <w:rPr>
-          <w:rFonts w:ascii="JetBrains Mono" w:hAnsi="JetBrains Mono"/>
-          <w:b w:val="false"/>
-          <w:i w:val="false"/>
-          <w:color w:val="C77DBB"/>
-          <w:sz w:val="20"/>
-        </w:rPr>
-        <w:t xml:space="preserve">email </w:t>
-      </w:r>
-      <w:r>
-        <w:rPr>
-          <w:rFonts w:ascii="JetBrains Mono" w:hAnsi="JetBrains Mono"/>
-          <w:b w:val="false"/>
-          <w:i w:val="false"/>
-          <w:color w:val="CF8E6D"/>
-          <w:sz w:val="20"/>
-        </w:rPr>
-        <w:t>varchar</w:t>
-      </w:r>
-      <w:r>
-        <w:rPr>
-          <w:rFonts w:ascii="JetBrains Mono" w:hAnsi="JetBrains Mono"/>
-          <w:b w:val="false"/>
-          <w:i w:val="false"/>
-          <w:color w:val="BCBEC4"/>
-          <w:sz w:val="20"/>
-        </w:rPr>
-        <w:t>(</w:t>
-      </w:r>
-      <w:r>
-        <w:rPr>
-          <w:rFonts w:ascii="JetBrains Mono" w:hAnsi="JetBrains Mono"/>
-          <w:b w:val="false"/>
-          <w:i w:val="false"/>
-          <w:color w:val="2AACB8"/>
-          <w:sz w:val="20"/>
-        </w:rPr>
-        <w:t>100</w:t>
-      </w:r>
-      <w:r>
-        <w:rPr>
-          <w:rFonts w:ascii="JetBrains Mono" w:hAnsi="JetBrains Mono"/>
-          <w:b w:val="false"/>
-          <w:i w:val="false"/>
-          <w:color w:val="BCBEC4"/>
-          <w:sz w:val="20"/>
-        </w:rPr>
-        <w:t>),</w:t>
-        <w:br/>
-      </w:r>
-      <w:r>
-        <w:rPr>
-          <w:rFonts w:ascii="JetBrains Mono" w:hAnsi="JetBrains Mono"/>
-          <w:b w:val="false"/>
-          <w:i w:val="false"/>
-          <w:color w:val="C77DBB"/>
-          <w:sz w:val="20"/>
-        </w:rPr>
-        <w:t xml:space="preserve">created </w:t>
-      </w:r>
-      <w:r>
-        <w:rPr>
-          <w:rFonts w:ascii="JetBrains Mono" w:hAnsi="JetBrains Mono"/>
-          <w:b w:val="false"/>
-          <w:i w:val="false"/>
-          <w:color w:val="CF8E6D"/>
-          <w:sz w:val="20"/>
-        </w:rPr>
-        <w:t xml:space="preserve">timestamp default </w:t>
-      </w:r>
-      <w:r>
-        <w:rPr>
-          <w:rFonts w:ascii="JetBrains Mono" w:hAnsi="JetBrains Mono"/>
-          <w:b w:val="false"/>
-          <w:i/>
-          <w:color w:val="57AAF7"/>
-          <w:sz w:val="20"/>
-        </w:rPr>
-        <w:t>CURRENT_TIMESTAMP</w:t>
-      </w:r>
-      <w:r>
-        <w:rPr>
-          <w:rFonts w:ascii="JetBrains Mono" w:hAnsi="JetBrains Mono"/>
-          <w:b w:val="false"/>
-          <w:i w:val="false"/>
-          <w:color w:val="BCBEC4"/>
-          <w:sz w:val="20"/>
-        </w:rPr>
-        <w:t>,</w:t>
-        <w:br/>
-      </w:r>
-      <w:r>
-        <w:rPr>
-          <w:rFonts w:ascii="JetBrains Mono" w:hAnsi="JetBrains Mono"/>
-          <w:b w:val="false"/>
-          <w:i w:val="false"/>
-          <w:color w:val="C77DBB"/>
-          <w:sz w:val="20"/>
-        </w:rPr>
-        <w:t xml:space="preserve">gender      </w:t>
-      </w:r>
-      <w:r>
-        <w:rPr>
-          <w:rFonts w:ascii="JetBrains Mono" w:hAnsi="JetBrains Mono"/>
-          <w:b w:val="false"/>
-          <w:i w:val="false"/>
-          <w:color w:val="CF8E6D"/>
-          <w:sz w:val="20"/>
-        </w:rPr>
-        <w:t>varchar</w:t>
-      </w:r>
-      <w:r>
-        <w:rPr>
-          <w:rFonts w:ascii="JetBrains Mono" w:hAnsi="JetBrains Mono"/>
-          <w:b w:val="false"/>
-          <w:i w:val="false"/>
-          <w:color w:val="BCBEC4"/>
-          <w:sz w:val="20"/>
-        </w:rPr>
-        <w:t>(</w:t>
-      </w:r>
-      <w:r>
-        <w:rPr>
-          <w:rFonts w:ascii="JetBrains Mono" w:hAnsi="JetBrains Mono"/>
-          <w:b w:val="false"/>
-          <w:i w:val="false"/>
-          <w:color w:val="2AACB8"/>
-          <w:sz w:val="20"/>
-        </w:rPr>
-        <w:t>1</w:t>
-      </w:r>
-      <w:r>
-        <w:rPr>
-          <w:rFonts w:ascii="JetBrains Mono" w:hAnsi="JetBrains Mono"/>
-          <w:b w:val="false"/>
-          <w:i w:val="false"/>
-          <w:color w:val="BCBEC4"/>
-          <w:sz w:val="20"/>
-        </w:rPr>
-        <w:t xml:space="preserve">) </w:t>
-      </w:r>
-      <w:r>
-        <w:rPr>
-          <w:rFonts w:ascii="JetBrains Mono" w:hAnsi="JetBrains Mono"/>
-          <w:b w:val="false"/>
-          <w:i w:val="false"/>
-          <w:color w:val="CF8E6D"/>
-          <w:sz w:val="20"/>
-        </w:rPr>
-        <w:t>not null</w:t>
-      </w:r>
-      <w:r>
-        <w:rPr>
-          <w:rFonts w:ascii="JetBrains Mono" w:hAnsi="JetBrains Mono"/>
-          <w:b w:val="false"/>
-          <w:i w:val="false"/>
-          <w:color w:val="BCBEC4"/>
-          <w:sz w:val="20"/>
-        </w:rPr>
-        <w:t>,</w:t>
-        <w:br/>
-      </w:r>
-      <w:r>
-        <w:rPr>
-          <w:rFonts w:ascii="JetBrains Mono" w:hAnsi="JetBrains Mono"/>
-          <w:b w:val="false"/>
-          <w:i w:val="false"/>
-          <w:color w:val="C77DBB"/>
-          <w:sz w:val="20"/>
-        </w:rPr>
-        <w:t xml:space="preserve">id_address </w:t>
-      </w:r>
-      <w:r>
-        <w:rPr>
-          <w:rFonts w:ascii="JetBrains Mono" w:hAnsi="JetBrains Mono"/>
-          <w:b w:val="false"/>
-          <w:i w:val="false"/>
-          <w:color w:val="CF8E6D"/>
-          <w:sz w:val="20"/>
-        </w:rPr>
-        <w:t>uuid not null</w:t>
-      </w:r>
-      <w:r>
-        <w:rPr>
-          <w:rFonts w:ascii="JetBrains Mono" w:hAnsi="JetBrains Mono"/>
-          <w:b w:val="false"/>
-          <w:i w:val="false"/>
-          <w:color w:val="BCBEC4"/>
-          <w:sz w:val="20"/>
-        </w:rPr>
-        <w:t>,</w:t>
-      </w:r>
-    </w:p>
-    <w:p>
-      <w:pPr>
-        <w:pStyle w:val="Normal"/>
-        <w:rPr/>
-      </w:pPr>
-      <w:r>
-        <w:rPr/>
-      </w:r>
-    </w:p>
-    <w:p>
-      <w:pPr>
-        <w:pStyle w:val="Normal"/>
-        <w:rPr/>
-      </w:pPr>
-      <w:r>
-        <w:rPr/>
-      </w:r>
-    </w:p>
-    <w:p>
-      <w:pPr>
-        <w:pStyle w:val="Normal"/>
-        <w:rPr/>
-      </w:pPr>
-      <w:r>
-        <w:rPr/>
-        <w:t>TABLE: PROFESSIONALS</w:t>
-      </w:r>
-    </w:p>
-    <w:p>
-      <w:pPr>
-        <w:pStyle w:val="Normal"/>
-        <w:rPr/>
-      </w:pPr>
-      <w:r>
-        <w:rPr/>
-        <w:t>FIELDS:</w:t>
-      </w:r>
-    </w:p>
-    <w:p>
-      <w:pPr>
-        <w:pStyle w:val="Normal"/>
-        <w:pBdr/>
-        <w:shd w:fill="191A1C" w:val="clear"/>
-        <w:rPr>
-          <w:rFonts w:ascii="JetBrains Mono" w:hAnsi="JetBrains Mono"/>
-          <w:b w:val="false"/>
-          <w:i w:val="false"/>
-          <w:color w:val="BCBEC4"/>
-          <w:sz w:val="20"/>
-        </w:rPr>
-      </w:pPr>
-      <w:r>
-        <w:rPr>
-          <w:rFonts w:ascii="JetBrains Mono" w:hAnsi="JetBrains Mono"/>
-          <w:b w:val="false"/>
-          <w:i w:val="false"/>
-          <w:color w:val="C77DBB"/>
-          <w:sz w:val="20"/>
-        </w:rPr>
-        <w:t xml:space="preserve">id       </w:t>
-      </w:r>
-      <w:r>
-        <w:rPr>
-          <w:rFonts w:ascii="JetBrains Mono" w:hAnsi="JetBrains Mono"/>
-          <w:b w:val="false"/>
-          <w:i w:val="false"/>
-          <w:color w:val="CF8E6D"/>
-          <w:sz w:val="20"/>
-        </w:rPr>
-        <w:t xml:space="preserve">uuid primary key default </w:t>
-      </w:r>
-      <w:r>
-        <w:rPr>
-          <w:rFonts w:ascii="JetBrains Mono" w:hAnsi="JetBrains Mono"/>
-          <w:b w:val="false"/>
-          <w:i/>
-          <w:color w:val="57AAF7"/>
-          <w:sz w:val="20"/>
-        </w:rPr>
-        <w:t>gen_random_uuid</w:t>
-      </w:r>
-      <w:r>
-        <w:rPr>
-          <w:rFonts w:ascii="JetBrains Mono" w:hAnsi="JetBrains Mono"/>
-          <w:b w:val="false"/>
-          <w:i w:val="false"/>
-          <w:color w:val="BCBEC4"/>
-          <w:sz w:val="20"/>
-        </w:rPr>
-        <w:t>(),</w:t>
-        <w:br/>
-      </w:r>
-      <w:r>
-        <w:rPr>
-          <w:rFonts w:ascii="JetBrains Mono" w:hAnsi="JetBrains Mono"/>
-          <w:b w:val="false"/>
-          <w:i w:val="false"/>
-          <w:color w:val="C77DBB"/>
-          <w:sz w:val="20"/>
-        </w:rPr>
-        <w:t xml:space="preserve">name     </w:t>
-      </w:r>
-      <w:r>
-        <w:rPr>
-          <w:rFonts w:ascii="JetBrains Mono" w:hAnsi="JetBrains Mono"/>
-          <w:b w:val="false"/>
-          <w:i w:val="false"/>
-          <w:color w:val="CF8E6D"/>
-          <w:sz w:val="20"/>
-        </w:rPr>
-        <w:t>varchar</w:t>
-      </w:r>
-      <w:r>
-        <w:rPr>
-          <w:rFonts w:ascii="JetBrains Mono" w:hAnsi="JetBrains Mono"/>
-          <w:b w:val="false"/>
-          <w:i w:val="false"/>
-          <w:color w:val="BCBEC4"/>
-          <w:sz w:val="20"/>
-        </w:rPr>
-        <w:t>(</w:t>
-      </w:r>
-      <w:r>
-        <w:rPr>
-          <w:rFonts w:ascii="JetBrains Mono" w:hAnsi="JetBrains Mono"/>
-          <w:b w:val="false"/>
-          <w:i w:val="false"/>
-          <w:color w:val="2AACB8"/>
-          <w:sz w:val="20"/>
-        </w:rPr>
-        <w:t>100</w:t>
-      </w:r>
-      <w:r>
-        <w:rPr>
-          <w:rFonts w:ascii="JetBrains Mono" w:hAnsi="JetBrains Mono"/>
-          <w:b w:val="false"/>
-          <w:i w:val="false"/>
-          <w:color w:val="BCBEC4"/>
-          <w:sz w:val="20"/>
-        </w:rPr>
-        <w:t xml:space="preserve">) </w:t>
-      </w:r>
-      <w:r>
-        <w:rPr>
-          <w:rFonts w:ascii="JetBrains Mono" w:hAnsi="JetBrains Mono"/>
-          <w:b w:val="false"/>
-          <w:i w:val="false"/>
-          <w:color w:val="CF8E6D"/>
-          <w:sz w:val="20"/>
-        </w:rPr>
-        <w:t>not null</w:t>
-      </w:r>
-      <w:r>
-        <w:rPr>
-          <w:rFonts w:ascii="JetBrains Mono" w:hAnsi="JetBrains Mono"/>
-          <w:b w:val="false"/>
-          <w:i w:val="false"/>
-          <w:color w:val="BCBEC4"/>
-          <w:sz w:val="20"/>
-        </w:rPr>
-        <w:t>,</w:t>
-        <w:br/>
-      </w:r>
-      <w:r>
-        <w:rPr>
-          <w:rFonts w:ascii="JetBrains Mono" w:hAnsi="JetBrains Mono"/>
-          <w:b w:val="false"/>
-          <w:i w:val="false"/>
-          <w:color w:val="C77DBB"/>
-          <w:sz w:val="20"/>
-        </w:rPr>
-        <w:t xml:space="preserve">register      </w:t>
-      </w:r>
-      <w:r>
-        <w:rPr>
-          <w:rFonts w:ascii="JetBrains Mono" w:hAnsi="JetBrains Mono"/>
-          <w:b w:val="false"/>
-          <w:i w:val="false"/>
-          <w:color w:val="CF8E6D"/>
-          <w:sz w:val="20"/>
-        </w:rPr>
-        <w:t>varchar</w:t>
-      </w:r>
-      <w:r>
-        <w:rPr>
-          <w:rFonts w:ascii="JetBrains Mono" w:hAnsi="JetBrains Mono"/>
-          <w:b w:val="false"/>
-          <w:i w:val="false"/>
-          <w:color w:val="BCBEC4"/>
-          <w:sz w:val="20"/>
-        </w:rPr>
-        <w:t>(</w:t>
-      </w:r>
-      <w:r>
-        <w:rPr>
-          <w:rFonts w:ascii="JetBrains Mono" w:hAnsi="JetBrains Mono"/>
-          <w:b w:val="false"/>
-          <w:i w:val="false"/>
-          <w:color w:val="2AACB8"/>
-          <w:sz w:val="20"/>
-        </w:rPr>
-        <w:t>30</w:t>
-      </w:r>
-      <w:r>
-        <w:rPr>
-          <w:rFonts w:ascii="JetBrains Mono" w:hAnsi="JetBrains Mono"/>
-          <w:b w:val="false"/>
-          <w:i w:val="false"/>
-          <w:color w:val="BCBEC4"/>
-          <w:sz w:val="20"/>
-        </w:rPr>
-        <w:t xml:space="preserve">)  </w:t>
-      </w:r>
-      <w:r>
-        <w:rPr>
-          <w:rFonts w:ascii="JetBrains Mono" w:hAnsi="JetBrains Mono"/>
-          <w:b w:val="false"/>
-          <w:i w:val="false"/>
-          <w:color w:val="CF8E6D"/>
-          <w:sz w:val="20"/>
-        </w:rPr>
-        <w:t>not null unique</w:t>
-      </w:r>
-      <w:r>
-        <w:rPr>
-          <w:rFonts w:ascii="JetBrains Mono" w:hAnsi="JetBrains Mono"/>
-          <w:b w:val="false"/>
-          <w:i w:val="false"/>
-          <w:color w:val="BCBEC4"/>
-          <w:sz w:val="20"/>
-        </w:rPr>
-        <w:t>,</w:t>
-        <w:br/>
-      </w:r>
-      <w:r>
-        <w:rPr>
-          <w:rFonts w:ascii="JetBrains Mono" w:hAnsi="JetBrains Mono"/>
-          <w:b w:val="false"/>
-          <w:i w:val="false"/>
-          <w:color w:val="C77DBB"/>
-          <w:sz w:val="20"/>
-        </w:rPr>
-        <w:t xml:space="preserve">telephone </w:t>
-      </w:r>
-      <w:r>
-        <w:rPr>
-          <w:rFonts w:ascii="JetBrains Mono" w:hAnsi="JetBrains Mono"/>
-          <w:b w:val="false"/>
-          <w:i w:val="false"/>
-          <w:color w:val="CF8E6D"/>
-          <w:sz w:val="20"/>
-        </w:rPr>
-        <w:t>varchar</w:t>
-      </w:r>
-      <w:r>
-        <w:rPr>
-          <w:rFonts w:ascii="JetBrains Mono" w:hAnsi="JetBrains Mono"/>
-          <w:b w:val="false"/>
-          <w:i w:val="false"/>
-          <w:color w:val="BCBEC4"/>
-          <w:sz w:val="20"/>
-        </w:rPr>
-        <w:t>(</w:t>
-      </w:r>
-      <w:r>
-        <w:rPr>
-          <w:rFonts w:ascii="JetBrains Mono" w:hAnsi="JetBrains Mono"/>
-          <w:b w:val="false"/>
-          <w:i w:val="false"/>
-          <w:color w:val="2AACB8"/>
-          <w:sz w:val="20"/>
-        </w:rPr>
-        <w:t>20</w:t>
-      </w:r>
-      <w:r>
-        <w:rPr>
-          <w:rFonts w:ascii="JetBrains Mono" w:hAnsi="JetBrains Mono"/>
-          <w:b w:val="false"/>
-          <w:i w:val="false"/>
-          <w:color w:val="BCBEC4"/>
-          <w:sz w:val="20"/>
-        </w:rPr>
-        <w:t xml:space="preserve">)  </w:t>
-      </w:r>
-      <w:r>
-        <w:rPr>
-          <w:rFonts w:ascii="JetBrains Mono" w:hAnsi="JetBrains Mono"/>
-          <w:b w:val="false"/>
-          <w:i w:val="false"/>
-          <w:color w:val="CF8E6D"/>
-          <w:sz w:val="20"/>
-        </w:rPr>
-        <w:t>not null</w:t>
-      </w:r>
-      <w:r>
-        <w:rPr>
-          <w:rFonts w:ascii="JetBrains Mono" w:hAnsi="JetBrains Mono"/>
-          <w:b w:val="false"/>
-          <w:i w:val="false"/>
-          <w:color w:val="BCBEC4"/>
-          <w:sz w:val="20"/>
-        </w:rPr>
-        <w:t>,</w:t>
-        <w:br/>
-      </w:r>
-      <w:r>
-        <w:rPr>
-          <w:rFonts w:ascii="JetBrains Mono" w:hAnsi="JetBrains Mono"/>
-          <w:b w:val="false"/>
-          <w:i w:val="false"/>
-          <w:color w:val="C77DBB"/>
-          <w:sz w:val="20"/>
-        </w:rPr>
-        <w:t xml:space="preserve">cell_phone  </w:t>
-      </w:r>
-      <w:r>
-        <w:rPr>
-          <w:rFonts w:ascii="JetBrains Mono" w:hAnsi="JetBrains Mono"/>
-          <w:b w:val="false"/>
-          <w:i w:val="false"/>
-          <w:color w:val="CF8E6D"/>
-          <w:sz w:val="20"/>
-        </w:rPr>
-        <w:t>varchar</w:t>
-      </w:r>
-      <w:r>
-        <w:rPr>
-          <w:rFonts w:ascii="JetBrains Mono" w:hAnsi="JetBrains Mono"/>
-          <w:b w:val="false"/>
-          <w:i w:val="false"/>
-          <w:color w:val="BCBEC4"/>
-          <w:sz w:val="20"/>
-        </w:rPr>
-        <w:t>(</w:t>
-      </w:r>
-      <w:r>
-        <w:rPr>
-          <w:rFonts w:ascii="JetBrains Mono" w:hAnsi="JetBrains Mono"/>
-          <w:b w:val="false"/>
-          <w:i w:val="false"/>
-          <w:color w:val="2AACB8"/>
-          <w:sz w:val="20"/>
-        </w:rPr>
-        <w:t>20</w:t>
-      </w:r>
-      <w:r>
-        <w:rPr>
-          <w:rFonts w:ascii="JetBrains Mono" w:hAnsi="JetBrains Mono"/>
-          <w:b w:val="false"/>
-          <w:i w:val="false"/>
-          <w:color w:val="BCBEC4"/>
-          <w:sz w:val="20"/>
-        </w:rPr>
-        <w:t xml:space="preserve">)  </w:t>
-      </w:r>
-      <w:r>
-        <w:rPr>
-          <w:rFonts w:ascii="JetBrains Mono" w:hAnsi="JetBrains Mono"/>
-          <w:b w:val="false"/>
-          <w:i w:val="false"/>
-          <w:color w:val="CF8E6D"/>
-          <w:sz w:val="20"/>
-        </w:rPr>
-        <w:t>not null</w:t>
-      </w:r>
-      <w:r>
-        <w:rPr>
-          <w:rFonts w:ascii="JetBrains Mono" w:hAnsi="JetBrains Mono"/>
-          <w:b w:val="false"/>
-          <w:i w:val="false"/>
-          <w:color w:val="BCBEC4"/>
-          <w:sz w:val="20"/>
-        </w:rPr>
-        <w:t>,</w:t>
-        <w:br/>
-      </w:r>
-      <w:r>
-        <w:rPr>
-          <w:rFonts w:ascii="JetBrains Mono" w:hAnsi="JetBrains Mono"/>
-          <w:b w:val="false"/>
-          <w:i w:val="false"/>
-          <w:color w:val="C77DBB"/>
-          <w:sz w:val="20"/>
-        </w:rPr>
-        <w:t xml:space="preserve">email    </w:t>
-      </w:r>
-      <w:r>
-        <w:rPr>
-          <w:rFonts w:ascii="JetBrains Mono" w:hAnsi="JetBrains Mono"/>
-          <w:b w:val="false"/>
-          <w:i w:val="false"/>
-          <w:color w:val="CF8E6D"/>
-          <w:sz w:val="20"/>
-        </w:rPr>
-        <w:t>varchar</w:t>
-      </w:r>
-      <w:r>
-        <w:rPr>
-          <w:rFonts w:ascii="JetBrains Mono" w:hAnsi="JetBrains Mono"/>
-          <w:b w:val="false"/>
-          <w:i w:val="false"/>
-          <w:color w:val="BCBEC4"/>
-          <w:sz w:val="20"/>
-        </w:rPr>
-        <w:t>(</w:t>
-      </w:r>
-      <w:r>
-        <w:rPr>
-          <w:rFonts w:ascii="JetBrains Mono" w:hAnsi="JetBrains Mono"/>
-          <w:b w:val="false"/>
-          <w:i w:val="false"/>
-          <w:color w:val="2AACB8"/>
-          <w:sz w:val="20"/>
-        </w:rPr>
-        <w:t>100</w:t>
-      </w:r>
-      <w:r>
-        <w:rPr>
-          <w:rFonts w:ascii="JetBrains Mono" w:hAnsi="JetBrains Mono"/>
-          <w:b w:val="false"/>
-          <w:i w:val="false"/>
-          <w:color w:val="BCBEC4"/>
-          <w:sz w:val="20"/>
-        </w:rPr>
-        <w:t xml:space="preserve">) </w:t>
-      </w:r>
-      <w:r>
-        <w:rPr>
-          <w:rFonts w:ascii="JetBrains Mono" w:hAnsi="JetBrains Mono"/>
-          <w:b w:val="false"/>
-          <w:i w:val="false"/>
-          <w:color w:val="CF8E6D"/>
-          <w:sz w:val="20"/>
-        </w:rPr>
-        <w:t>not null</w:t>
-      </w:r>
-      <w:r>
-        <w:rPr>
-          <w:rFonts w:ascii="JetBrains Mono" w:hAnsi="JetBrains Mono"/>
-          <w:b w:val="false"/>
-          <w:i w:val="false"/>
-          <w:color w:val="BCBEC4"/>
-          <w:sz w:val="20"/>
-        </w:rPr>
-        <w:t>,</w:t>
-        <w:br/>
-      </w:r>
-      <w:r>
-        <w:rPr>
-          <w:rFonts w:ascii="JetBrains Mono" w:hAnsi="JetBrains Mono"/>
-          <w:b w:val="false"/>
-          <w:i w:val="false"/>
-          <w:color w:val="C77DBB"/>
-          <w:sz w:val="20"/>
-        </w:rPr>
-        <w:t xml:space="preserve">id_speciality </w:t>
-      </w:r>
-      <w:r>
-        <w:rPr>
-          <w:rFonts w:ascii="JetBrains Mono" w:hAnsi="JetBrains Mono"/>
-          <w:b w:val="false"/>
-          <w:i w:val="false"/>
-          <w:color w:val="CF8E6D"/>
-          <w:sz w:val="20"/>
-        </w:rPr>
-        <w:t>uuid not null</w:t>
-      </w:r>
-      <w:r>
-        <w:rPr>
-          <w:rFonts w:ascii="JetBrains Mono" w:hAnsi="JetBrains Mono"/>
-          <w:b w:val="false"/>
-          <w:i w:val="false"/>
-          <w:color w:val="BCBEC4"/>
-          <w:sz w:val="20"/>
-        </w:rPr>
-        <w:t>,</w:t>
-        <w:br/>
-      </w:r>
-      <w:r>
-        <w:rPr>
-          <w:rFonts w:ascii="JetBrains Mono" w:hAnsi="JetBrains Mono"/>
-          <w:b w:val="false"/>
-          <w:i w:val="false"/>
-          <w:color w:val="C77DBB"/>
-          <w:sz w:val="20"/>
-        </w:rPr>
-        <w:t xml:space="preserve">id_address </w:t>
-      </w:r>
-      <w:r>
-        <w:rPr>
-          <w:rFonts w:ascii="JetBrains Mono" w:hAnsi="JetBrains Mono"/>
-          <w:b w:val="false"/>
-          <w:i w:val="false"/>
-          <w:color w:val="CF8E6D"/>
-          <w:sz w:val="20"/>
-        </w:rPr>
-        <w:t>uuid not null</w:t>
-      </w:r>
-      <w:r>
-        <w:rPr>
-          <w:rFonts w:ascii="JetBrains Mono" w:hAnsi="JetBrains Mono"/>
-          <w:b w:val="false"/>
-          <w:i w:val="false"/>
-          <w:color w:val="BCBEC4"/>
-          <w:sz w:val="20"/>
-        </w:rPr>
-        <w:t>,</w:t>
-        <w:br/>
-      </w:r>
-      <w:r>
-        <w:rPr>
-          <w:rFonts w:ascii="JetBrains Mono" w:hAnsi="JetBrains Mono"/>
-          <w:b w:val="false"/>
-          <w:i w:val="false"/>
-          <w:color w:val="C77DBB"/>
-          <w:sz w:val="20"/>
-        </w:rPr>
-        <w:t xml:space="preserve">id_user </w:t>
-      </w:r>
-      <w:r>
-        <w:rPr>
-          <w:rFonts w:ascii="JetBrains Mono" w:hAnsi="JetBrains Mono"/>
-          <w:b w:val="false"/>
-          <w:i w:val="false"/>
-          <w:color w:val="CF8E6D"/>
-          <w:sz w:val="20"/>
-        </w:rPr>
-        <w:t>uuid not null</w:t>
-      </w:r>
-      <w:r>
-        <w:rPr>
-          <w:rFonts w:ascii="JetBrains Mono" w:hAnsi="JetBrains Mono"/>
-          <w:b w:val="false"/>
-          <w:i w:val="false"/>
-          <w:color w:val="BCBEC4"/>
-          <w:sz w:val="20"/>
-        </w:rPr>
-        <w:t>,</w:t>
-      </w:r>
-    </w:p>
-    <w:p>
-      <w:pPr>
-        <w:pStyle w:val="Normal"/>
-        <w:rPr/>
-      </w:pPr>
-      <w:r>
-        <w:rPr/>
-      </w:r>
-    </w:p>
-    <w:p>
-      <w:pPr>
-        <w:pStyle w:val="Normal"/>
-        <w:rPr/>
-      </w:pPr>
-      <w:r>
-        <w:rPr/>
-      </w:r>
-    </w:p>
-    <w:p>
-      <w:pPr>
-        <w:pStyle w:val="Heading1"/>
-        <w:rPr/>
-      </w:pPr>
-      <w:r>
-        <w:rPr/>
-        <w:t>7. Etapa 5 — Casos de uso</w:t>
-      </w:r>
-    </w:p>
-    <w:p>
-      <w:pPr>
-        <w:pStyle w:val="Normal"/>
-        <w:rPr/>
-      </w:pPr>
-      <w:r>
-        <w:rPr/>
-        <w:t>Criem casos de uso por perfil. Exemplos:</w:t>
-      </w:r>
-    </w:p>
-    <w:tbl>
-      <w:tblPr>
-        <w:tblStyle w:val="TableGrid"/>
-        <w:tblW w:w="9936" w:type="dxa"/>
-        <w:jc w:val="center"/>
-        <w:tblInd w:w="0" w:type="dxa"/>
-        <w:tblLayout w:type="fixed"/>
-        <w:tblCellMar>
-          <w:top w:w="0" w:type="dxa"/>
-          <w:start w:w="108" w:type="dxa"/>
-          <w:bottom w:w="0" w:type="dxa"/>
-          <w:end w:w="108" w:type="dxa"/>
-        </w:tblCellMar>
-        <w:tblLook w:val="04a0" w:firstRow="1" w:noVBand="1" w:lastRow="0" w:firstColumn="1" w:lastColumn="0" w:noHBand="0"/>
-      </w:tblPr>
-      <w:tblGrid>
-        <w:gridCol w:w="4968"/>
-        <w:gridCol w:w="4968"/>
-      </w:tblGrid>
-      <w:tr>
-        <w:trPr/>
-        <w:tc>
-          <w:tcPr>
-            <w:tcW w:w="4968" w:type="dxa"/>
-            <w:tcBorders/>
-            <w:shd w:fill="E8EEF7" w:val="clear"/>
-          </w:tcPr>
-          <w:p>
-            <w:pPr>
-              <w:pStyle w:val="Normal"/>
-              <w:widowControl/>
-              <w:spacing w:lineRule="auto" w:line="240" w:before="0" w:after="0"/>
-              <w:jc w:val="start"/>
+              <w:jc w:val="left"/>
               <w:rPr>
                 <w:rFonts w:eastAsia="ＭＳ 明朝" w:cs=""/>
                 <w:kern w:val="0"/>
@@ -4628,8 +6513,9 @@
             <w:pPr>
               <w:pStyle w:val="Normal"/>
               <w:widowControl/>
+              <w:suppressAutoHyphens w:val="true"/>
               <w:spacing w:lineRule="auto" w:line="240" w:before="0" w:after="0"/>
-              <w:jc w:val="start"/>
+              <w:jc w:val="left"/>
               <w:rPr>
                 <w:rFonts w:eastAsia="ＭＳ 明朝" w:cs=""/>
                 <w:kern w:val="0"/>
@@ -4663,8 +6549,9 @@
             <w:pPr>
               <w:pStyle w:val="Normal"/>
               <w:widowControl/>
+              <w:suppressAutoHyphens w:val="true"/>
               <w:spacing w:lineRule="auto" w:line="240" w:before="0" w:after="0"/>
-              <w:jc w:val="start"/>
+              <w:jc w:val="left"/>
               <w:rPr>
                 <w:rFonts w:eastAsia="ＭＳ 明朝" w:cs=""/>
                 <w:kern w:val="0"/>
@@ -4694,8 +6581,9 @@
             <w:pPr>
               <w:pStyle w:val="Normal"/>
               <w:widowControl/>
+              <w:suppressAutoHyphens w:val="true"/>
               <w:spacing w:lineRule="auto" w:line="240" w:before="0" w:after="0"/>
-              <w:jc w:val="start"/>
+              <w:jc w:val="left"/>
               <w:rPr>
                 <w:rFonts w:eastAsia="ＭＳ 明朝" w:cs=""/>
                 <w:kern w:val="0"/>
@@ -4728,8 +6616,9 @@
             <w:pPr>
               <w:pStyle w:val="Normal"/>
               <w:widowControl/>
+              <w:suppressAutoHyphens w:val="true"/>
               <w:spacing w:lineRule="auto" w:line="240" w:before="0" w:after="0"/>
-              <w:jc w:val="start"/>
+              <w:jc w:val="left"/>
               <w:rPr>
                 <w:rFonts w:eastAsia="ＭＳ 明朝" w:cs=""/>
                 <w:kern w:val="0"/>
@@ -4759,8 +6648,9 @@
             <w:pPr>
               <w:pStyle w:val="Normal"/>
               <w:widowControl/>
+              <w:suppressAutoHyphens w:val="true"/>
               <w:spacing w:lineRule="auto" w:line="240" w:before="0" w:after="0"/>
-              <w:jc w:val="start"/>
+              <w:jc w:val="left"/>
               <w:rPr>
                 <w:rFonts w:eastAsia="ＭＳ 明朝" w:cs=""/>
                 <w:kern w:val="0"/>
@@ -4793,8 +6683,9 @@
             <w:pPr>
               <w:pStyle w:val="Normal"/>
               <w:widowControl/>
+              <w:suppressAutoHyphens w:val="true"/>
               <w:spacing w:lineRule="auto" w:line="240" w:before="0" w:after="0"/>
-              <w:jc w:val="start"/>
+              <w:jc w:val="left"/>
               <w:rPr>
                 <w:rFonts w:eastAsia="ＭＳ 明朝" w:cs=""/>
                 <w:kern w:val="0"/>
@@ -4824,8 +6715,9 @@
             <w:pPr>
               <w:pStyle w:val="Normal"/>
               <w:widowControl/>
+              <w:suppressAutoHyphens w:val="true"/>
               <w:spacing w:lineRule="auto" w:line="240" w:before="0" w:after="0"/>
-              <w:jc w:val="start"/>
+              <w:jc w:val="left"/>
               <w:rPr>
                 <w:rFonts w:eastAsia="ＭＳ 明朝" w:cs=""/>
                 <w:kern w:val="0"/>
@@ -4858,8 +6750,9 @@
             <w:pPr>
               <w:pStyle w:val="Normal"/>
               <w:widowControl/>
+              <w:suppressAutoHyphens w:val="true"/>
               <w:spacing w:lineRule="auto" w:line="240" w:before="0" w:after="0"/>
-              <w:jc w:val="start"/>
+              <w:jc w:val="left"/>
               <w:rPr>
                 <w:rFonts w:eastAsia="ＭＳ 明朝" w:cs=""/>
                 <w:kern w:val="0"/>
@@ -4889,8 +6782,9 @@
             <w:pPr>
               <w:pStyle w:val="Normal"/>
               <w:widowControl/>
+              <w:suppressAutoHyphens w:val="true"/>
               <w:spacing w:lineRule="auto" w:line="240" w:before="0" w:after="0"/>
-              <w:jc w:val="start"/>
+              <w:jc w:val="left"/>
               <w:rPr>
                 <w:rFonts w:eastAsia="ＭＳ 明朝" w:cs=""/>
                 <w:kern w:val="0"/>
@@ -5447,9 +7341,9 @@
         <w:tblLayout w:type="fixed"/>
         <w:tblCellMar>
           <w:top w:w="0" w:type="dxa"/>
-          <w:start w:w="108" w:type="dxa"/>
+          <w:left w:w="108" w:type="dxa"/>
           <w:bottom w:w="0" w:type="dxa"/>
-          <w:end w:w="108" w:type="dxa"/>
+          <w:right w:w="108" w:type="dxa"/>
         </w:tblCellMar>
         <w:tblLook w:val="04a0" w:firstRow="1" w:noVBand="1" w:lastRow="0" w:firstColumn="1" w:lastColumn="0" w:noHBand="0"/>
       </w:tblPr>
@@ -5470,8 +7364,9 @@
             <w:pPr>
               <w:pStyle w:val="Normal"/>
               <w:widowControl/>
+              <w:suppressAutoHyphens w:val="true"/>
               <w:spacing w:lineRule="auto" w:line="240" w:before="0" w:after="0"/>
-              <w:jc w:val="start"/>
+              <w:jc w:val="left"/>
               <w:rPr>
                 <w:rFonts w:eastAsia="ＭＳ 明朝" w:cs=""/>
                 <w:kern w:val="0"/>
@@ -5502,8 +7397,9 @@
             <w:pPr>
               <w:pStyle w:val="Normal"/>
               <w:widowControl/>
+              <w:suppressAutoHyphens w:val="true"/>
               <w:spacing w:lineRule="auto" w:line="240" w:before="0" w:after="0"/>
-              <w:jc w:val="start"/>
+              <w:jc w:val="left"/>
               <w:rPr>
                 <w:rFonts w:eastAsia="ＭＳ 明朝" w:cs=""/>
                 <w:kern w:val="0"/>
@@ -5534,8 +7430,9 @@
             <w:pPr>
               <w:pStyle w:val="Normal"/>
               <w:widowControl/>
+              <w:suppressAutoHyphens w:val="true"/>
               <w:spacing w:lineRule="auto" w:line="240" w:before="0" w:after="0"/>
-              <w:jc w:val="start"/>
+              <w:jc w:val="left"/>
               <w:rPr>
                 <w:rFonts w:eastAsia="ＭＳ 明朝" w:cs=""/>
                 <w:kern w:val="0"/>
@@ -5569,8 +7466,9 @@
             <w:pPr>
               <w:pStyle w:val="Normal"/>
               <w:widowControl/>
+              <w:suppressAutoHyphens w:val="true"/>
               <w:spacing w:lineRule="auto" w:line="240" w:before="0" w:after="0"/>
-              <w:jc w:val="start"/>
+              <w:jc w:val="left"/>
               <w:rPr>
                 <w:rFonts w:eastAsia="ＭＳ 明朝" w:cs=""/>
                 <w:kern w:val="0"/>
@@ -5600,8 +7498,9 @@
             <w:pPr>
               <w:pStyle w:val="Normal"/>
               <w:widowControl/>
+              <w:suppressAutoHyphens w:val="true"/>
               <w:spacing w:lineRule="auto" w:line="240" w:before="0" w:after="0"/>
-              <w:jc w:val="start"/>
+              <w:jc w:val="left"/>
               <w:rPr>
                 <w:rFonts w:eastAsia="ＭＳ 明朝" w:cs=""/>
                 <w:kern w:val="0"/>
@@ -5631,8 +7530,9 @@
             <w:pPr>
               <w:pStyle w:val="Normal"/>
               <w:widowControl/>
+              <w:suppressAutoHyphens w:val="true"/>
               <w:spacing w:lineRule="auto" w:line="240" w:before="0" w:after="0"/>
-              <w:jc w:val="start"/>
+              <w:jc w:val="left"/>
               <w:rPr>
                 <w:rFonts w:eastAsia="ＭＳ 明朝" w:cs=""/>
                 <w:kern w:val="0"/>
@@ -5665,8 +7565,9 @@
             <w:pPr>
               <w:pStyle w:val="Normal"/>
               <w:widowControl/>
+              <w:suppressAutoHyphens w:val="true"/>
               <w:spacing w:lineRule="auto" w:line="240" w:before="0" w:after="0"/>
-              <w:jc w:val="start"/>
+              <w:jc w:val="left"/>
               <w:rPr>
                 <w:rFonts w:eastAsia="ＭＳ 明朝" w:cs=""/>
                 <w:kern w:val="0"/>
@@ -5696,8 +7597,9 @@
             <w:pPr>
               <w:pStyle w:val="Normal"/>
               <w:widowControl/>
+              <w:suppressAutoHyphens w:val="true"/>
               <w:spacing w:lineRule="auto" w:line="240" w:before="0" w:after="0"/>
-              <w:jc w:val="start"/>
+              <w:jc w:val="left"/>
               <w:rPr>
                 <w:rFonts w:eastAsia="ＭＳ 明朝" w:cs=""/>
                 <w:kern w:val="0"/>
@@ -5727,8 +7629,9 @@
             <w:pPr>
               <w:pStyle w:val="Normal"/>
               <w:widowControl/>
+              <w:suppressAutoHyphens w:val="true"/>
               <w:spacing w:lineRule="auto" w:line="240" w:before="0" w:after="0"/>
-              <w:jc w:val="start"/>
+              <w:jc w:val="left"/>
               <w:rPr>
                 <w:rFonts w:eastAsia="ＭＳ 明朝" w:cs=""/>
                 <w:kern w:val="0"/>
@@ -5761,8 +7664,9 @@
             <w:pPr>
               <w:pStyle w:val="Normal"/>
               <w:widowControl/>
+              <w:suppressAutoHyphens w:val="true"/>
               <w:spacing w:lineRule="auto" w:line="240" w:before="0" w:after="0"/>
-              <w:jc w:val="start"/>
+              <w:jc w:val="left"/>
               <w:rPr>
                 <w:rFonts w:eastAsia="ＭＳ 明朝" w:cs=""/>
                 <w:kern w:val="0"/>
@@ -5792,8 +7696,9 @@
             <w:pPr>
               <w:pStyle w:val="Normal"/>
               <w:widowControl/>
+              <w:suppressAutoHyphens w:val="true"/>
               <w:spacing w:lineRule="auto" w:line="240" w:before="0" w:after="0"/>
-              <w:jc w:val="start"/>
+              <w:jc w:val="left"/>
               <w:rPr>
                 <w:rFonts w:eastAsia="ＭＳ 明朝" w:cs=""/>
                 <w:kern w:val="0"/>
@@ -5823,8 +7728,9 @@
             <w:pPr>
               <w:pStyle w:val="Normal"/>
               <w:widowControl/>
+              <w:suppressAutoHyphens w:val="true"/>
               <w:spacing w:lineRule="auto" w:line="240" w:before="0" w:after="0"/>
-              <w:jc w:val="start"/>
+              <w:jc w:val="left"/>
               <w:rPr>
                 <w:rFonts w:eastAsia="ＭＳ 明朝" w:cs=""/>
                 <w:kern w:val="0"/>
@@ -5857,8 +7763,9 @@
             <w:pPr>
               <w:pStyle w:val="Normal"/>
               <w:widowControl/>
+              <w:suppressAutoHyphens w:val="true"/>
               <w:spacing w:lineRule="auto" w:line="240" w:before="0" w:after="0"/>
-              <w:jc w:val="start"/>
+              <w:jc w:val="left"/>
               <w:rPr>
                 <w:rFonts w:eastAsia="ＭＳ 明朝" w:cs=""/>
                 <w:kern w:val="0"/>
@@ -5888,8 +7795,9 @@
             <w:pPr>
               <w:pStyle w:val="Normal"/>
               <w:widowControl/>
+              <w:suppressAutoHyphens w:val="true"/>
               <w:spacing w:lineRule="auto" w:line="240" w:before="0" w:after="0"/>
-              <w:jc w:val="start"/>
+              <w:jc w:val="left"/>
               <w:rPr>
                 <w:rFonts w:eastAsia="ＭＳ 明朝" w:cs=""/>
                 <w:kern w:val="0"/>
@@ -5919,8 +7827,9 @@
             <w:pPr>
               <w:pStyle w:val="Normal"/>
               <w:widowControl/>
+              <w:suppressAutoHyphens w:val="true"/>
               <w:spacing w:lineRule="auto" w:line="240" w:before="0" w:after="0"/>
-              <w:jc w:val="start"/>
+              <w:jc w:val="left"/>
               <w:rPr>
                 <w:rFonts w:eastAsia="ＭＳ 明朝" w:cs=""/>
                 <w:kern w:val="0"/>
@@ -5953,8 +7862,9 @@
             <w:pPr>
               <w:pStyle w:val="Normal"/>
               <w:widowControl/>
+              <w:suppressAutoHyphens w:val="true"/>
               <w:spacing w:lineRule="auto" w:line="240" w:before="0" w:after="0"/>
-              <w:jc w:val="start"/>
+              <w:jc w:val="left"/>
               <w:rPr>
                 <w:rFonts w:eastAsia="ＭＳ 明朝" w:cs=""/>
                 <w:kern w:val="0"/>
@@ -5984,8 +7894,9 @@
             <w:pPr>
               <w:pStyle w:val="Normal"/>
               <w:widowControl/>
+              <w:suppressAutoHyphens w:val="true"/>
               <w:spacing w:lineRule="auto" w:line="240" w:before="0" w:after="0"/>
-              <w:jc w:val="start"/>
+              <w:jc w:val="left"/>
               <w:rPr>
                 <w:rFonts w:eastAsia="ＭＳ 明朝" w:cs=""/>
                 <w:kern w:val="0"/>
@@ -6015,8 +7926,9 @@
             <w:pPr>
               <w:pStyle w:val="Normal"/>
               <w:widowControl/>
+              <w:suppressAutoHyphens w:val="true"/>
               <w:spacing w:lineRule="auto" w:line="240" w:before="0" w:after="0"/>
-              <w:jc w:val="start"/>
+              <w:jc w:val="left"/>
               <w:rPr>
                 <w:rFonts w:eastAsia="ＭＳ 明朝" w:cs=""/>
                 <w:kern w:val="0"/>
@@ -6049,8 +7961,9 @@
             <w:pPr>
               <w:pStyle w:val="Normal"/>
               <w:widowControl/>
+              <w:suppressAutoHyphens w:val="true"/>
               <w:spacing w:lineRule="auto" w:line="240" w:before="0" w:after="0"/>
-              <w:jc w:val="start"/>
+              <w:jc w:val="left"/>
               <w:rPr>
                 <w:rFonts w:eastAsia="ＭＳ 明朝" w:cs=""/>
                 <w:kern w:val="0"/>
@@ -6080,8 +7993,9 @@
             <w:pPr>
               <w:pStyle w:val="Normal"/>
               <w:widowControl/>
+              <w:suppressAutoHyphens w:val="true"/>
               <w:spacing w:lineRule="auto" w:line="240" w:before="0" w:after="0"/>
-              <w:jc w:val="start"/>
+              <w:jc w:val="left"/>
               <w:rPr>
                 <w:rFonts w:eastAsia="ＭＳ 明朝" w:cs=""/>
                 <w:kern w:val="0"/>
@@ -6111,8 +8025,9 @@
             <w:pPr>
               <w:pStyle w:val="Normal"/>
               <w:widowControl/>
+              <w:suppressAutoHyphens w:val="true"/>
               <w:spacing w:lineRule="auto" w:line="240" w:before="0" w:after="0"/>
-              <w:jc w:val="start"/>
+              <w:jc w:val="left"/>
               <w:rPr>
                 <w:rFonts w:eastAsia="ＭＳ 明朝" w:cs=""/>
                 <w:kern w:val="0"/>
@@ -6145,8 +8060,9 @@
             <w:pPr>
               <w:pStyle w:val="Normal"/>
               <w:widowControl/>
+              <w:suppressAutoHyphens w:val="true"/>
               <w:spacing w:lineRule="auto" w:line="240" w:before="0" w:after="0"/>
-              <w:jc w:val="start"/>
+              <w:jc w:val="left"/>
               <w:rPr>
                 <w:rFonts w:eastAsia="ＭＳ 明朝" w:cs=""/>
                 <w:kern w:val="0"/>
@@ -6176,8 +8092,9 @@
             <w:pPr>
               <w:pStyle w:val="Normal"/>
               <w:widowControl/>
+              <w:suppressAutoHyphens w:val="true"/>
               <w:spacing w:lineRule="auto" w:line="240" w:before="0" w:after="0"/>
-              <w:jc w:val="start"/>
+              <w:jc w:val="left"/>
               <w:rPr>
                 <w:rFonts w:eastAsia="ＭＳ 明朝" w:cs=""/>
                 <w:kern w:val="0"/>
@@ -6207,8 +8124,9 @@
             <w:pPr>
               <w:pStyle w:val="Normal"/>
               <w:widowControl/>
+              <w:suppressAutoHyphens w:val="true"/>
               <w:spacing w:lineRule="auto" w:line="240" w:before="0" w:after="0"/>
-              <w:jc w:val="start"/>
+              <w:jc w:val="left"/>
               <w:rPr>
                 <w:rFonts w:eastAsia="ＭＳ 明朝" w:cs=""/>
                 <w:kern w:val="0"/>
@@ -6241,8 +8159,9 @@
             <w:pPr>
               <w:pStyle w:val="Normal"/>
               <w:widowControl/>
+              <w:suppressAutoHyphens w:val="true"/>
               <w:spacing w:lineRule="auto" w:line="240" w:before="0" w:after="0"/>
-              <w:jc w:val="start"/>
+              <w:jc w:val="left"/>
               <w:rPr>
                 <w:rFonts w:eastAsia="ＭＳ 明朝" w:cs=""/>
                 <w:kern w:val="0"/>
@@ -6272,8 +8191,9 @@
             <w:pPr>
               <w:pStyle w:val="Normal"/>
               <w:widowControl/>
+              <w:suppressAutoHyphens w:val="true"/>
               <w:spacing w:lineRule="auto" w:line="240" w:before="0" w:after="0"/>
-              <w:jc w:val="start"/>
+              <w:jc w:val="left"/>
               <w:rPr>
                 <w:rFonts w:eastAsia="ＭＳ 明朝" w:cs=""/>
                 <w:kern w:val="0"/>
@@ -6303,8 +8223,9 @@
             <w:pPr>
               <w:pStyle w:val="Normal"/>
               <w:widowControl/>
+              <w:suppressAutoHyphens w:val="true"/>
               <w:spacing w:lineRule="auto" w:line="240" w:before="0" w:after="0"/>
-              <w:jc w:val="start"/>
+              <w:jc w:val="left"/>
               <w:rPr>
                 <w:rFonts w:eastAsia="ＭＳ 明朝" w:cs=""/>
                 <w:kern w:val="0"/>
@@ -7462,7 +9383,7 @@
         <w:widowControl/>
         <w:bidi w:val="0"/>
         <w:spacing w:lineRule="auto" w:line="276" w:before="0" w:after="200"/>
-        <w:jc w:val="start"/>
+        <w:jc w:val="left"/>
         <w:rPr/>
       </w:pPr>
       <w:r>
@@ -7490,12 +9411,12 @@
       <w:start w:val="1"/>
       <w:numFmt w:val="bullet"/>
       <w:lvlText w:val=""/>
-      <w:lvlJc w:val="start"/>
+      <w:lvlJc w:val="left"/>
       <w:pPr>
         <w:tabs>
           <w:tab w:val="num" w:pos="360"/>
         </w:tabs>
-        <w:ind w:start="360" w:hanging="360"/>
+        <w:ind w:left="360" w:hanging="360"/>
       </w:pPr>
       <w:rPr>
         <w:rFonts w:ascii="Symbol" w:hAnsi="Symbol" w:cs="Symbol" w:hint="default"/>
@@ -7505,97 +9426,105 @@
       <w:start w:val="1"/>
       <w:numFmt w:val="decimal"/>
       <w:lvlText w:val="%2."/>
-      <w:lvlJc w:val="start"/>
+      <w:lvlJc w:val="left"/>
       <w:pPr>
         <w:tabs>
           <w:tab w:val="num" w:pos="1080"/>
         </w:tabs>
-        <w:ind w:start="1080" w:hanging="360"/>
-      </w:pPr>
+        <w:ind w:left="1080" w:hanging="360"/>
+      </w:pPr>
+      <w:rPr/>
     </w:lvl>
     <w:lvl w:ilvl="2">
       <w:start w:val="1"/>
       <w:numFmt w:val="decimal"/>
       <w:lvlText w:val="%3."/>
-      <w:lvlJc w:val="start"/>
+      <w:lvlJc w:val="left"/>
       <w:pPr>
         <w:tabs>
           <w:tab w:val="num" w:pos="1440"/>
         </w:tabs>
-        <w:ind w:start="1440" w:hanging="360"/>
-      </w:pPr>
+        <w:ind w:left="1440" w:hanging="360"/>
+      </w:pPr>
+      <w:rPr/>
     </w:lvl>
     <w:lvl w:ilvl="3">
       <w:start w:val="1"/>
       <w:numFmt w:val="decimal"/>
       <w:lvlText w:val="%4."/>
-      <w:lvlJc w:val="start"/>
+      <w:lvlJc w:val="left"/>
       <w:pPr>
         <w:tabs>
           <w:tab w:val="num" w:pos="1800"/>
         </w:tabs>
-        <w:ind w:start="1800" w:hanging="360"/>
-      </w:pPr>
+        <w:ind w:left="1800" w:hanging="360"/>
+      </w:pPr>
+      <w:rPr/>
     </w:lvl>
     <w:lvl w:ilvl="4">
       <w:start w:val="1"/>
       <w:numFmt w:val="decimal"/>
       <w:lvlText w:val="%5."/>
-      <w:lvlJc w:val="start"/>
+      <w:lvlJc w:val="left"/>
       <w:pPr>
         <w:tabs>
           <w:tab w:val="num" w:pos="2160"/>
         </w:tabs>
-        <w:ind w:start="2160" w:hanging="360"/>
-      </w:pPr>
+        <w:ind w:left="2160" w:hanging="360"/>
+      </w:pPr>
+      <w:rPr/>
     </w:lvl>
     <w:lvl w:ilvl="5">
       <w:start w:val="1"/>
       <w:numFmt w:val="decimal"/>
       <w:lvlText w:val="%6."/>
-      <w:lvlJc w:val="start"/>
+      <w:lvlJc w:val="left"/>
       <w:pPr>
         <w:tabs>
           <w:tab w:val="num" w:pos="2520"/>
         </w:tabs>
-        <w:ind w:start="2520" w:hanging="360"/>
-      </w:pPr>
+        <w:ind w:left="2520" w:hanging="360"/>
+      </w:pPr>
+      <w:rPr/>
     </w:lvl>
     <w:lvl w:ilvl="6">
       <w:start w:val="1"/>
       <w:numFmt w:val="decimal"/>
       <w:lvlText w:val="%7."/>
-      <w:lvlJc w:val="start"/>
+      <w:lvlJc w:val="left"/>
       <w:pPr>
         <w:tabs>
           <w:tab w:val="num" w:pos="2880"/>
         </w:tabs>
-        <w:ind w:start="2880" w:hanging="360"/>
-      </w:pPr>
+        <w:ind w:left="2880" w:hanging="360"/>
+      </w:pPr>
+      <w:rPr/>
     </w:lvl>
     <w:lvl w:ilvl="7">
       <w:start w:val="1"/>
       <w:numFmt w:val="decimal"/>
       <w:lvlText w:val="%8."/>
-      <w:lvlJc w:val="start"/>
+      <w:lvlJc w:val="left"/>
       <w:pPr>
         <w:tabs>
           <w:tab w:val="num" w:pos="3240"/>
         </w:tabs>
-        <w:ind w:start="3240" w:hanging="360"/>
-      </w:pPr>
+        <w:ind w:left="3240" w:hanging="360"/>
+      </w:pPr>
+      <w:rPr/>
     </w:lvl>
     <w:lvl w:ilvl="8">
       <w:start w:val="1"/>
       <w:numFmt w:val="decimal"/>
       <w:lvlText w:val="%9."/>
-      <w:lvlJc w:val="start"/>
+      <w:lvlJc w:val="left"/>
       <w:pPr>
         <w:tabs>
           <w:tab w:val="num" w:pos="3600"/>
         </w:tabs>
-        <w:ind w:start="3600" w:hanging="360"/>
-      </w:pPr>
+        <w:ind w:left="3600" w:hanging="360"/>
+      </w:pPr>
+      <w:rPr/>
     </w:lvl>
   </w:abstractNum>
   <w:abstractNum w:abstractNumId="2">
@@ -7603,12 +9532,12 @@
       <w:start w:val="1"/>
       <w:numFmt w:val="bullet"/>
       <w:lvlText w:val=""/>
-      <w:lvlJc w:val="start"/>
+      <w:lvlJc w:val="left"/>
       <w:pPr>
         <w:tabs>
           <w:tab w:val="num" w:pos="720"/>
         </w:tabs>
-        <w:ind w:start="720" w:hanging="360"/>
+        <w:ind w:left="720" w:hanging="360"/>
       </w:pPr>
       <w:rPr>
         <w:rFonts w:ascii="Symbol" w:hAnsi="Symbol" w:cs="Symbol" w:hint="default"/>
@@ -7618,97 +9547,105 @@
       <w:start w:val="1"/>
       <w:numFmt w:val="decimal"/>
       <w:lvlText w:val="%2."/>
-      <w:lvlJc w:val="start"/>
+      <w:lvlJc w:val="left"/>
       <w:pPr>
         <w:tabs>
           <w:tab w:val="num" w:pos="1080"/>
         </w:tabs>
-        <w:ind w:start="1080" w:hanging="360"/>
-      </w:pPr>
+        <w:ind w:left="1080" w:hanging="360"/>
+      </w:pPr>
+      <w:rPr/>
     </w:lvl>
     <w:lvl w:ilvl="2">
       <w:start w:val="1"/>
       <w:numFmt w:val="decimal"/>
       <w:lvlText w:val="%3."/>
-      <w:lvlJc w:val="start"/>
+      <w:lvlJc w:val="left"/>
       <w:pPr>
         <w:tabs>
           <w:tab w:val="num" w:pos="1440"/>
         </w:tabs>
-        <w:ind w:start="1440" w:hanging="360"/>
-      </w:pPr>
+        <w:ind w:left="1440" w:hanging="360"/>
+      </w:pPr>
+      <w:rPr/>
     </w:lvl>
     <w:lvl w:ilvl="3">
       <w:start w:val="1"/>
       <w:numFmt w:val="decimal"/>
       <w:lvlText w:val="%4."/>
-      <w:lvlJc w:val="start"/>
+      <w:lvlJc w:val="left"/>
       <w:pPr>
         <w:tabs>
           <w:tab w:val="num" w:pos="1800"/>
         </w:tabs>
-        <w:ind w:start="1800" w:hanging="360"/>
-      </w:pPr>
+        <w:ind w:left="1800" w:hanging="360"/>
+      </w:pPr>
+      <w:rPr/>
     </w:lvl>
     <w:lvl w:ilvl="4">
       <w:start w:val="1"/>
       <w:numFmt w:val="decimal"/>
       <w:lvlText w:val="%5."/>
-      <w:lvlJc w:val="start"/>
+      <w:lvlJc w:val="left"/>
       <w:pPr>
         <w:tabs>
           <w:tab w:val="num" w:pos="2160"/>
         </w:tabs>
-        <w:ind w:start="2160" w:hanging="360"/>
-      </w:pPr>
+        <w:ind w:left="2160" w:hanging="360"/>
+      </w:pPr>
+      <w:rPr/>
     </w:lvl>
     <w:lvl w:ilvl="5">
       <w:start w:val="1"/>
       <w:numFmt w:val="decimal"/>
       <w:lvlText w:val="%6."/>
-      <w:lvlJc w:val="start"/>
+      <w:lvlJc w:val="left"/>
       <w:pPr>
         <w:tabs>
           <w:tab w:val="num" w:pos="2520"/>
         </w:tabs>
-        <w:ind w:start="2520" w:hanging="360"/>
-      </w:pPr>
+        <w:ind w:left="2520" w:hanging="360"/>
+      </w:pPr>
+      <w:rPr/>
     </w:lvl>
     <w:lvl w:ilvl="6">
       <w:start w:val="1"/>
       <w:numFmt w:val="decimal"/>
       <w:lvlText w:val="%7."/>
-      <w:lvlJc w:val="start"/>
+      <w:lvlJc w:val="left"/>
       <w:pPr>
         <w:tabs>
           <w:tab w:val="num" w:pos="2880"/>
         </w:tabs>
-        <w:ind w:start="2880" w:hanging="360"/>
-      </w:pPr>
+        <w:ind w:left="2880" w:hanging="360"/>
+      </w:pPr>
+      <w:rPr/>
     </w:lvl>
     <w:lvl w:ilvl="7">
       <w:start w:val="1"/>
       <w:numFmt w:val="decimal"/>
       <w:lvlText w:val="%8."/>
-      <w:lvlJc w:val="start"/>
+      <w:lvlJc w:val="left"/>
       <w:pPr>
         <w:tabs>
           <w:tab w:val="num" w:pos="3240"/>
         </w:tabs>
-        <w:ind w:start="3240" w:hanging="360"/>
-      </w:pPr>
+        <w:ind w:left="3240" w:hanging="360"/>
+      </w:pPr>
+      <w:rPr/>
     </w:lvl>
     <w:lvl w:ilvl="8">
       <w:start w:val="1"/>
       <w:numFmt w:val="decimal"/>
       <w:lvlText w:val="%9."/>
-      <w:lvlJc w:val="start"/>
+      <w:lvlJc w:val="left"/>
       <w:pPr>
         <w:tabs>
           <w:tab w:val="num" w:pos="3600"/>
         </w:tabs>
-        <w:ind w:start="3600" w:hanging="360"/>
-      </w:pPr>
+        <w:ind w:left="3600" w:hanging="360"/>
+      </w:pPr>
+      <w:rPr/>
     </w:lvl>
   </w:abstractNum>
   <w:abstractNum w:abstractNumId="3">
@@ -7716,12 +9653,12 @@
       <w:start w:val="1"/>
       <w:numFmt w:val="bullet"/>
       <w:lvlText w:val=""/>
-      <w:lvlJc w:val="start"/>
+      <w:lvlJc w:val="left"/>
       <w:pPr>
         <w:tabs>
           <w:tab w:val="num" w:pos="1080"/>
         </w:tabs>
-        <w:ind w:start="1080" w:hanging="360"/>
+        <w:ind w:left="1080" w:hanging="360"/>
       </w:pPr>
       <w:rPr>
         <w:rFonts w:ascii="Symbol" w:hAnsi="Symbol" w:cs="Symbol" w:hint="default"/>
@@ -7731,97 +9668,105 @@
       <w:start w:val="1"/>
       <w:numFmt w:val="decimal"/>
       <w:lvlText w:val="%2."/>
-      <w:lvlJc w:val="start"/>
+      <w:lvlJc w:val="left"/>
       <w:pPr>
         <w:tabs>
           <w:tab w:val="num" w:pos="1080"/>
         </w:tabs>
-        <w:ind w:start="1080" w:hanging="360"/>
-      </w:pPr>
+        <w:ind w:left="1080" w:hanging="360"/>
+      </w:pPr>
+      <w:rPr/>
     </w:lvl>
     <w:lvl w:ilvl="2">
       <w:start w:val="1"/>
       <w:numFmt w:val="decimal"/>
       <w:lvlText w:val="%3."/>
-      <w:lvlJc w:val="start"/>
+      <w:lvlJc w:val="left"/>
       <w:pPr>
         <w:tabs>
           <w:tab w:val="num" w:pos="1440"/>
         </w:tabs>
-        <w:ind w:start="1440" w:hanging="360"/>
-      </w:pPr>
+        <w:ind w:left="1440" w:hanging="360"/>
+      </w:pPr>
+      <w:rPr/>
     </w:lvl>
     <w:lvl w:ilvl="3">
       <w:start w:val="1"/>
       <w:numFmt w:val="decimal"/>
       <w:lvlText w:val="%4."/>
-      <w:lvlJc w:val="start"/>
+      <w:lvlJc w:val="left"/>
       <w:pPr>
         <w:tabs>
           <w:tab w:val="num" w:pos="1800"/>
         </w:tabs>
-        <w:ind w:start="1800" w:hanging="360"/>
-      </w:pPr>
+        <w:ind w:left="1800" w:hanging="360"/>
+      </w:pPr>
+      <w:rPr/>
     </w:lvl>
     <w:lvl w:ilvl="4">
       <w:start w:val="1"/>
       <w:numFmt w:val="decimal"/>
       <w:lvlText w:val="%5."/>
-      <w:lvlJc w:val="start"/>
+      <w:lvlJc w:val="left"/>
       <w:pPr>
         <w:tabs>
           <w:tab w:val="num" w:pos="2160"/>
         </w:tabs>
-        <w:ind w:start="2160" w:hanging="360"/>
-      </w:pPr>
+        <w:ind w:left="2160" w:hanging="360"/>
+      </w:pPr>
+      <w:rPr/>
     </w:lvl>
     <w:lvl w:ilvl="5">
       <w:start w:val="1"/>
       <w:numFmt w:val="decimal"/>
       <w:lvlText w:val="%6."/>
-      <w:lvlJc w:val="start"/>
+      <w:lvlJc w:val="left"/>
       <w:pPr>
         <w:tabs>
           <w:tab w:val="num" w:pos="2520"/>
         </w:tabs>
-        <w:ind w:start="2520" w:hanging="360"/>
-      </w:pPr>
+        <w:ind w:left="2520" w:hanging="360"/>
+      </w:pPr>
+      <w:rPr/>
     </w:lvl>
     <w:lvl w:ilvl="6">
       <w:start w:val="1"/>
       <w:numFmt w:val="decimal"/>
       <w:lvlText w:val="%7."/>
-      <w:lvlJc w:val="start"/>
+      <w:lvlJc w:val="left"/>
       <w:pPr>
         <w:tabs>
           <w:tab w:val="num" w:pos="2880"/>
         </w:tabs>
-        <w:ind w:start="2880" w:hanging="360"/>
-      </w:pPr>
+        <w:ind w:left="2880" w:hanging="360"/>
+      </w:pPr>
+      <w:rPr/>
     </w:lvl>
     <w:lvl w:ilvl="7">
       <w:start w:val="1"/>
       <w:numFmt w:val="decimal"/>
       <w:lvlText w:val="%8."/>
-      <w:lvlJc w:val="start"/>
+      <w:lvlJc w:val="left"/>
       <w:pPr>
         <w:tabs>
           <w:tab w:val="num" w:pos="3240"/>
         </w:tabs>
-        <w:ind w:start="3240" w:hanging="360"/>
-      </w:pPr>
+        <w:ind w:left="3240" w:hanging="360"/>
+      </w:pPr>
+      <w:rPr/>
     </w:lvl>
     <w:lvl w:ilvl="8">
       <w:start w:val="1"/>
       <w:numFmt w:val="decimal"/>
       <w:lvlText w:val="%9."/>
-      <w:lvlJc w:val="start"/>
+      <w:lvlJc w:val="left"/>
       <w:pPr>
         <w:tabs>
           <w:tab w:val="num" w:pos="3600"/>
         </w:tabs>
-        <w:ind w:start="3600" w:hanging="360"/>
-      </w:pPr>
+        <w:ind w:left="3600" w:hanging="360"/>
+      </w:pPr>
+      <w:rPr/>
     </w:lvl>
   </w:abstractNum>
   <w:abstractNum w:abstractNumId="4">
@@ -7829,12 +9774,12 @@
       <w:start w:val="1"/>
       <w:numFmt w:val="decimal"/>
       <w:lvlText w:val="%1."/>
-      <w:lvlJc w:val="start"/>
+      <w:lvlJc w:val="left"/>
       <w:pPr>
         <w:tabs>
           <w:tab w:val="num" w:pos="360"/>
         </w:tabs>
-        <w:ind w:start="360" w:hanging="360"/>
+        <w:ind w:left="360" w:hanging="360"/>
       </w:pPr>
       <w:rPr/>
     </w:lvl>
@@ -7842,97 +9787,105 @@
       <w:start w:val="1"/>
       <w:numFmt w:val="decimal"/>
       <w:lvlText w:val="%2."/>
-      <w:lvlJc w:val="start"/>
+      <w:lvlJc w:val="left"/>
       <w:pPr>
         <w:tabs>
           <w:tab w:val="num" w:pos="1080"/>
         </w:tabs>
-        <w:ind w:start="1080" w:hanging="360"/>
-      </w:pPr>
+        <w:ind w:left="1080" w:hanging="360"/>
+      </w:pPr>
+      <w:rPr/>
     </w:lvl>
     <w:lvl w:ilvl="2">
       <w:start w:val="1"/>
       <w:numFmt w:val="decimal"/>
       <w:lvlText w:val="%3."/>
-      <w:lvlJc w:val="start"/>
+      <w:lvlJc w:val="left"/>
       <w:pPr>
         <w:tabs>
           <w:tab w:val="num" w:pos="1440"/>
         </w:tabs>
-        <w:ind w:start="1440" w:hanging="360"/>
-      </w:pPr>
+        <w:ind w:left="1440" w:hanging="360"/>
+      </w:pPr>
+      <w:rPr/>
     </w:lvl>
     <w:lvl w:ilvl="3">
       <w:start w:val="1"/>
       <w:numFmt w:val="decimal"/>
       <w:lvlText w:val="%4."/>
-      <w:lvlJc w:val="start"/>
+      <w:lvlJc w:val="left"/>
       <w:pPr>
         <w:tabs>
           <w:tab w:val="num" w:pos="1800"/>
         </w:tabs>
-        <w:ind w:start="1800" w:hanging="360"/>
-      </w:pPr>
+        <w:ind w:left="1800" w:hanging="360"/>
+      </w:pPr>
+      <w:rPr/>
     </w:lvl>
     <w:lvl w:ilvl="4">
       <w:start w:val="1"/>
       <w:numFmt w:val="decimal"/>
       <w:lvlText w:val="%5."/>
-      <w:lvlJc w:val="start"/>
+      <w:lvlJc w:val="left"/>
       <w:pPr>
         <w:tabs>
           <w:tab w:val="num" w:pos="2160"/>
         </w:tabs>
-        <w:ind w:start="2160" w:hanging="360"/>
-      </w:pPr>
+        <w:ind w:left="2160" w:hanging="360"/>
+      </w:pPr>
+      <w:rPr/>
     </w:lvl>
     <w:lvl w:ilvl="5">
       <w:start w:val="1"/>
       <w:numFmt w:val="decimal"/>
       <w:lvlText w:val="%6."/>
-      <w:lvlJc w:val="start"/>
+      <w:lvlJc w:val="left"/>
       <w:pPr>
         <w:tabs>
           <w:tab w:val="num" w:pos="2520"/>
         </w:tabs>
-        <w:ind w:start="2520" w:hanging="360"/>
-      </w:pPr>
+        <w:ind w:left="2520" w:hanging="360"/>
+      </w:pPr>
+      <w:rPr/>
     </w:lvl>
     <w:lvl w:ilvl="6">
       <w:start w:val="1"/>
       <w:numFmt w:val="decimal"/>
       <w:lvlText w:val="%7."/>
-      <w:lvlJc w:val="start"/>
+      <w:lvlJc w:val="left"/>
       <w:pPr>
         <w:tabs>
           <w:tab w:val="num" w:pos="2880"/>
         </w:tabs>
-        <w:ind w:start="2880" w:hanging="360"/>
-      </w:pPr>
+        <w:ind w:left="2880" w:hanging="360"/>
+      </w:pPr>
+      <w:rPr/>
     </w:lvl>
     <w:lvl w:ilvl="7">
       <w:start w:val="1"/>
       <w:numFmt w:val="decimal"/>
       <w:lvlText w:val="%8."/>
-      <w:lvlJc w:val="start"/>
+      <w:lvlJc w:val="left"/>
       <w:pPr>
         <w:tabs>
           <w:tab w:val="num" w:pos="3240"/>
         </w:tabs>
-        <w:ind w:start="3240" w:hanging="360"/>
-      </w:pPr>
+        <w:ind w:left="3240" w:hanging="360"/>
+      </w:pPr>
+      <w:rPr/>
     </w:lvl>
     <w:lvl w:ilvl="8">
       <w:start w:val="1"/>
       <w:numFmt w:val="decimal"/>
       <w:lvlText w:val="%9."/>
-      <w:lvlJc w:val="start"/>
+      <w:lvlJc w:val="left"/>
       <w:pPr>
         <w:tabs>
           <w:tab w:val="num" w:pos="3600"/>
         </w:tabs>
-        <w:ind w:start="3600" w:hanging="360"/>
-      </w:pPr>
+        <w:ind w:left="3600" w:hanging="360"/>
+      </w:pPr>
+      <w:rPr/>
     </w:lvl>
   </w:abstractNum>
   <w:abstractNum w:abstractNumId="5">
@@ -7940,12 +9893,12 @@
       <w:start w:val="1"/>
       <w:numFmt w:val="decimal"/>
       <w:lvlText w:val="%1."/>
-      <w:lvlJc w:val="start"/>
+      <w:lvlJc w:val="left"/>
       <w:pPr>
         <w:tabs>
           <w:tab w:val="num" w:pos="720"/>
         </w:tabs>
-        <w:ind w:start="720" w:hanging="360"/>
+        <w:ind w:left="720" w:hanging="360"/>
       </w:pPr>
       <w:rPr/>
     </w:lvl>
@@ -7953,97 +9906,105 @@
       <w:start w:val="1"/>
       <w:numFmt w:val="decimal"/>
       <w:lvlText w:val="%2."/>
-      <w:lvlJc w:val="start"/>
+      <w:lvlJc w:val="left"/>
       <w:pPr>
         <w:tabs>
           <w:tab w:val="num" w:pos="1080"/>
         </w:tabs>
-        <w:ind w:start="1080" w:hanging="360"/>
-      </w:pPr>
+        <w:ind w:left="1080" w:hanging="360"/>
+      </w:pPr>
+      <w:rPr/>
     </w:lvl>
     <w:lvl w:ilvl="2">
       <w:start w:val="1"/>
       <w:numFmt w:val="decimal"/>
       <w:lvlText w:val="%3."/>
-      <w:lvlJc w:val="start"/>
+      <w:lvlJc w:val="left"/>
       <w:pPr>
         <w:tabs>
           <w:tab w:val="num" w:pos="1440"/>
         </w:tabs>
-        <w:ind w:start="1440" w:hanging="360"/>
-      </w:pPr>
+        <w:ind w:left="1440" w:hanging="360"/>
+      </w:pPr>
+      <w:rPr/>
     </w:lvl>
     <w:lvl w:ilvl="3">
       <w:start w:val="1"/>
       <w:numFmt w:val="decimal"/>
       <w:lvlText w:val="%4."/>
-      <w:lvlJc w:val="start"/>
+      <w:lvlJc w:val="left"/>
       <w:pPr>
         <w:tabs>
           <w:tab w:val="num" w:pos="1800"/>
         </w:tabs>
-        <w:ind w:start="1800" w:hanging="360"/>
-      </w:pPr>
+        <w:ind w:left="1800" w:hanging="360"/>
+      </w:pPr>
+      <w:rPr/>
     </w:lvl>
     <w:lvl w:ilvl="4">
       <w:start w:val="1"/>
       <w:numFmt w:val="decimal"/>
       <w:lvlText w:val="%5."/>
-      <w:lvlJc w:val="start"/>
+      <w:lvlJc w:val="left"/>
       <w:pPr>
         <w:tabs>
           <w:tab w:val="num" w:pos="2160"/>
         </w:tabs>
-        <w:ind w:start="2160" w:hanging="360"/>
-      </w:pPr>
+        <w:ind w:left="2160" w:hanging="360"/>
+      </w:pPr>
+      <w:rPr/>
     </w:lvl>
     <w:lvl w:ilvl="5">
       <w:start w:val="1"/>
       <w:numFmt w:val="decimal"/>
       <w:lvlText w:val="%6."/>
-      <w:lvlJc w:val="start"/>
+      <w:lvlJc w:val="left"/>
       <w:pPr>
         <w:tabs>
           <w:tab w:val="num" w:pos="2520"/>
         </w:tabs>
-        <w:ind w:start="2520" w:hanging="360"/>
-      </w:pPr>
+        <w:ind w:left="2520" w:hanging="360"/>
+      </w:pPr>
+      <w:rPr/>
     </w:lvl>
     <w:lvl w:ilvl="6">
       <w:start w:val="1"/>
       <w:numFmt w:val="decimal"/>
       <w:lvlText w:val="%7."/>
-      <w:lvlJc w:val="start"/>
+      <w:lvlJc w:val="left"/>
       <w:pPr>
         <w:tabs>
           <w:tab w:val="num" w:pos="2880"/>
         </w:tabs>
-        <w:ind w:start="2880" w:hanging="360"/>
-      </w:pPr>
+        <w:ind w:left="2880" w:hanging="360"/>
+      </w:pPr>
+      <w:rPr/>
     </w:lvl>
     <w:lvl w:ilvl="7">
       <w:start w:val="1"/>
       <w:numFmt w:val="decimal"/>
       <w:lvlText w:val="%8."/>
-      <w:lvlJc w:val="start"/>
+      <w:lvlJc w:val="left"/>
       <w:pPr>
         <w:tabs>
           <w:tab w:val="num" w:pos="3240"/>
         </w:tabs>
-        <w:ind w:start="3240" w:hanging="360"/>
-      </w:pPr>
+        <w:ind w:left="3240" w:hanging="360"/>
+      </w:pPr>
+      <w:rPr/>
     </w:lvl>
     <w:lvl w:ilvl="8">
       <w:start w:val="1"/>
       <w:numFmt w:val="decimal"/>
       <w:lvlText w:val="%9."/>
-      <w:lvlJc w:val="start"/>
+      <w:lvlJc w:val="left"/>
       <w:pPr>
         <w:tabs>
           <w:tab w:val="num" w:pos="3600"/>
         </w:tabs>
-        <w:ind w:start="3600" w:hanging="360"/>
-      </w:pPr>
+        <w:ind w:left="3600" w:hanging="360"/>
+      </w:pPr>
+      <w:rPr/>
     </w:lvl>
   </w:abstractNum>
   <w:abstractNum w:abstractNumId="6">
@@ -8051,12 +10012,12 @@
       <w:start w:val="1"/>
       <w:numFmt w:val="decimal"/>
       <w:lvlText w:val="%1."/>
-      <w:lvlJc w:val="start"/>
+      <w:lvlJc w:val="left"/>
       <w:pPr>
         <w:tabs>
           <w:tab w:val="num" w:pos="1080"/>
         </w:tabs>
-        <w:ind w:start="1080" w:hanging="360"/>
+        <w:ind w:left="1080" w:hanging="360"/>
       </w:pPr>
       <w:rPr/>
     </w:lvl>
@@ -8064,97 +10025,105 @@
       <w:start w:val="1"/>
       <w:numFmt w:val="decimal"/>
       <w:lvlText w:val="%2."/>
-      <w:lvlJc w:val="start"/>
+      <w:lvlJc w:val="left"/>
       <w:pPr>
         <w:tabs>
           <w:tab w:val="num" w:pos="1080"/>
         </w:tabs>
-        <w:ind w:start="1080" w:hanging="360"/>
-      </w:pPr>
+        <w:ind w:left="1080" w:hanging="360"/>
+      </w:pPr>
+      <w:rPr/>
     </w:lvl>
     <w:lvl w:ilvl="2">
       <w:start w:val="1"/>
       <w:numFmt w:val="decimal"/>
       <w:lvlText w:val="%3."/>
-      <w:lvlJc w:val="start"/>
+      <w:lvlJc w:val="left"/>
       <w:pPr>
         <w:tabs>
           <w:tab w:val="num" w:pos="1440"/>
         </w:tabs>
-        <w:ind w:start="1440" w:hanging="360"/>
-      </w:pPr>
+        <w:ind w:left="1440" w:hanging="360"/>
+      </w:pPr>
+      <w:rPr/>
     </w:lvl>
     <w:lvl w:ilvl="3">
       <w:start w:val="1"/>
       <w:numFmt w:val="decimal"/>
       <w:lvlText w:val="%4."/>
-      <w:lvlJc w:val="start"/>
+      <w:lvlJc w:val="left"/>
       <w:pPr>
         <w:tabs>
           <w:tab w:val="num" w:pos="1800"/>
         </w:tabs>
-        <w:ind w:start="1800" w:hanging="360"/>
-      </w:pPr>
+        <w:ind w:left="1800" w:hanging="360"/>
+      </w:pPr>
+      <w:rPr/>
     </w:lvl>
     <w:lvl w:ilvl="4">
       <w:start w:val="1"/>
       <w:numFmt w:val="decimal"/>
       <w:lvlText w:val="%5."/>
-      <w:lvlJc w:val="start"/>
+      <w:lvlJc w:val="left"/>
       <w:pPr>
         <w:tabs>
           <w:tab w:val="num" w:pos="2160"/>
         </w:tabs>
-        <w:ind w:start="2160" w:hanging="360"/>
-      </w:pPr>
+        <w:ind w:left="2160" w:hanging="360"/>
+      </w:pPr>
+      <w:rPr/>
     </w:lvl>
     <w:lvl w:ilvl="5">
       <w:start w:val="1"/>
       <w:numFmt w:val="decimal"/>
       <w:lvlText w:val="%6."/>
-      <w:lvlJc w:val="start"/>
+      <w:lvlJc w:val="left"/>
       <w:pPr>
         <w:tabs>
           <w:tab w:val="num" w:pos="2520"/>
         </w:tabs>
-        <w:ind w:start="2520" w:hanging="360"/>
-      </w:pPr>
+        <w:ind w:left="2520" w:hanging="360"/>
+      </w:pPr>
+      <w:rPr/>
     </w:lvl>
     <w:lvl w:ilvl="6">
       <w:start w:val="1"/>
       <w:numFmt w:val="decimal"/>
       <w:lvlText w:val="%7."/>
-      <w:lvlJc w:val="start"/>
+      <w:lvlJc w:val="left"/>
       <w:pPr>
         <w:tabs>
           <w:tab w:val="num" w:pos="2880"/>
         </w:tabs>
-        <w:ind w:start="2880" w:hanging="360"/>
-      </w:pPr>
+        <w:ind w:left="2880" w:hanging="360"/>
+      </w:pPr>
+      <w:rPr/>
     </w:lvl>
     <w:lvl w:ilvl="7">
       <w:start w:val="1"/>
       <w:numFmt w:val="decimal"/>
       <w:lvlText w:val="%8."/>
-      <w:lvlJc w:val="start"/>
+      <w:lvlJc w:val="left"/>
       <w:pPr>
         <w:tabs>
           <w:tab w:val="num" w:pos="3240"/>
         </w:tabs>
-        <w:ind w:start="3240" w:hanging="360"/>
-      </w:pPr>
+        <w:ind w:left="3240" w:hanging="360"/>
+      </w:pPr>
+      <w:rPr/>
     </w:lvl>
     <w:lvl w:ilvl="8">
       <w:start w:val="1"/>
       <w:numFmt w:val="decimal"/>
       <w:lvlText w:val="%9."/>
-      <w:lvlJc w:val="start"/>
+      <w:lvlJc w:val="left"/>
       <w:pPr>
         <w:tabs>
           <w:tab w:val="num" w:pos="3600"/>
         </w:tabs>
-        <w:ind w:start="3600" w:hanging="360"/>
-      </w:pPr>
+        <w:ind w:left="3600" w:hanging="360"/>
+      </w:pPr>
+      <w:rPr/>
     </w:lvl>
   </w:abstractNum>
   <w:abstractNum w:abstractNumId="7">
@@ -8163,12 +10132,12 @@
       <w:numFmt w:val="none"/>
       <w:suff w:val="nothing"/>
       <w:lvlText w:val=""/>
-      <w:lvlJc w:val="start"/>
+      <w:lvlJc w:val="left"/>
       <w:pPr>
         <w:tabs>
           <w:tab w:val="num" w:pos="0"/>
         </w:tabs>
-        <w:ind w:start="0" w:hanging="0"/>
+        <w:ind w:left="0" w:hanging="0"/>
       </w:pPr>
     </w:lvl>
     <w:lvl w:ilvl="1">
@@ -8176,12 +10145,12 @@
       <w:numFmt w:val="none"/>
       <w:suff w:val="nothing"/>
       <w:lvlText w:val=""/>
-      <w:lvlJc w:val="start"/>
+      <w:lvlJc w:val="left"/>
       <w:pPr>
         <w:tabs>
           <w:tab w:val="num" w:pos="0"/>
         </w:tabs>
-        <w:ind w:start="0" w:hanging="0"/>
+        <w:ind w:left="0" w:hanging="0"/>
       </w:pPr>
     </w:lvl>
     <w:lvl w:ilvl="2">
@@ -8189,12 +10158,12 @@
       <w:numFmt w:val="none"/>
       <w:suff w:val="nothing"/>
       <w:lvlText w:val=""/>
-      <w:lvlJc w:val="start"/>
+      <w:lvlJc w:val="left"/>
       <w:pPr>
         <w:tabs>
           <w:tab w:val="num" w:pos="0"/>
         </w:tabs>
-        <w:ind w:start="0" w:hanging="0"/>
+        <w:ind w:left="0" w:hanging="0"/>
       </w:pPr>
     </w:lvl>
     <w:lvl w:ilvl="3">
@@ -8202,12 +10171,12 @@
       <w:numFmt w:val="none"/>
       <w:suff w:val="nothing"/>
       <w:lvlText w:val=""/>
-      <w:lvlJc w:val="start"/>
+      <w:lvlJc w:val="left"/>
       <w:pPr>
         <w:tabs>
           <w:tab w:val="num" w:pos="0"/>
         </w:tabs>
-        <w:ind w:start="0" w:hanging="0"/>
+        <w:ind w:left="0" w:hanging="0"/>
       </w:pPr>
     </w:lvl>
     <w:lvl w:ilvl="4">
@@ -8215,12 +10184,12 @@
       <w:numFmt w:val="none"/>
       <w:suff w:val="nothing"/>
       <w:lvlText w:val=""/>
-      <w:lvlJc w:val="start"/>
+      <w:lvlJc w:val="left"/>
       <w:pPr>
         <w:tabs>
           <w:tab w:val="num" w:pos="0"/>
         </w:tabs>
-        <w:ind w:start="0" w:hanging="0"/>
+        <w:ind w:left="0" w:hanging="0"/>
       </w:pPr>
     </w:lvl>
     <w:lvl w:ilvl="5">
@@ -8228,12 +10197,12 @@
       <w:numFmt w:val="none"/>
       <w:suff w:val="nothing"/>
       <w:lvlText w:val=""/>
-      <w:lvlJc w:val="start"/>
+      <w:lvlJc w:val="left"/>
       <w:pPr>
         <w:tabs>
           <w:tab w:val="num" w:pos="0"/>
         </w:tabs>
-        <w:ind w:start="0" w:hanging="0"/>
+        <w:ind w:left="0" w:hanging="0"/>
       </w:pPr>
     </w:lvl>
     <w:lvl w:ilvl="6">
@@ -8241,12 +10210,12 @@
       <w:numFmt w:val="none"/>
       <w:suff w:val="nothing"/>
       <w:lvlText w:val=""/>
-      <w:lvlJc w:val="start"/>
+      <w:lvlJc w:val="left"/>
       <w:pPr>
         <w:tabs>
           <w:tab w:val="num" w:pos="0"/>
         </w:tabs>
-        <w:ind w:start="0" w:hanging="0"/>
+        <w:ind w:left="0" w:hanging="0"/>
       </w:pPr>
     </w:lvl>
     <w:lvl w:ilvl="7">
@@ -8254,12 +10223,12 @@
       <w:numFmt w:val="none"/>
       <w:suff w:val="nothing"/>
       <w:lvlText w:val=""/>
-      <w:lvlJc w:val="start"/>
+      <w:lvlJc w:val="left"/>
       <w:pPr>
         <w:tabs>
           <w:tab w:val="num" w:pos="0"/>
         </w:tabs>
-        <w:ind w:start="0" w:hanging="0"/>
+        <w:ind w:left="0" w:hanging="0"/>
       </w:pPr>
     </w:lvl>
     <w:lvl w:ilvl="8">
@@ -8267,12 +10236,12 @@
       <w:numFmt w:val="none"/>
       <w:suff w:val="nothing"/>
       <w:lvlText w:val=""/>
-      <w:lvlJc w:val="start"/>
+      <w:lvlJc w:val="left"/>
       <w:pPr>
         <w:tabs>
           <w:tab w:val="num" w:pos="0"/>
         </w:tabs>
-        <w:ind w:start="0" w:hanging="0"/>
+        <w:ind w:left="0" w:hanging="0"/>
       </w:pPr>
     </w:lvl>
   </w:abstractNum>
@@ -8305,7 +10274,7 @@
   <w:docDefaults>
     <w:rPrDefault>
       <w:rPr>
-        <w:rFonts w:ascii="Cambria" w:hAnsi="Cambria" w:eastAsia="ＭＳ 明朝" w:cs="" w:asciiTheme="minorHAnsi" w:cstheme="minorBidi" w:eastAsiaTheme="minorEastAsia" w:hAnsiTheme="minorHAnsi"/>
+        <w:rFonts w:ascii="Cambria" w:hAnsi="Cambria" w:eastAsia="" w:cs="" w:asciiTheme="minorHAnsi" w:cstheme="minorBidi" w:eastAsiaTheme="minorEastAsia" w:hAnsiTheme="minorHAnsi"/>
         <w:sz w:val="22"/>
         <w:szCs w:val="22"/>
         <w:lang w:val="en-US" w:eastAsia="en-US" w:bidi="ar-SA"/>
@@ -8462,12 +10431,13 @@
     <w:rsid w:val="00fc693f"/>
     <w:pPr>
       <w:widowControl/>
+      <w:suppressAutoHyphens w:val="true"/>
       <w:bidi w:val="0"/>
       <w:spacing w:lineRule="auto" w:line="276" w:before="0" w:after="200"/>
-      <w:jc w:val="start"/>
+      <w:jc w:val="left"/>
     </w:pPr>
     <w:rPr>
-      <w:rFonts w:ascii="Arial" w:hAnsi="Arial" w:eastAsia="ＭＳ 明朝" w:cs="" w:cstheme="minorBidi" w:eastAsiaTheme="minorEastAsia"/>
+      <w:rFonts w:ascii="Arial" w:hAnsi="Arial" w:eastAsia="" w:cs="" w:cstheme="minorBidi" w:eastAsiaTheme="minorEastAsia"/>
       <w:color w:val="auto"/>
       <w:kern w:val="0"/>
       <w:sz w:val="21"/>
@@ -8490,7 +10460,7 @@
       <w:outlineLvl w:val="0"/>
     </w:pPr>
     <w:rPr>
-      <w:rFonts w:ascii="Calibri" w:hAnsi="Calibri" w:eastAsia="ＭＳ ゴシック" w:cs="" w:asciiTheme="majorHAnsi" w:cstheme="majorBidi" w:eastAsiaTheme="majorEastAsia" w:hAnsiTheme="majorHAnsi"/>
+      <w:rFonts w:ascii="Calibri" w:hAnsi="Calibri" w:eastAsia="" w:cs="" w:asciiTheme="majorHAnsi" w:cstheme="majorBidi" w:eastAsiaTheme="majorEastAsia" w:hAnsiTheme="majorHAnsi"/>
       <w:b/>
       <w:bCs/>
       <w:color w:themeColor="accent1" w:themeShade="bf" w:val="365F91"/>
@@ -8514,7 +10484,7 @@
       <w:outlineLvl w:val="1"/>
     </w:pPr>
     <w:rPr>
-      <w:rFonts w:ascii="Calibri" w:hAnsi="Calibri" w:eastAsia="ＭＳ ゴシック" w:cs="" w:asciiTheme="majorHAnsi" w:cstheme="majorBidi" w:eastAsiaTheme="majorEastAsia" w:hAnsiTheme="majorHAnsi"/>
+      <w:rFonts w:ascii="Calibri" w:hAnsi="Calibri" w:eastAsia="" w:cs="" w:asciiTheme="majorHAnsi" w:cstheme="majorBidi" w:eastAsiaTheme="majorEastAsia" w:hAnsiTheme="majorHAnsi"/>
       <w:b/>
       <w:bCs/>
       <w:color w:themeColor="accent1" w:val="4F81BD"/>
@@ -8538,7 +10508,7 @@
       <w:outlineLvl w:val="2"/>
     </w:pPr>
     <w:rPr>
-      <w:rFonts w:ascii="Calibri" w:hAnsi="Calibri" w:eastAsia="ＭＳ ゴシック" w:cs="" w:asciiTheme="majorHAnsi" w:cstheme="majorBidi" w:eastAsiaTheme="majorEastAsia" w:hAnsiTheme="majorHAnsi"/>
+      <w:rFonts w:ascii="Calibri" w:hAnsi="Calibri" w:eastAsia="" w:cs="" w:asciiTheme="majorHAnsi" w:cstheme="majorBidi" w:eastAsiaTheme="majorEastAsia" w:hAnsiTheme="majorHAnsi"/>
       <w:b/>
       <w:bCs/>
       <w:color w:themeColor="accent1" w:val="4F81BD"/>
@@ -8562,7 +10532,7 @@
       <w:outlineLvl w:val="3"/>
     </w:pPr>
     <w:rPr>
-      <w:rFonts w:ascii="Calibri" w:hAnsi="Calibri" w:eastAsia="ＭＳ ゴシック" w:cs="" w:asciiTheme="majorHAnsi" w:cstheme="majorBidi" w:eastAsiaTheme="majorEastAsia" w:hAnsiTheme="majorHAnsi"/>
+      <w:rFonts w:ascii="Calibri" w:hAnsi="Calibri" w:eastAsia="" w:cs="" w:asciiTheme="majorHAnsi" w:cstheme="majorBidi" w:eastAsiaTheme="majorEastAsia" w:hAnsiTheme="majorHAnsi"/>
       <w:b/>
       <w:bCs/>
       <w:i/>
@@ -8587,7 +10557,7 @@
       <w:outlineLvl w:val="4"/>
     </w:pPr>
     <w:rPr>
-      <w:rFonts w:ascii="Calibri" w:hAnsi="Calibri" w:eastAsia="ＭＳ ゴシック" w:cs="" w:asciiTheme="majorHAnsi" w:cstheme="majorBidi" w:eastAsiaTheme="majorEastAsia" w:hAnsiTheme="majorHAnsi"/>
+      <w:rFonts w:ascii="Calibri" w:hAnsi="Calibri" w:eastAsia="" w:cs="" w:asciiTheme="majorHAnsi" w:cstheme="majorBidi" w:eastAsiaTheme="majorEastAsia" w:hAnsiTheme="majorHAnsi"/>
       <w:color w:themeColor="accent1" w:themeShade="7f" w:val="243F60"/>
     </w:rPr>
   </w:style>
@@ -8608,7 +10578,7 @@
       <w:outlineLvl w:val="5"/>
     </w:pPr>
     <w:rPr>
-      <w:rFonts w:ascii="Calibri" w:hAnsi="Calibri" w:eastAsia="ＭＳ ゴシック" w:cs="" w:asciiTheme="majorHAnsi" w:cstheme="majorBidi" w:eastAsiaTheme="majorEastAsia" w:hAnsiTheme="majorHAnsi"/>
+      <w:rFonts w:ascii="Calibri" w:hAnsi="Calibri" w:eastAsia="" w:cs="" w:asciiTheme="majorHAnsi" w:cstheme="majorBidi" w:eastAsiaTheme="majorEastAsia" w:hAnsiTheme="majorHAnsi"/>
       <w:i/>
       <w:iCs/>
       <w:color w:themeColor="accent1" w:themeShade="7f" w:val="243F60"/>
@@ -8631,7 +10601,7 @@
       <w:outlineLvl w:val="6"/>
     </w:pPr>
     <w:rPr>
-      <w:rFonts w:ascii="Calibri" w:hAnsi="Calibri" w:eastAsia="ＭＳ ゴシック" w:cs="" w:asciiTheme="majorHAnsi" w:cstheme="majorBidi" w:eastAsiaTheme="majorEastAsia" w:hAnsiTheme="majorHAnsi"/>
+      <w:rFonts w:ascii="Calibri" w:hAnsi="Calibri" w:eastAsia="" w:cs="" w:asciiTheme="majorHAnsi" w:cstheme="majorBidi" w:eastAsiaTheme="majorEastAsia" w:hAnsiTheme="majorHAnsi"/>
       <w:i/>
       <w:iCs/>
       <w:color w:themeColor="text1" w:themeTint="bf" w:val="404040"/>
@@ -8654,7 +10624,7 @@
       <w:outlineLvl w:val="7"/>
     </w:pPr>
     <w:rPr>
-      <w:rFonts w:ascii="Calibri" w:hAnsi="Calibri" w:eastAsia="ＭＳ ゴシック" w:cs="" w:asciiTheme="majorHAnsi" w:cstheme="majorBidi" w:eastAsiaTheme="majorEastAsia" w:hAnsiTheme="majorHAnsi"/>
+      <w:rFonts w:ascii="Calibri" w:hAnsi="Calibri" w:eastAsia="" w:cs="" w:asciiTheme="majorHAnsi" w:cstheme="majorBidi" w:eastAsiaTheme="majorEastAsia" w:hAnsiTheme="majorHAnsi"/>
       <w:color w:themeColor="accent1" w:val="4F81BD"/>
       <w:sz w:val="20"/>
       <w:szCs w:val="20"/>
@@ -8677,7 +10647,7 @@
       <w:outlineLvl w:val="8"/>
     </w:pPr>
     <w:rPr>
-      <w:rFonts w:ascii="Calibri" w:hAnsi="Calibri" w:eastAsia="ＭＳ ゴシック" w:cs="" w:asciiTheme="majorHAnsi" w:cstheme="majorBidi" w:eastAsiaTheme="majorEastAsia" w:hAnsiTheme="majorHAnsi"/>
+      <w:rFonts w:ascii="Calibri" w:hAnsi="Calibri" w:eastAsia="" w:cs="" w:asciiTheme="majorHAnsi" w:cstheme="majorBidi" w:eastAsiaTheme="majorEastAsia" w:hAnsiTheme="majorHAnsi"/>
       <w:i/>
       <w:iCs/>
       <w:color w:themeColor="text1" w:themeTint="bf" w:val="404040"/>
@@ -8716,7 +10686,7 @@
     <w:qFormat/>
     <w:rsid w:val="00fc693f"/>
     <w:rPr>
-      <w:rFonts w:ascii="Calibri" w:hAnsi="Calibri" w:eastAsia="ＭＳ ゴシック" w:cs="" w:asciiTheme="majorHAnsi" w:cstheme="majorBidi" w:eastAsiaTheme="majorEastAsia" w:hAnsiTheme="majorHAnsi"/>
+      <w:rFonts w:ascii="Calibri" w:hAnsi="Calibri" w:eastAsia="" w:cs="" w:asciiTheme="majorHAnsi" w:cstheme="majorBidi" w:eastAsiaTheme="majorEastAsia" w:hAnsiTheme="majorHAnsi"/>
       <w:b/>
       <w:bCs/>
       <w:color w:themeColor="accent1" w:themeShade="bf" w:val="365F91"/>
@@ -8731,7 +10701,7 @@
     <w:qFormat/>
     <w:rsid w:val="00fc693f"/>
     <w:rPr>
-      <w:rFonts w:ascii="Calibri" w:hAnsi="Calibri" w:eastAsia="ＭＳ ゴシック" w:cs="" w:asciiTheme="majorHAnsi" w:cstheme="majorBidi" w:eastAsiaTheme="majorEastAsia" w:hAnsiTheme="majorHAnsi"/>
+      <w:rFonts w:ascii="Calibri" w:hAnsi="Calibri" w:eastAsia="" w:cs="" w:asciiTheme="majorHAnsi" w:cstheme="majorBidi" w:eastAsiaTheme="majorEastAsia" w:hAnsiTheme="majorHAnsi"/>
       <w:b/>
       <w:bCs/>
       <w:color w:themeColor="accent1" w:val="4F81BD"/>
@@ -8746,7 +10716,7 @@
     <w:qFormat/>
     <w:rsid w:val="00fc693f"/>
     <w:rPr>
-      <w:rFonts w:ascii="Calibri" w:hAnsi="Calibri" w:eastAsia="ＭＳ ゴシック" w:cs="" w:asciiTheme="majorHAnsi" w:cstheme="majorBidi" w:eastAsiaTheme="majorEastAsia" w:hAnsiTheme="majorHAnsi"/>
+      <w:rFonts w:ascii="Calibri" w:hAnsi="Calibri" w:eastAsia="" w:cs="" w:asciiTheme="majorHAnsi" w:cstheme="majorBidi" w:eastAsiaTheme="majorEastAsia" w:hAnsiTheme="majorHAnsi"/>
       <w:b/>
       <w:bCs/>
       <w:color w:themeColor="accent1" w:val="4F81BD"/>
@@ -8759,7 +10729,7 @@
     <w:qFormat/>
     <w:rsid w:val="00fc693f"/>
     <w:rPr>
-      <w:rFonts w:ascii="Calibri" w:hAnsi="Calibri" w:eastAsia="ＭＳ ゴシック" w:cs="" w:asciiTheme="majorHAnsi" w:cstheme="majorBidi" w:eastAsiaTheme="majorEastAsia" w:hAnsiTheme="majorHAnsi"/>
+      <w:rFonts w:ascii="Calibri" w:hAnsi="Calibri" w:eastAsia="" w:cs="" w:asciiTheme="majorHAnsi" w:cstheme="majorBidi" w:eastAsiaTheme="majorEastAsia" w:hAnsiTheme="majorHAnsi"/>
       <w:color w:themeColor="text2" w:themeShade="bf" w:val="17365D"/>
       <w:spacing w:val="5"/>
       <w:kern w:val="2"/>
@@ -8774,7 +10744,7 @@
     <w:qFormat/>
     <w:rsid w:val="00fc693f"/>
     <w:rPr>
-      <w:rFonts w:ascii="Calibri" w:hAnsi="Calibri" w:eastAsia="ＭＳ ゴシック" w:cs="" w:asciiTheme="majorHAnsi" w:cstheme="majorBidi" w:eastAsiaTheme="majorEastAsia" w:hAnsiTheme="majorHAnsi"/>
+      <w:rFonts w:ascii="Calibri" w:hAnsi="Calibri" w:eastAsia="" w:cs="" w:asciiTheme="majorHAnsi" w:cstheme="majorBidi" w:eastAsiaTheme="majorEastAsia" w:hAnsiTheme="majorHAnsi"/>
       <w:i/>
       <w:iCs/>
       <w:color w:themeColor="accent1" w:val="4F81BD"/>
@@ -8846,7 +10816,7 @@
     <w:qFormat/>
     <w:rsid w:val="00fc693f"/>
     <w:rPr>
-      <w:rFonts w:ascii="Calibri" w:hAnsi="Calibri" w:eastAsia="ＭＳ ゴシック" w:cs="" w:asciiTheme="majorHAnsi" w:cstheme="majorBidi" w:eastAsiaTheme="majorEastAsia" w:hAnsiTheme="majorHAnsi"/>
+      <w:rFonts w:ascii="Calibri" w:hAnsi="Calibri" w:eastAsia="" w:cs="" w:asciiTheme="majorHAnsi" w:cstheme="majorBidi" w:eastAsiaTheme="majorEastAsia" w:hAnsiTheme="majorHAnsi"/>
       <w:b/>
       <w:bCs/>
       <w:i/>
@@ -8862,7 +10832,7 @@
     <w:qFormat/>
     <w:rsid w:val="00fc693f"/>
     <w:rPr>
-      <w:rFonts w:ascii="Calibri" w:hAnsi="Calibri" w:eastAsia="ＭＳ ゴシック" w:cs="" w:asciiTheme="majorHAnsi" w:cstheme="majorBidi" w:eastAsiaTheme="majorEastAsia" w:hAnsiTheme="majorHAnsi"/>
+      <w:rFonts w:ascii="Calibri" w:hAnsi="Calibri" w:eastAsia="" w:cs="" w:asciiTheme="majorHAnsi" w:cstheme="majorBidi" w:eastAsiaTheme="majorEastAsia" w:hAnsiTheme="majorHAnsi"/>
       <w:color w:themeColor="accent1" w:themeShade="7f" w:val="243F60"/>
     </w:rPr>
   </w:style>
@@ -8874,7 +10844,7 @@
     <w:qFormat/>
     <w:rsid w:val="00fc693f"/>
     <w:rPr>
-      <w:rFonts w:ascii="Calibri" w:hAnsi="Calibri" w:eastAsia="ＭＳ ゴシック" w:cs="" w:asciiTheme="majorHAnsi" w:cstheme="majorBidi" w:eastAsiaTheme="majorEastAsia" w:hAnsiTheme="majorHAnsi"/>
+      <w:rFonts w:ascii="Calibri" w:hAnsi="Calibri" w:eastAsia="" w:cs="" w:asciiTheme="majorHAnsi" w:cstheme="majorBidi" w:eastAsiaTheme="majorEastAsia" w:hAnsiTheme="majorHAnsi"/>
       <w:i/>
       <w:iCs/>
       <w:color w:themeColor="accent1" w:themeShade="7f" w:val="243F60"/>
@@ -8888,7 +10858,7 @@
     <w:qFormat/>
     <w:rsid w:val="00fc693f"/>
     <w:rPr>
-      <w:rFonts w:ascii="Calibri" w:hAnsi="Calibri" w:eastAsia="ＭＳ ゴシック" w:cs="" w:asciiTheme="majorHAnsi" w:cstheme="majorBidi" w:eastAsiaTheme="majorEastAsia" w:hAnsiTheme="majorHAnsi"/>
+      <w:rFonts w:ascii="Calibri" w:hAnsi="Calibri" w:eastAsia="" w:cs="" w:asciiTheme="majorHAnsi" w:cstheme="majorBidi" w:eastAsiaTheme="majorEastAsia" w:hAnsiTheme="majorHAnsi"/>
       <w:i/>
       <w:iCs/>
       <w:color w:themeColor="text1" w:themeTint="bf" w:val="404040"/>
@@ -8902,7 +10872,7 @@
     <w:qFormat/>
     <w:rsid w:val="00fc693f"/>
     <w:rPr>
-      <w:rFonts w:ascii="Calibri" w:hAnsi="Calibri" w:eastAsia="ＭＳ ゴシック" w:cs="" w:asciiTheme="majorHAnsi" w:cstheme="majorBidi" w:eastAsiaTheme="majorEastAsia" w:hAnsiTheme="majorHAnsi"/>
+      <w:rFonts w:ascii="Calibri" w:hAnsi="Calibri" w:eastAsia="" w:cs="" w:asciiTheme="majorHAnsi" w:cstheme="majorBidi" w:eastAsiaTheme="majorEastAsia" w:hAnsiTheme="majorHAnsi"/>
       <w:color w:themeColor="accent1" w:val="4F81BD"/>
       <w:sz w:val="20"/>
       <w:szCs w:val="20"/>
@@ -8916,7 +10886,7 @@
     <w:qFormat/>
     <w:rsid w:val="00fc693f"/>
     <w:rPr>
-      <w:rFonts w:ascii="Calibri" w:hAnsi="Calibri" w:eastAsia="ＭＳ ゴシック" w:cs="" w:asciiTheme="majorHAnsi" w:cstheme="majorBidi" w:eastAsiaTheme="majorEastAsia" w:hAnsiTheme="majorHAnsi"/>
+      <w:rFonts w:ascii="Calibri" w:hAnsi="Calibri" w:eastAsia="" w:cs="" w:asciiTheme="majorHAnsi" w:cstheme="majorBidi" w:eastAsiaTheme="majorEastAsia" w:hAnsiTheme="majorHAnsi"/>
       <w:i/>
       <w:iCs/>
       <w:color w:themeColor="text1" w:themeTint="bf" w:val="404040"/>
@@ -9062,7 +11032,7 @@
     <w:rsid w:val="00aa1d8d"/>
     <w:pPr>
       <w:spacing w:before="0" w:after="200"/>
-      <w:ind w:hanging="360" w:start="360"/>
+      <w:ind w:hanging="360" w:left="360"/>
       <w:contextualSpacing/>
     </w:pPr>
     <w:rPr/>
@@ -9097,6 +11067,39 @@
     <w:rPr>
       <w:rFonts w:cs="Lucida Sans"/>
     </w:rPr>
+  </w:style>
+  <w:style w:type="paragraph" w:styleId="Ttulouser">
+    <w:name w:val="Título (user)"/>
+    <w:basedOn w:val="Normal"/>
+    <w:next w:val="BodyText"/>
+    <w:qFormat/>
+    <w:pPr>
+      <w:keepNext w:val="true"/>
+      <w:spacing w:before="240" w:after="120"/>
+    </w:pPr>
+    <w:rPr>
+      <w:rFonts w:ascii="Liberation Sans" w:hAnsi="Liberation Sans" w:eastAsia="Microsoft YaHei" w:cs="Lucida Sans"/>
+      <w:sz w:val="28"/>
+      <w:szCs w:val="28"/>
+    </w:rPr>
+  </w:style>
+  <w:style w:type="paragraph" w:styleId="ndiceuser">
+    <w:name w:val="Índice (user)"/>
+    <w:basedOn w:val="Normal"/>
+    <w:qFormat/>
+    <w:pPr>
+      <w:suppressLineNumbers/>
+    </w:pPr>
+    <w:rPr>
+      <w:rFonts w:cs="Lucida Sans"/>
+    </w:rPr>
+  </w:style>
+  <w:style w:type="paragraph" w:styleId="Cabealhoerodapuser">
+    <w:name w:val="Cabeçalho e rodapé (user)"/>
+    <w:basedOn w:val="Normal"/>
+    <w:qFormat/>
+    <w:pPr/>
+    <w:rPr/>
   </w:style>
   <w:style w:type="paragraph" w:styleId="Cabealhoerodap">
     <w:name w:val="Cabeçalho e rodapé"/>
@@ -9146,12 +11149,13 @@
     <w:rsid w:val="00fc693f"/>
     <w:pPr>
       <w:widowControl/>
+      <w:suppressAutoHyphens w:val="true"/>
       <w:bidi w:val="0"/>
       <w:spacing w:lineRule="auto" w:line="240" w:before="0" w:after="0"/>
-      <w:jc w:val="start"/>
+      <w:jc w:val="left"/>
     </w:pPr>
     <w:rPr>
-      <w:rFonts w:ascii="Cambria" w:hAnsi="Cambria" w:eastAsia="ＭＳ 明朝" w:cs="" w:asciiTheme="minorHAnsi" w:cstheme="minorBidi" w:eastAsiaTheme="minorEastAsia" w:hAnsiTheme="minorHAnsi"/>
+      <w:rFonts w:ascii="Cambria" w:hAnsi="Cambria" w:eastAsia="" w:cs="" w:asciiTheme="minorHAnsi" w:cstheme="minorBidi" w:eastAsiaTheme="minorEastAsia" w:hAnsiTheme="minorHAnsi"/>
       <w:color w:val="auto"/>
       <w:kern w:val="0"/>
       <w:sz w:val="22"/>
@@ -9175,7 +11179,7 @@
       <w:contextualSpacing/>
     </w:pPr>
     <w:rPr>
-      <w:rFonts w:ascii="Calibri" w:hAnsi="Calibri" w:eastAsia="ＭＳ ゴシック" w:cs="" w:asciiTheme="majorHAnsi" w:cstheme="majorBidi" w:eastAsiaTheme="majorEastAsia" w:hAnsiTheme="majorHAnsi"/>
+      <w:rFonts w:ascii="Calibri" w:hAnsi="Calibri" w:eastAsia="" w:cs="" w:asciiTheme="majorHAnsi" w:cstheme="majorBidi" w:eastAsiaTheme="majorEastAsia" w:hAnsiTheme="majorHAnsi"/>
       <w:color w:themeColor="text2" w:themeShade="bf" w:val="17365D"/>
       <w:spacing w:val="5"/>
       <w:kern w:val="2"/>
@@ -9193,7 +11197,7 @@
     <w:rsid w:val="00fc693f"/>
     <w:pPr/>
     <w:rPr>
-      <w:rFonts w:ascii="Calibri" w:hAnsi="Calibri" w:eastAsia="ＭＳ ゴシック" w:cs="" w:asciiTheme="majorHAnsi" w:cstheme="majorBidi" w:eastAsiaTheme="majorEastAsia" w:hAnsiTheme="majorHAnsi"/>
+      <w:rFonts w:ascii="Calibri" w:hAnsi="Calibri" w:eastAsia="" w:cs="" w:asciiTheme="majorHAnsi" w:cstheme="majorBidi" w:eastAsiaTheme="majorEastAsia" w:hAnsiTheme="majorHAnsi"/>
       <w:i/>
       <w:iCs/>
       <w:color w:themeColor="accent1" w:val="4F81BD"/>
@@ -9210,7 +11214,7 @@
     <w:rsid w:val="00fc693f"/>
     <w:pPr>
       <w:spacing w:before="0" w:after="200"/>
-      <w:ind w:start="720"/>
+      <w:ind w:left="720"/>
       <w:contextualSpacing/>
     </w:pPr>
     <w:rPr/>
@@ -9253,7 +11257,7 @@
     <w:rsid w:val="00326f90"/>
     <w:pPr>
       <w:spacing w:before="0" w:after="200"/>
-      <w:ind w:hanging="360" w:start="720"/>
+      <w:ind w:hanging="360" w:left="720"/>
       <w:contextualSpacing/>
     </w:pPr>
     <w:rPr/>
@@ -9267,7 +11271,7 @@
     <w:rsid w:val="00326f90"/>
     <w:pPr>
       <w:spacing w:before="0" w:after="200"/>
-      <w:ind w:hanging="360" w:start="1080"/>
+      <w:ind w:hanging="360" w:left="1080"/>
       <w:contextualSpacing/>
     </w:pPr>
     <w:rPr/>
@@ -9376,7 +11380,7 @@
     <w:rsid w:val="0029639d"/>
     <w:pPr>
       <w:spacing w:before="0" w:after="120"/>
-      <w:ind w:start="360"/>
+      <w:ind w:left="360"/>
       <w:contextualSpacing/>
     </w:pPr>
     <w:rPr/>
@@ -9389,7 +11393,7 @@
     <w:rsid w:val="0029639d"/>
     <w:pPr>
       <w:spacing w:before="0" w:after="120"/>
-      <w:ind w:start="720"/>
+      <w:ind w:left="720"/>
       <w:contextualSpacing/>
     </w:pPr>
     <w:rPr/>
@@ -9402,7 +11406,7 @@
     <w:rsid w:val="0029639d"/>
     <w:pPr>
       <w:spacing w:before="0" w:after="120"/>
-      <w:ind w:start="1080"/>
+      <w:ind w:left="1080"/>
       <w:contextualSpacing/>
     </w:pPr>
     <w:rPr/>
@@ -9426,12 +11430,13 @@
         <w:tab w:val="left" w:pos="3456" w:leader="none"/>
         <w:tab w:val="left" w:pos="4032" w:leader="none"/>
       </w:tabs>
+      <w:suppressAutoHyphens w:val="true"/>
       <w:bidi w:val="0"/>
       <w:spacing w:lineRule="auto" w:line="276" w:before="0" w:after="200"/>
-      <w:jc w:val="start"/>
+      <w:jc w:val="left"/>
     </w:pPr>
     <w:rPr>
-      <w:rFonts w:ascii="Courier" w:hAnsi="Courier" w:eastAsia="ＭＳ 明朝" w:cs="" w:cstheme="minorBidi" w:eastAsiaTheme="minorEastAsia"/>
+      <w:rFonts w:ascii="Courier" w:hAnsi="Courier" w:eastAsia="" w:cs="" w:cstheme="minorBidi" w:eastAsiaTheme="minorEastAsia"/>
       <w:color w:val="auto"/>
       <w:kern w:val="0"/>
       <w:sz w:val="20"/>
@@ -9467,7 +11472,7 @@
         <w:bottom w:val="single" w:sz="4" w:space="4" w:color="4F81BD" w:themeColor="accent1"/>
       </w:pBdr>
       <w:spacing w:before="200" w:after="280"/>
-      <w:ind w:start="936" w:end="936"/>
+      <w:ind w:left="936" w:right="936"/>
     </w:pPr>
     <w:rPr>
       <w:b/>
@@ -9479,7 +11484,7 @@
   </w:style>
   <w:style w:type="paragraph" w:styleId="IndexHeading">
     <w:name w:val="index heading"/>
-    <w:basedOn w:val="Ttulo"/>
+    <w:basedOn w:val="Ttulouser"/>
     <w:pPr/>
     <w:rPr/>
   </w:style>
@@ -9497,8 +11502,8 @@
     </w:pPr>
     <w:rPr/>
   </w:style>
-  <w:style w:type="paragraph" w:styleId="Contedodatabela">
-    <w:name w:val="Conteúdo da tabela"/>
+  <w:style w:type="paragraph" w:styleId="Contedodatabelauser">
+    <w:name w:val="Conteúdo da tabela (user)"/>
     <w:basedOn w:val="Normal"/>
     <w:qFormat/>
     <w:pPr>
@@ -9507,9 +11512,9 @@
     </w:pPr>
     <w:rPr/>
   </w:style>
-  <w:style w:type="paragraph" w:styleId="Ttulodetabela">
-    <w:name w:val="Título de tabela"/>
-    <w:basedOn w:val="Contedodatabela"/>
+  <w:style w:type="paragraph" w:styleId="Ttulodetabelauser">
+    <w:name w:val="Título de tabela (user)"/>
+    <w:basedOn w:val="Contedodatabelauser"/>
     <w:qFormat/>
     <w:pPr>
       <w:suppressLineNumbers/>
@@ -9520,8 +11525,8 @@
       <w:bCs/>
     </w:rPr>
   </w:style>
-  <w:style w:type="numbering" w:styleId="Semlista" w:default="1">
-    <w:name w:val="Sem lista"/>
+  <w:style w:type="numbering" w:styleId="Semlistauser" w:default="1">
+    <w:name w:val="Sem lista (user)"/>
     <w:uiPriority w:val="99"/>
     <w:semiHidden/>
     <w:unhideWhenUsed/>
@@ -12652,7 +14657,6 @@
       <w:pPr>
         <w:spacing w:before="0" w:after="0" w:line="240" w:lineRule="auto"/>
       </w:pPr>
-      <w:rPr/>
       <w:tblPr/>
       <w:tcPr>
         <w:tcBorders>
@@ -12798,7 +14802,6 @@
       <w:pPr>
         <w:spacing w:before="0" w:after="0" w:line="240" w:lineRule="auto"/>
       </w:pPr>
-      <w:rPr/>
       <w:tblPr/>
       <w:tcPr>
         <w:tcBorders>
@@ -12944,7 +14947,6 @@
       <w:pPr>
         <w:spacing w:before="0" w:after="0" w:line="240" w:lineRule="auto"/>
       </w:pPr>
-      <w:rPr/>
       <w:tblPr/>
       <w:tcPr>
         <w:tcBorders>
@@ -13090,7 +15092,6 @@
       <w:pPr>
         <w:spacing w:before="0" w:after="0" w:line="240" w:lineRule="auto"/>
       </w:pPr>
-      <w:rPr/>
       <w:tblPr/>
       <w:tcPr>
         <w:tcBorders>
@@ -13236,7 +15237,6 @@
       <w:pPr>
         <w:spacing w:before="0" w:after="0" w:line="240" w:lineRule="auto"/>
       </w:pPr>
-      <w:rPr/>
       <w:tblPr/>
       <w:tcPr>
         <w:tcBorders>
@@ -13382,7 +15382,6 @@
       <w:pPr>
         <w:spacing w:before="0" w:after="0" w:line="240" w:lineRule="auto"/>
       </w:pPr>
-      <w:rPr/>
       <w:tblPr/>
       <w:tcPr>
         <w:tcBorders>
@@ -13528,7 +15527,6 @@
       <w:pPr>
         <w:spacing w:before="0" w:after="0" w:line="240" w:lineRule="auto"/>
       </w:pPr>
-      <w:rPr/>
       <w:tblPr/>
       <w:tcPr>
         <w:tcBorders>
